--- a/docs/word/10_Integracion_Watson_Assistant.docx
+++ b/docs/word/10_Integracion_Watson_Assistant.docx
@@ -2,9 +2,6 @@
 <file path=word/document.xml><?xml version="1.0" encoding="utf-8"?>
 <w:document xmlns:wpc="http://schemas.microsoft.com/office/word/2010/wordprocessingCanvas" xmlns:mo="http://schemas.microsoft.com/office/mac/office/2008/main" xmlns:mc="http://schemas.openxmlformats.org/markup-compatibility/2006" xmlns:mv="urn:schemas-microsoft-com:mac:vml" xmlns:o="urn:schemas-microsoft-com:office:office" xmlns:r="http://schemas.openxmlformats.org/officeDocument/2006/relationships" xmlns:m="http://schemas.openxmlformats.org/officeDocument/2006/math" xmlns:v="urn:schemas-microsoft-com:vml" xmlns:wp14="http://schemas.microsoft.com/office/word/2010/wordprocessingDrawing" xmlns:wp="http://schemas.openxmlformats.org/drawingml/2006/wordprocessingDrawing" xmlns:w10="urn:schemas-microsoft-com:office:word" xmlns:w="http://schemas.openxmlformats.org/wordprocessingml/2006/main" xmlns:w14="http://schemas.microsoft.com/office/word/2010/wordml" xmlns:wpg="http://schemas.microsoft.com/office/word/2010/wordprocessingGroup" xmlns:wpi="http://schemas.microsoft.com/office/word/2010/wordprocessingInk" xmlns:wne="http://schemas.microsoft.com/office/word/2006/wordml" xmlns:wps="http://schemas.microsoft.com/office/word/2010/wordprocessingShape" mc:Ignorable="w14 wp14">
   <w:body>
-    <w:p>
-      <w:pPr/>
-    </w:p>
     <w:p>
       <w:pPr/>
     </w:p>
@@ -14,6 +11,25 @@
         <w:jc w:val="center"/>
       </w:pPr>
       <w:r>
+        <w:rPr>
+          <w:rFonts w:ascii="Arial" w:hAnsi="Arial" w:eastAsia="Arial"/>
+          <w:b/>
+          <w:color w:val="000000"/>
+          <w:sz w:val="22"/>
+        </w:rPr>
+        <w:t>BODEGA NORTE</w:t>
+      </w:r>
+    </w:p>
+    <w:p>
+      <w:pPr>
+        <w:jc w:val="center"/>
+      </w:pPr>
+      <w:r>
+        <w:rPr>
+          <w:rFonts w:ascii="Arial" w:hAnsi="Arial" w:eastAsia="Arial"/>
+          <w:color w:val="000000"/>
+          <w:sz w:val="22"/>
+        </w:rPr>
         <w:t>Especificación de integración con Watson Assistant</w:t>
       </w:r>
     </w:p>
@@ -23,11 +39,12 @@
       </w:pPr>
       <w:r>
         <w:rPr>
-          <w:rFonts w:ascii="Arial" w:hAnsi="Arial"/>
-          <w:color w:val="1F4E79"/>
-          <w:sz w:val="24"/>
+          <w:rFonts w:ascii="Arial" w:hAnsi="Arial" w:eastAsia="Arial"/>
+          <w:b/>
+          <w:color w:val="000000"/>
+          <w:sz w:val="22"/>
         </w:rPr>
-        <w:t>Sistema de inventario y ventas para la bodega Bodega Norte</w:t>
+        <w:t>Experiencias Formativas en Situaciones Reales de Trabajo III (EFSR14908)</w:t>
       </w:r>
     </w:p>
     <w:p>
@@ -36,568 +53,120 @@
       </w:pPr>
       <w:r>
         <w:rPr>
-          <w:rFonts w:ascii="Arial" w:hAnsi="Arial"/>
-          <w:b/>
-          <w:color w:val="10294B"/>
+          <w:rFonts w:ascii="Arial" w:hAnsi="Arial" w:eastAsia="Arial"/>
+          <w:color w:val="000000"/>
           <w:sz w:val="22"/>
         </w:rPr>
-        <w:t>DOCUMENTO ACADÉMICO EDITABLE</w:t>
+        <w:t>Judith Jenny Jimenez Monago</w:t>
       </w:r>
     </w:p>
-    <w:p/>
-    <w:tbl>
-      <w:tblPr>
-        <w:tblW w:type="auto" w:w="0"/>
-        <w:jc w:val="center"/>
-        <w:tblLayout w:type="autofit"/>
-        <w:tblLook w:firstColumn="1" w:firstRow="1" w:lastColumn="0" w:lastRow="0" w:noHBand="0" w:noVBand="1" w:val="04A0"/>
-      </w:tblPr>
-      <w:tblGrid>
-        <w:gridCol w:w="4320"/>
-        <w:gridCol w:w="4320"/>
-      </w:tblGrid>
-      <w:tr>
-        <w:tc>
-          <w:tcPr>
-            <w:tcW w:type="dxa" w:w="4320"/>
-            <w:shd w:fill="EAF0F6"/>
-            <w:tcBorders>
-              <w:top w:val="single" w:sz="4" w:space="0" w:color="D9D9D9"/>
-              <w:left w:val="single" w:sz="4" w:space="0" w:color="D9D9D9"/>
-              <w:bottom w:val="single" w:sz="4" w:space="0" w:color="D9D9D9"/>
-              <w:right w:val="single" w:sz="4" w:space="0" w:color="D9D9D9"/>
-              <w:insideH w:val="single" w:sz="4" w:space="0" w:color="D9D9D9"/>
-              <w:insideV w:val="single" w:sz="4" w:space="0" w:color="D9D9D9"/>
-            </w:tcBorders>
-            <w:tcMar>
-              <w:top w:w="80" w:type="dxa"/>
-              <w:start w:w="100" w:type="dxa"/>
-              <w:bottom w:w="80" w:type="dxa"/>
-              <w:end w:w="100" w:type="dxa"/>
-            </w:tcMar>
-            <w:vAlign w:val="center"/>
-          </w:tcPr>
-          <w:p>
-            <w:r>
-              <w:rPr>
-                <w:rFonts w:ascii="Arial" w:hAnsi="Arial"/>
-                <w:b/>
-                <w:color w:val="10294B"/>
-                <w:sz w:val="20"/>
-              </w:rPr>
-              <w:t>Curso</w:t>
-            </w:r>
-          </w:p>
-        </w:tc>
-        <w:tc>
-          <w:tcPr>
-            <w:tcW w:type="dxa" w:w="4320"/>
-            <w:tcBorders>
-              <w:top w:val="single" w:sz="4" w:space="0" w:color="D9D9D9"/>
-              <w:left w:val="single" w:sz="4" w:space="0" w:color="D9D9D9"/>
-              <w:bottom w:val="single" w:sz="4" w:space="0" w:color="D9D9D9"/>
-              <w:right w:val="single" w:sz="4" w:space="0" w:color="D9D9D9"/>
-              <w:insideH w:val="single" w:sz="4" w:space="0" w:color="D9D9D9"/>
-              <w:insideV w:val="single" w:sz="4" w:space="0" w:color="D9D9D9"/>
-            </w:tcBorders>
-            <w:tcMar>
-              <w:top w:w="80" w:type="dxa"/>
-              <w:start w:w="100" w:type="dxa"/>
-              <w:bottom w:w="80" w:type="dxa"/>
-              <w:end w:w="100" w:type="dxa"/>
-            </w:tcMar>
-            <w:vAlign w:val="center"/>
-          </w:tcPr>
-          <w:p>
-            <w:r>
-              <w:rPr>
-                <w:rFonts w:ascii="Arial" w:hAnsi="Arial"/>
-                <w:sz w:val="20"/>
-              </w:rPr>
-              <w:t>EFSR14908 – Experiencia Formativa en Situación Real de Trabajo</w:t>
-            </w:r>
-          </w:p>
-        </w:tc>
-      </w:tr>
-      <w:tr>
-        <w:tc>
-          <w:tcPr>
-            <w:tcW w:type="dxa" w:w="4320"/>
-            <w:shd w:fill="EAF0F6"/>
-            <w:tcBorders>
-              <w:top w:val="single" w:sz="4" w:space="0" w:color="D9D9D9"/>
-              <w:left w:val="single" w:sz="4" w:space="0" w:color="D9D9D9"/>
-              <w:bottom w:val="single" w:sz="4" w:space="0" w:color="D9D9D9"/>
-              <w:right w:val="single" w:sz="4" w:space="0" w:color="D9D9D9"/>
-              <w:insideH w:val="single" w:sz="4" w:space="0" w:color="D9D9D9"/>
-              <w:insideV w:val="single" w:sz="4" w:space="0" w:color="D9D9D9"/>
-            </w:tcBorders>
-            <w:tcMar>
-              <w:top w:w="80" w:type="dxa"/>
-              <w:start w:w="100" w:type="dxa"/>
-              <w:bottom w:w="80" w:type="dxa"/>
-              <w:end w:w="100" w:type="dxa"/>
-            </w:tcMar>
-            <w:vAlign w:val="center"/>
-          </w:tcPr>
-          <w:p>
-            <w:r>
-              <w:rPr>
-                <w:rFonts w:ascii="Arial" w:hAnsi="Arial"/>
-                <w:b/>
-                <w:color w:val="10294B"/>
-                <w:sz w:val="20"/>
-              </w:rPr>
-              <w:t>Docente</w:t>
-            </w:r>
-          </w:p>
-        </w:tc>
-        <w:tc>
-          <w:tcPr>
-            <w:tcW w:type="dxa" w:w="4320"/>
-            <w:tcBorders>
-              <w:top w:val="single" w:sz="4" w:space="0" w:color="D9D9D9"/>
-              <w:left w:val="single" w:sz="4" w:space="0" w:color="D9D9D9"/>
-              <w:bottom w:val="single" w:sz="4" w:space="0" w:color="D9D9D9"/>
-              <w:right w:val="single" w:sz="4" w:space="0" w:color="D9D9D9"/>
-              <w:insideH w:val="single" w:sz="4" w:space="0" w:color="D9D9D9"/>
-              <w:insideV w:val="single" w:sz="4" w:space="0" w:color="D9D9D9"/>
-            </w:tcBorders>
-            <w:tcMar>
-              <w:top w:w="80" w:type="dxa"/>
-              <w:start w:w="100" w:type="dxa"/>
-              <w:bottom w:w="80" w:type="dxa"/>
-              <w:end w:w="100" w:type="dxa"/>
-            </w:tcMar>
-            <w:vAlign w:val="center"/>
-          </w:tcPr>
-          <w:p>
-            <w:r>
-              <w:rPr>
-                <w:rFonts w:ascii="Arial" w:hAnsi="Arial"/>
-                <w:sz w:val="20"/>
-              </w:rPr>
-              <w:t>Judith Jiménez Monago</w:t>
-            </w:r>
-          </w:p>
-        </w:tc>
-      </w:tr>
-      <w:tr>
-        <w:tc>
-          <w:tcPr>
-            <w:tcW w:type="dxa" w:w="4320"/>
-            <w:shd w:fill="EAF0F6"/>
-            <w:tcBorders>
-              <w:top w:val="single" w:sz="4" w:space="0" w:color="D9D9D9"/>
-              <w:left w:val="single" w:sz="4" w:space="0" w:color="D9D9D9"/>
-              <w:bottom w:val="single" w:sz="4" w:space="0" w:color="D9D9D9"/>
-              <w:right w:val="single" w:sz="4" w:space="0" w:color="D9D9D9"/>
-              <w:insideH w:val="single" w:sz="4" w:space="0" w:color="D9D9D9"/>
-              <w:insideV w:val="single" w:sz="4" w:space="0" w:color="D9D9D9"/>
-            </w:tcBorders>
-            <w:tcMar>
-              <w:top w:w="80" w:type="dxa"/>
-              <w:start w:w="100" w:type="dxa"/>
-              <w:bottom w:w="80" w:type="dxa"/>
-              <w:end w:w="100" w:type="dxa"/>
-            </w:tcMar>
-            <w:vAlign w:val="center"/>
-          </w:tcPr>
-          <w:p>
-            <w:r>
-              <w:rPr>
-                <w:rFonts w:ascii="Arial" w:hAnsi="Arial"/>
-                <w:b/>
-                <w:color w:val="10294B"/>
-                <w:sz w:val="20"/>
-              </w:rPr>
-              <w:t>Periodo</w:t>
-            </w:r>
-          </w:p>
-        </w:tc>
-        <w:tc>
-          <w:tcPr>
-            <w:tcW w:type="dxa" w:w="4320"/>
-            <w:tcBorders>
-              <w:top w:val="single" w:sz="4" w:space="0" w:color="D9D9D9"/>
-              <w:left w:val="single" w:sz="4" w:space="0" w:color="D9D9D9"/>
-              <w:bottom w:val="single" w:sz="4" w:space="0" w:color="D9D9D9"/>
-              <w:right w:val="single" w:sz="4" w:space="0" w:color="D9D9D9"/>
-              <w:insideH w:val="single" w:sz="4" w:space="0" w:color="D9D9D9"/>
-              <w:insideV w:val="single" w:sz="4" w:space="0" w:color="D9D9D9"/>
-            </w:tcBorders>
-            <w:tcMar>
-              <w:top w:w="80" w:type="dxa"/>
-              <w:start w:w="100" w:type="dxa"/>
-              <w:bottom w:w="80" w:type="dxa"/>
-              <w:end w:w="100" w:type="dxa"/>
-            </w:tcMar>
-            <w:vAlign w:val="center"/>
-          </w:tcPr>
-          <w:p>
-            <w:r>
-              <w:rPr>
-                <w:rFonts w:ascii="Arial" w:hAnsi="Arial"/>
-                <w:sz w:val="20"/>
-              </w:rPr>
-              <w:t>Periodo académico 2026</w:t>
-            </w:r>
-          </w:p>
-        </w:tc>
-      </w:tr>
-      <w:tr>
-        <w:tc>
-          <w:tcPr>
-            <w:tcW w:type="dxa" w:w="4320"/>
-            <w:shd w:fill="EAF0F6"/>
-            <w:tcBorders>
-              <w:top w:val="single" w:sz="4" w:space="0" w:color="D9D9D9"/>
-              <w:left w:val="single" w:sz="4" w:space="0" w:color="D9D9D9"/>
-              <w:bottom w:val="single" w:sz="4" w:space="0" w:color="D9D9D9"/>
-              <w:right w:val="single" w:sz="4" w:space="0" w:color="D9D9D9"/>
-              <w:insideH w:val="single" w:sz="4" w:space="0" w:color="D9D9D9"/>
-              <w:insideV w:val="single" w:sz="4" w:space="0" w:color="D9D9D9"/>
-            </w:tcBorders>
-            <w:tcMar>
-              <w:top w:w="80" w:type="dxa"/>
-              <w:start w:w="100" w:type="dxa"/>
-              <w:bottom w:w="80" w:type="dxa"/>
-              <w:end w:w="100" w:type="dxa"/>
-            </w:tcMar>
-            <w:vAlign w:val="center"/>
-          </w:tcPr>
-          <w:p>
-            <w:r>
-              <w:rPr>
-                <w:rFonts w:ascii="Arial" w:hAnsi="Arial"/>
-                <w:b/>
-                <w:color w:val="10294B"/>
-                <w:sz w:val="20"/>
-              </w:rPr>
-              <w:t>Entregable</w:t>
-            </w:r>
-          </w:p>
-        </w:tc>
-        <w:tc>
-          <w:tcPr>
-            <w:tcW w:type="dxa" w:w="4320"/>
-            <w:tcBorders>
-              <w:top w:val="single" w:sz="4" w:space="0" w:color="D9D9D9"/>
-              <w:left w:val="single" w:sz="4" w:space="0" w:color="D9D9D9"/>
-              <w:bottom w:val="single" w:sz="4" w:space="0" w:color="D9D9D9"/>
-              <w:right w:val="single" w:sz="4" w:space="0" w:color="D9D9D9"/>
-              <w:insideH w:val="single" w:sz="4" w:space="0" w:color="D9D9D9"/>
-              <w:insideV w:val="single" w:sz="4" w:space="0" w:color="D9D9D9"/>
-            </w:tcBorders>
-            <w:tcMar>
-              <w:top w:w="80" w:type="dxa"/>
-              <w:start w:w="100" w:type="dxa"/>
-              <w:bottom w:w="80" w:type="dxa"/>
-              <w:end w:w="100" w:type="dxa"/>
-            </w:tcMar>
-            <w:vAlign w:val="center"/>
-          </w:tcPr>
-          <w:p>
-            <w:r>
-              <w:rPr>
-                <w:rFonts w:ascii="Arial" w:hAnsi="Arial"/>
-                <w:sz w:val="20"/>
-              </w:rPr>
-              <w:t>Contrato funcional y técnico para una fase posterior</w:t>
-            </w:r>
-          </w:p>
-        </w:tc>
-      </w:tr>
-      <w:tr>
-        <w:tc>
-          <w:tcPr>
-            <w:tcW w:type="dxa" w:w="4320"/>
-            <w:shd w:fill="EAF0F6"/>
-            <w:tcBorders>
-              <w:top w:val="single" w:sz="4" w:space="0" w:color="D9D9D9"/>
-              <w:left w:val="single" w:sz="4" w:space="0" w:color="D9D9D9"/>
-              <w:bottom w:val="single" w:sz="4" w:space="0" w:color="D9D9D9"/>
-              <w:right w:val="single" w:sz="4" w:space="0" w:color="D9D9D9"/>
-              <w:insideH w:val="single" w:sz="4" w:space="0" w:color="D9D9D9"/>
-              <w:insideV w:val="single" w:sz="4" w:space="0" w:color="D9D9D9"/>
-            </w:tcBorders>
-            <w:tcMar>
-              <w:top w:w="80" w:type="dxa"/>
-              <w:start w:w="100" w:type="dxa"/>
-              <w:bottom w:w="80" w:type="dxa"/>
-              <w:end w:w="100" w:type="dxa"/>
-            </w:tcMar>
-            <w:vAlign w:val="center"/>
-          </w:tcPr>
-          <w:p>
-            <w:r>
-              <w:rPr>
-                <w:rFonts w:ascii="Arial" w:hAnsi="Arial"/>
-                <w:b/>
-                <w:color w:val="10294B"/>
-                <w:sz w:val="20"/>
-              </w:rPr>
-              <w:t>Estudiante / integrantes</w:t>
-            </w:r>
-          </w:p>
-        </w:tc>
-        <w:tc>
-          <w:tcPr>
-            <w:tcW w:type="dxa" w:w="4320"/>
-            <w:tcBorders>
-              <w:top w:val="single" w:sz="4" w:space="0" w:color="D9D9D9"/>
-              <w:left w:val="single" w:sz="4" w:space="0" w:color="D9D9D9"/>
-              <w:bottom w:val="single" w:sz="4" w:space="0" w:color="D9D9D9"/>
-              <w:right w:val="single" w:sz="4" w:space="0" w:color="D9D9D9"/>
-              <w:insideH w:val="single" w:sz="4" w:space="0" w:color="D9D9D9"/>
-              <w:insideV w:val="single" w:sz="4" w:space="0" w:color="D9D9D9"/>
-            </w:tcBorders>
-            <w:tcMar>
-              <w:top w:w="80" w:type="dxa"/>
-              <w:start w:w="100" w:type="dxa"/>
-              <w:bottom w:w="80" w:type="dxa"/>
-              <w:end w:w="100" w:type="dxa"/>
-            </w:tcMar>
-            <w:vAlign w:val="center"/>
-          </w:tcPr>
-          <w:p>
-            <w:r>
-              <w:rPr>
-                <w:rFonts w:ascii="Arial" w:hAnsi="Arial"/>
-                <w:sz w:val="20"/>
-              </w:rPr>
-              <w:t>[Completar]</w:t>
-            </w:r>
-          </w:p>
-        </w:tc>
-      </w:tr>
-      <w:tr>
-        <w:tc>
-          <w:tcPr>
-            <w:tcW w:type="dxa" w:w="4320"/>
-            <w:shd w:fill="EAF0F6"/>
-            <w:tcBorders>
-              <w:top w:val="single" w:sz="4" w:space="0" w:color="D9D9D9"/>
-              <w:left w:val="single" w:sz="4" w:space="0" w:color="D9D9D9"/>
-              <w:bottom w:val="single" w:sz="4" w:space="0" w:color="D9D9D9"/>
-              <w:right w:val="single" w:sz="4" w:space="0" w:color="D9D9D9"/>
-              <w:insideH w:val="single" w:sz="4" w:space="0" w:color="D9D9D9"/>
-              <w:insideV w:val="single" w:sz="4" w:space="0" w:color="D9D9D9"/>
-            </w:tcBorders>
-            <w:tcMar>
-              <w:top w:w="80" w:type="dxa"/>
-              <w:start w:w="100" w:type="dxa"/>
-              <w:bottom w:w="80" w:type="dxa"/>
-              <w:end w:w="100" w:type="dxa"/>
-            </w:tcMar>
-            <w:vAlign w:val="center"/>
-          </w:tcPr>
-          <w:p>
-            <w:r>
-              <w:rPr>
-                <w:rFonts w:ascii="Arial" w:hAnsi="Arial"/>
-                <w:b/>
-                <w:color w:val="10294B"/>
-                <w:sz w:val="20"/>
-              </w:rPr>
-              <w:t>Coordinador del proyecto</w:t>
-            </w:r>
-          </w:p>
-        </w:tc>
-        <w:tc>
-          <w:tcPr>
-            <w:tcW w:type="dxa" w:w="4320"/>
-            <w:tcBorders>
-              <w:top w:val="single" w:sz="4" w:space="0" w:color="D9D9D9"/>
-              <w:left w:val="single" w:sz="4" w:space="0" w:color="D9D9D9"/>
-              <w:bottom w:val="single" w:sz="4" w:space="0" w:color="D9D9D9"/>
-              <w:right w:val="single" w:sz="4" w:space="0" w:color="D9D9D9"/>
-              <w:insideH w:val="single" w:sz="4" w:space="0" w:color="D9D9D9"/>
-              <w:insideV w:val="single" w:sz="4" w:space="0" w:color="D9D9D9"/>
-            </w:tcBorders>
-            <w:tcMar>
-              <w:top w:w="80" w:type="dxa"/>
-              <w:start w:w="100" w:type="dxa"/>
-              <w:bottom w:w="80" w:type="dxa"/>
-              <w:end w:w="100" w:type="dxa"/>
-            </w:tcMar>
-            <w:vAlign w:val="center"/>
-          </w:tcPr>
-          <w:p>
-            <w:r>
-              <w:rPr>
-                <w:rFonts w:ascii="Arial" w:hAnsi="Arial"/>
-                <w:sz w:val="20"/>
-              </w:rPr>
-              <w:t>[Completar]</w:t>
-            </w:r>
-          </w:p>
-        </w:tc>
-      </w:tr>
-      <w:tr>
-        <w:tc>
-          <w:tcPr>
-            <w:tcW w:type="dxa" w:w="4320"/>
-            <w:shd w:fill="EAF0F6"/>
-            <w:tcBorders>
-              <w:top w:val="single" w:sz="4" w:space="0" w:color="D9D9D9"/>
-              <w:left w:val="single" w:sz="4" w:space="0" w:color="D9D9D9"/>
-              <w:bottom w:val="single" w:sz="4" w:space="0" w:color="D9D9D9"/>
-              <w:right w:val="single" w:sz="4" w:space="0" w:color="D9D9D9"/>
-              <w:insideH w:val="single" w:sz="4" w:space="0" w:color="D9D9D9"/>
-              <w:insideV w:val="single" w:sz="4" w:space="0" w:color="D9D9D9"/>
-            </w:tcBorders>
-            <w:tcMar>
-              <w:top w:w="80" w:type="dxa"/>
-              <w:start w:w="100" w:type="dxa"/>
-              <w:bottom w:w="80" w:type="dxa"/>
-              <w:end w:w="100" w:type="dxa"/>
-            </w:tcMar>
-            <w:vAlign w:val="center"/>
-          </w:tcPr>
-          <w:p>
-            <w:r>
-              <w:rPr>
-                <w:rFonts w:ascii="Arial" w:hAnsi="Arial"/>
-                <w:b/>
-                <w:color w:val="10294B"/>
-                <w:sz w:val="20"/>
-              </w:rPr>
-              <w:t>Institución / bodega</w:t>
-            </w:r>
-          </w:p>
-        </w:tc>
-        <w:tc>
-          <w:tcPr>
-            <w:tcW w:type="dxa" w:w="4320"/>
-            <w:tcBorders>
-              <w:top w:val="single" w:sz="4" w:space="0" w:color="D9D9D9"/>
-              <w:left w:val="single" w:sz="4" w:space="0" w:color="D9D9D9"/>
-              <w:bottom w:val="single" w:sz="4" w:space="0" w:color="D9D9D9"/>
-              <w:right w:val="single" w:sz="4" w:space="0" w:color="D9D9D9"/>
-              <w:insideH w:val="single" w:sz="4" w:space="0" w:color="D9D9D9"/>
-              <w:insideV w:val="single" w:sz="4" w:space="0" w:color="D9D9D9"/>
-            </w:tcBorders>
-            <w:tcMar>
-              <w:top w:w="80" w:type="dxa"/>
-              <w:start w:w="100" w:type="dxa"/>
-              <w:bottom w:w="80" w:type="dxa"/>
-              <w:end w:w="100" w:type="dxa"/>
-            </w:tcMar>
-            <w:vAlign w:val="center"/>
-          </w:tcPr>
-          <w:p>
-            <w:r>
-              <w:rPr>
-                <w:rFonts w:ascii="Arial" w:hAnsi="Arial"/>
-                <w:sz w:val="20"/>
-              </w:rPr>
-              <w:t>Bodega Norte – [completar ubicación]</w:t>
-            </w:r>
-          </w:p>
-        </w:tc>
-      </w:tr>
-      <w:tr>
-        <w:tc>
-          <w:tcPr>
-            <w:tcW w:type="dxa" w:w="4320"/>
-            <w:shd w:fill="EAF0F6"/>
-            <w:tcBorders>
-              <w:top w:val="single" w:sz="4" w:space="0" w:color="D9D9D9"/>
-              <w:left w:val="single" w:sz="4" w:space="0" w:color="D9D9D9"/>
-              <w:bottom w:val="single" w:sz="4" w:space="0" w:color="D9D9D9"/>
-              <w:right w:val="single" w:sz="4" w:space="0" w:color="D9D9D9"/>
-              <w:insideH w:val="single" w:sz="4" w:space="0" w:color="D9D9D9"/>
-              <w:insideV w:val="single" w:sz="4" w:space="0" w:color="D9D9D9"/>
-            </w:tcBorders>
-            <w:tcMar>
-              <w:top w:w="80" w:type="dxa"/>
-              <w:start w:w="100" w:type="dxa"/>
-              <w:bottom w:w="80" w:type="dxa"/>
-              <w:end w:w="100" w:type="dxa"/>
-            </w:tcMar>
-            <w:vAlign w:val="center"/>
-          </w:tcPr>
-          <w:p>
-            <w:r>
-              <w:rPr>
-                <w:rFonts w:ascii="Arial" w:hAnsi="Arial"/>
-                <w:b/>
-                <w:color w:val="10294B"/>
-                <w:sz w:val="20"/>
-              </w:rPr>
-              <w:t>Fecha de entrega</w:t>
-            </w:r>
-          </w:p>
-        </w:tc>
-        <w:tc>
-          <w:tcPr>
-            <w:tcW w:type="dxa" w:w="4320"/>
-            <w:tcBorders>
-              <w:top w:val="single" w:sz="4" w:space="0" w:color="D9D9D9"/>
-              <w:left w:val="single" w:sz="4" w:space="0" w:color="D9D9D9"/>
-              <w:bottom w:val="single" w:sz="4" w:space="0" w:color="D9D9D9"/>
-              <w:right w:val="single" w:sz="4" w:space="0" w:color="D9D9D9"/>
-              <w:insideH w:val="single" w:sz="4" w:space="0" w:color="D9D9D9"/>
-              <w:insideV w:val="single" w:sz="4" w:space="0" w:color="D9D9D9"/>
-            </w:tcBorders>
-            <w:tcMar>
-              <w:top w:w="80" w:type="dxa"/>
-              <w:start w:w="100" w:type="dxa"/>
-              <w:bottom w:w="80" w:type="dxa"/>
-              <w:end w:w="100" w:type="dxa"/>
-            </w:tcMar>
-            <w:vAlign w:val="center"/>
-          </w:tcPr>
-          <w:p>
-            <w:r>
-              <w:rPr>
-                <w:rFonts w:ascii="Arial" w:hAnsi="Arial"/>
-                <w:sz w:val="20"/>
-              </w:rPr>
-              <w:t>[Completar]</w:t>
-            </w:r>
-          </w:p>
-        </w:tc>
-      </w:tr>
-    </w:tbl>
-    <w:p/>
     <w:p>
       <w:pPr>
         <w:jc w:val="center"/>
       </w:pPr>
       <w:r>
         <w:rPr>
-          <w:i/>
-          <w:color w:val="6B7280"/>
-          <w:sz w:val="18"/>
+          <w:rFonts w:ascii="Arial" w:hAnsi="Arial" w:eastAsia="Arial"/>
+          <w:color w:val="000000"/>
+          <w:sz w:val="22"/>
         </w:rPr>
-        <w:t>Elaborado a partir de la estructura y criterios indicados en los documentos de referencia del curso.</w:t>
+        <w:t>Ciclo cuarto | Periodo 2026 | Semestre no consignado en los documentos recibidos</w:t>
+      </w:r>
+    </w:p>
+    <w:p>
+      <w:pPr>
+        <w:jc w:val="center"/>
+      </w:pPr>
+      <w:r>
+        <w:rPr>
+          <w:rFonts w:ascii="Arial" w:hAnsi="Arial" w:eastAsia="Arial"/>
+          <w:color w:val="000000"/>
+          <w:sz w:val="22"/>
+        </w:rPr>
+        <w:t>Grupo 10</w:t>
+      </w:r>
+    </w:p>
+    <w:p/>
+    <w:p>
+      <w:pPr>
+        <w:jc w:val="left"/>
+      </w:pPr>
+      <w:r>
+        <w:rPr>
+          <w:rFonts w:ascii="Arial" w:hAnsi="Arial" w:eastAsia="Arial"/>
+          <w:color w:val="000000"/>
+          <w:sz w:val="22"/>
+        </w:rPr>
+        <w:t>Coordinador: Gonzalo Yoel Choque Becerra</w:t>
       </w:r>
     </w:p>
     <w:p>
       <w:r>
+        <w:rPr>
+          <w:rFonts w:ascii="Arial" w:hAnsi="Arial" w:eastAsia="Arial"/>
+          <w:color w:val="000000"/>
+          <w:sz w:val="22"/>
+        </w:rPr>
+        <w:t>Integrantes: Adrian Alexander Berrocal Villanueva; Lalo Alessandro Eugenio Montalvo; Juan Diego Romero Peralta</w:t>
+      </w:r>
+    </w:p>
+    <w:p>
+      <w:r>
+        <w:rPr>
+          <w:rFonts w:ascii="Arial" w:hAnsi="Arial" w:eastAsia="Arial"/>
+          <w:color w:val="000000"/>
+          <w:sz w:val="22"/>
+        </w:rPr>
+        <w:t>Fecha de elaboración: 4 de octubre de 2026</w:t>
+      </w:r>
+    </w:p>
+    <w:p>
+      <w:r>
+        <w:rPr>
+          <w:rFonts w:ascii="Arial" w:hAnsi="Arial" w:eastAsia="Arial"/>
+          <w:color w:val="000000"/>
+          <w:sz w:val="22"/>
+        </w:rPr>
         <w:br w:type="page"/>
       </w:r>
     </w:p>
     <w:p>
       <w:pPr>
         <w:pStyle w:val="Heading1"/>
+        <w:keepNext/>
+        <w:keepLines/>
       </w:pPr>
       <w:r>
+        <w:rPr>
+          <w:rFonts w:ascii="Arial" w:hAnsi="Arial" w:eastAsia="Arial"/>
+          <w:color w:val="000000"/>
+          <w:sz w:val="22"/>
+        </w:rPr>
         <w:t>1. Propósito</w:t>
       </w:r>
     </w:p>
     <w:p>
       <w:r>
+        <w:rPr>
+          <w:rFonts w:ascii="Arial" w:hAnsi="Arial" w:eastAsia="Arial"/>
+          <w:color w:val="000000"/>
+          <w:sz w:val="22"/>
+        </w:rPr>
         <w:t>Este documento define cómo incorporar un asistente conversacional al sistema Bodega Norte. La versión actual incluye un asistente offline demostrativo; este diseño permite conectar Watson Assistant sin exponer credenciales ni reglas internas en el navegador.</w:t>
       </w:r>
     </w:p>
     <w:p>
       <w:pPr>
         <w:pStyle w:val="Heading1"/>
+        <w:keepNext/>
+        <w:keepLines/>
       </w:pPr>
       <w:r>
+        <w:rPr>
+          <w:rFonts w:ascii="Arial" w:hAnsi="Arial" w:eastAsia="Arial"/>
+          <w:color w:val="000000"/>
+          <w:sz w:val="22"/>
+        </w:rPr>
         <w:t>2. Intents propuestos</w:t>
       </w:r>
     </w:p>
@@ -615,19 +184,20 @@
       </w:tblGrid>
       <w:tr>
         <w:trPr>
+          <w:cantSplit/>
           <w:tblHeader w:val="true"/>
         </w:trPr>
         <w:tc>
           <w:tcPr>
             <w:tcW w:type="dxa" w:w="2880"/>
-            <w:shd w:fill="10294B"/>
+            <w:shd w:fill="000000"/>
             <w:tcBorders>
-              <w:top w:val="single" w:sz="4" w:space="0" w:color="10294B"/>
-              <w:left w:val="single" w:sz="4" w:space="0" w:color="10294B"/>
-              <w:bottom w:val="single" w:sz="4" w:space="0" w:color="10294B"/>
-              <w:right w:val="single" w:sz="4" w:space="0" w:color="10294B"/>
-              <w:insideH w:val="single" w:sz="4" w:space="0" w:color="10294B"/>
-              <w:insideV w:val="single" w:sz="4" w:space="0" w:color="10294B"/>
+              <w:top w:val="single" w:sz="4" w:space="0" w:color="000000"/>
+              <w:left w:val="single" w:sz="4" w:space="0" w:color="000000"/>
+              <w:bottom w:val="single" w:sz="4" w:space="0" w:color="000000"/>
+              <w:right w:val="single" w:sz="4" w:space="0" w:color="000000"/>
+              <w:insideH w:val="single" w:sz="4" w:space="0" w:color="000000"/>
+              <w:insideV w:val="single" w:sz="4" w:space="0" w:color="000000"/>
             </w:tcBorders>
             <w:tcMar>
               <w:top w:w="80" w:type="dxa"/>
@@ -637,12 +207,15 @@
             </w:tcMar>
           </w:tcPr>
           <w:p>
+            <w:pPr>
+              <w:keepNext/>
+            </w:pPr>
             <w:r>
               <w:rPr>
-                <w:rFonts w:ascii="Arial" w:hAnsi="Arial"/>
+                <w:rFonts w:ascii="Arial" w:hAnsi="Arial" w:eastAsia="Arial"/>
                 <w:b/>
                 <w:color w:val="FFFFFF"/>
-                <w:sz w:val="18"/>
+                <w:sz w:val="22"/>
               </w:rPr>
               <w:t>Intent</w:t>
             </w:r>
@@ -651,14 +224,14 @@
         <w:tc>
           <w:tcPr>
             <w:tcW w:type="dxa" w:w="2880"/>
-            <w:shd w:fill="10294B"/>
+            <w:shd w:fill="000000"/>
             <w:tcBorders>
-              <w:top w:val="single" w:sz="4" w:space="0" w:color="10294B"/>
-              <w:left w:val="single" w:sz="4" w:space="0" w:color="10294B"/>
-              <w:bottom w:val="single" w:sz="4" w:space="0" w:color="10294B"/>
-              <w:right w:val="single" w:sz="4" w:space="0" w:color="10294B"/>
-              <w:insideH w:val="single" w:sz="4" w:space="0" w:color="10294B"/>
-              <w:insideV w:val="single" w:sz="4" w:space="0" w:color="10294B"/>
+              <w:top w:val="single" w:sz="4" w:space="0" w:color="000000"/>
+              <w:left w:val="single" w:sz="4" w:space="0" w:color="000000"/>
+              <w:bottom w:val="single" w:sz="4" w:space="0" w:color="000000"/>
+              <w:right w:val="single" w:sz="4" w:space="0" w:color="000000"/>
+              <w:insideH w:val="single" w:sz="4" w:space="0" w:color="000000"/>
+              <w:insideV w:val="single" w:sz="4" w:space="0" w:color="000000"/>
             </w:tcBorders>
             <w:tcMar>
               <w:top w:w="80" w:type="dxa"/>
@@ -668,12 +241,15 @@
             </w:tcMar>
           </w:tcPr>
           <w:p>
+            <w:pPr>
+              <w:keepNext/>
+            </w:pPr>
             <w:r>
               <w:rPr>
-                <w:rFonts w:ascii="Arial" w:hAnsi="Arial"/>
+                <w:rFonts w:ascii="Arial" w:hAnsi="Arial" w:eastAsia="Arial"/>
                 <w:b/>
                 <w:color w:val="FFFFFF"/>
-                <w:sz w:val="18"/>
+                <w:sz w:val="22"/>
               </w:rPr>
               <w:t>Ejemplos</w:t>
             </w:r>
@@ -682,14 +258,14 @@
         <w:tc>
           <w:tcPr>
             <w:tcW w:type="dxa" w:w="2880"/>
-            <w:shd w:fill="10294B"/>
+            <w:shd w:fill="000000"/>
             <w:tcBorders>
-              <w:top w:val="single" w:sz="4" w:space="0" w:color="10294B"/>
-              <w:left w:val="single" w:sz="4" w:space="0" w:color="10294B"/>
-              <w:bottom w:val="single" w:sz="4" w:space="0" w:color="10294B"/>
-              <w:right w:val="single" w:sz="4" w:space="0" w:color="10294B"/>
-              <w:insideH w:val="single" w:sz="4" w:space="0" w:color="10294B"/>
-              <w:insideV w:val="single" w:sz="4" w:space="0" w:color="10294B"/>
+              <w:top w:val="single" w:sz="4" w:space="0" w:color="000000"/>
+              <w:left w:val="single" w:sz="4" w:space="0" w:color="000000"/>
+              <w:bottom w:val="single" w:sz="4" w:space="0" w:color="000000"/>
+              <w:right w:val="single" w:sz="4" w:space="0" w:color="000000"/>
+              <w:insideH w:val="single" w:sz="4" w:space="0" w:color="000000"/>
+              <w:insideV w:val="single" w:sz="4" w:space="0" w:color="000000"/>
             </w:tcBorders>
             <w:tcMar>
               <w:top w:w="80" w:type="dxa"/>
@@ -699,12 +275,15 @@
             </w:tcMar>
           </w:tcPr>
           <w:p>
+            <w:pPr>
+              <w:keepNext/>
+            </w:pPr>
             <w:r>
               <w:rPr>
-                <w:rFonts w:ascii="Arial" w:hAnsi="Arial"/>
+                <w:rFonts w:ascii="Arial" w:hAnsi="Arial" w:eastAsia="Arial"/>
                 <w:b/>
                 <w:color w:val="FFFFFF"/>
-                <w:sz w:val="18"/>
+                <w:sz w:val="22"/>
               </w:rPr>
               <w:t>Respuesta esperada</w:t>
             </w:r>
@@ -712,17 +291,20 @@
         </w:tc>
       </w:tr>
       <w:tr>
+        <w:trPr>
+          <w:cantSplit/>
+        </w:trPr>
         <w:tc>
           <w:tcPr>
             <w:tcW w:type="dxa" w:w="2880"/>
-            <w:shd w:fill="F7F9FB"/>
+            <w:shd w:fill="FFFFFF"/>
             <w:tcBorders>
-              <w:top w:val="single" w:sz="4" w:space="0" w:color="D9D9D9"/>
-              <w:left w:val="single" w:sz="4" w:space="0" w:color="D9D9D9"/>
-              <w:bottom w:val="single" w:sz="4" w:space="0" w:color="D9D9D9"/>
-              <w:right w:val="single" w:sz="4" w:space="0" w:color="D9D9D9"/>
-              <w:insideH w:val="single" w:sz="4" w:space="0" w:color="D9D9D9"/>
-              <w:insideV w:val="single" w:sz="4" w:space="0" w:color="D9D9D9"/>
+              <w:top w:val="single" w:sz="4" w:space="0" w:color="000000"/>
+              <w:left w:val="single" w:sz="4" w:space="0" w:color="000000"/>
+              <w:bottom w:val="single" w:sz="4" w:space="0" w:color="000000"/>
+              <w:right w:val="single" w:sz="4" w:space="0" w:color="000000"/>
+              <w:insideH w:val="single" w:sz="4" w:space="0" w:color="000000"/>
+              <w:insideV w:val="single" w:sz="4" w:space="0" w:color="000000"/>
             </w:tcBorders>
             <w:tcMar>
               <w:top w:w="80" w:type="dxa"/>
@@ -735,9 +317,9 @@
           <w:p>
             <w:r>
               <w:rPr>
-                <w:rFonts w:ascii="Arial" w:hAnsi="Arial"/>
-                <w:color w:val="222222"/>
-                <w:sz w:val="18"/>
+                <w:rFonts w:ascii="Arial" w:hAnsi="Arial" w:eastAsia="Arial"/>
+                <w:color w:val="000000"/>
+                <w:sz w:val="22"/>
               </w:rPr>
               <w:t>stock_bajo</w:t>
             </w:r>
@@ -746,14 +328,14 @@
         <w:tc>
           <w:tcPr>
             <w:tcW w:type="dxa" w:w="2880"/>
-            <w:shd w:fill="F7F9FB"/>
+            <w:shd w:fill="FFFFFF"/>
             <w:tcBorders>
-              <w:top w:val="single" w:sz="4" w:space="0" w:color="D9D9D9"/>
-              <w:left w:val="single" w:sz="4" w:space="0" w:color="D9D9D9"/>
-              <w:bottom w:val="single" w:sz="4" w:space="0" w:color="D9D9D9"/>
-              <w:right w:val="single" w:sz="4" w:space="0" w:color="D9D9D9"/>
-              <w:insideH w:val="single" w:sz="4" w:space="0" w:color="D9D9D9"/>
-              <w:insideV w:val="single" w:sz="4" w:space="0" w:color="D9D9D9"/>
+              <w:top w:val="single" w:sz="4" w:space="0" w:color="000000"/>
+              <w:left w:val="single" w:sz="4" w:space="0" w:color="000000"/>
+              <w:bottom w:val="single" w:sz="4" w:space="0" w:color="000000"/>
+              <w:right w:val="single" w:sz="4" w:space="0" w:color="000000"/>
+              <w:insideH w:val="single" w:sz="4" w:space="0" w:color="000000"/>
+              <w:insideV w:val="single" w:sz="4" w:space="0" w:color="000000"/>
             </w:tcBorders>
             <w:tcMar>
               <w:top w:w="80" w:type="dxa"/>
@@ -766,9 +348,9 @@
           <w:p>
             <w:r>
               <w:rPr>
-                <w:rFonts w:ascii="Arial" w:hAnsi="Arial"/>
-                <w:color w:val="222222"/>
-                <w:sz w:val="18"/>
+                <w:rFonts w:ascii="Arial" w:hAnsi="Arial" w:eastAsia="Arial"/>
+                <w:color w:val="000000"/>
+                <w:sz w:val="22"/>
               </w:rPr>
               <w:t>¿Qué productos están bajos?</w:t>
             </w:r>
@@ -777,14 +359,14 @@
         <w:tc>
           <w:tcPr>
             <w:tcW w:type="dxa" w:w="2880"/>
-            <w:shd w:fill="F7F9FB"/>
+            <w:shd w:fill="FFFFFF"/>
             <w:tcBorders>
-              <w:top w:val="single" w:sz="4" w:space="0" w:color="D9D9D9"/>
-              <w:left w:val="single" w:sz="4" w:space="0" w:color="D9D9D9"/>
-              <w:bottom w:val="single" w:sz="4" w:space="0" w:color="D9D9D9"/>
-              <w:right w:val="single" w:sz="4" w:space="0" w:color="D9D9D9"/>
-              <w:insideH w:val="single" w:sz="4" w:space="0" w:color="D9D9D9"/>
-              <w:insideV w:val="single" w:sz="4" w:space="0" w:color="D9D9D9"/>
+              <w:top w:val="single" w:sz="4" w:space="0" w:color="000000"/>
+              <w:left w:val="single" w:sz="4" w:space="0" w:color="000000"/>
+              <w:bottom w:val="single" w:sz="4" w:space="0" w:color="000000"/>
+              <w:right w:val="single" w:sz="4" w:space="0" w:color="000000"/>
+              <w:insideH w:val="single" w:sz="4" w:space="0" w:color="000000"/>
+              <w:insideV w:val="single" w:sz="4" w:space="0" w:color="000000"/>
             </w:tcBorders>
             <w:tcMar>
               <w:top w:w="80" w:type="dxa"/>
@@ -797,9 +379,9 @@
           <w:p>
             <w:r>
               <w:rPr>
-                <w:rFonts w:ascii="Arial" w:hAnsi="Arial"/>
-                <w:color w:val="222222"/>
-                <w:sz w:val="18"/>
+                <w:rFonts w:ascii="Arial" w:hAnsi="Arial" w:eastAsia="Arial"/>
+                <w:color w:val="000000"/>
+                <w:sz w:val="22"/>
               </w:rPr>
               <w:t>Lista de productos cuyo stock actual está en o debajo del mínimo.</w:t>
             </w:r>
@@ -807,16 +389,20 @@
         </w:tc>
       </w:tr>
       <w:tr>
+        <w:trPr>
+          <w:cantSplit/>
+        </w:trPr>
         <w:tc>
           <w:tcPr>
             <w:tcW w:type="dxa" w:w="2880"/>
+            <w:shd w:fill="FFFFFF"/>
             <w:tcBorders>
-              <w:top w:val="single" w:sz="4" w:space="0" w:color="D9D9D9"/>
-              <w:left w:val="single" w:sz="4" w:space="0" w:color="D9D9D9"/>
-              <w:bottom w:val="single" w:sz="4" w:space="0" w:color="D9D9D9"/>
-              <w:right w:val="single" w:sz="4" w:space="0" w:color="D9D9D9"/>
-              <w:insideH w:val="single" w:sz="4" w:space="0" w:color="D9D9D9"/>
-              <w:insideV w:val="single" w:sz="4" w:space="0" w:color="D9D9D9"/>
+              <w:top w:val="single" w:sz="4" w:space="0" w:color="000000"/>
+              <w:left w:val="single" w:sz="4" w:space="0" w:color="000000"/>
+              <w:bottom w:val="single" w:sz="4" w:space="0" w:color="000000"/>
+              <w:right w:val="single" w:sz="4" w:space="0" w:color="000000"/>
+              <w:insideH w:val="single" w:sz="4" w:space="0" w:color="000000"/>
+              <w:insideV w:val="single" w:sz="4" w:space="0" w:color="000000"/>
             </w:tcBorders>
             <w:tcMar>
               <w:top w:w="80" w:type="dxa"/>
@@ -829,9 +415,9 @@
           <w:p>
             <w:r>
               <w:rPr>
-                <w:rFonts w:ascii="Arial" w:hAnsi="Arial"/>
-                <w:color w:val="222222"/>
-                <w:sz w:val="18"/>
+                <w:rFonts w:ascii="Arial" w:hAnsi="Arial" w:eastAsia="Arial"/>
+                <w:color w:val="000000"/>
+                <w:sz w:val="22"/>
               </w:rPr>
               <w:t>ventas_hoy</w:t>
             </w:r>
@@ -840,13 +426,14 @@
         <w:tc>
           <w:tcPr>
             <w:tcW w:type="dxa" w:w="2880"/>
+            <w:shd w:fill="FFFFFF"/>
             <w:tcBorders>
-              <w:top w:val="single" w:sz="4" w:space="0" w:color="D9D9D9"/>
-              <w:left w:val="single" w:sz="4" w:space="0" w:color="D9D9D9"/>
-              <w:bottom w:val="single" w:sz="4" w:space="0" w:color="D9D9D9"/>
-              <w:right w:val="single" w:sz="4" w:space="0" w:color="D9D9D9"/>
-              <w:insideH w:val="single" w:sz="4" w:space="0" w:color="D9D9D9"/>
-              <w:insideV w:val="single" w:sz="4" w:space="0" w:color="D9D9D9"/>
+              <w:top w:val="single" w:sz="4" w:space="0" w:color="000000"/>
+              <w:left w:val="single" w:sz="4" w:space="0" w:color="000000"/>
+              <w:bottom w:val="single" w:sz="4" w:space="0" w:color="000000"/>
+              <w:right w:val="single" w:sz="4" w:space="0" w:color="000000"/>
+              <w:insideH w:val="single" w:sz="4" w:space="0" w:color="000000"/>
+              <w:insideV w:val="single" w:sz="4" w:space="0" w:color="000000"/>
             </w:tcBorders>
             <w:tcMar>
               <w:top w:w="80" w:type="dxa"/>
@@ -859,9 +446,9 @@
           <w:p>
             <w:r>
               <w:rPr>
-                <w:rFonts w:ascii="Arial" w:hAnsi="Arial"/>
-                <w:color w:val="222222"/>
-                <w:sz w:val="18"/>
+                <w:rFonts w:ascii="Arial" w:hAnsi="Arial" w:eastAsia="Arial"/>
+                <w:color w:val="000000"/>
+                <w:sz w:val="22"/>
               </w:rPr>
               <w:t>¿Cuánto vendimos hoy?</w:t>
             </w:r>
@@ -870,13 +457,14 @@
         <w:tc>
           <w:tcPr>
             <w:tcW w:type="dxa" w:w="2880"/>
+            <w:shd w:fill="FFFFFF"/>
             <w:tcBorders>
-              <w:top w:val="single" w:sz="4" w:space="0" w:color="D9D9D9"/>
-              <w:left w:val="single" w:sz="4" w:space="0" w:color="D9D9D9"/>
-              <w:bottom w:val="single" w:sz="4" w:space="0" w:color="D9D9D9"/>
-              <w:right w:val="single" w:sz="4" w:space="0" w:color="D9D9D9"/>
-              <w:insideH w:val="single" w:sz="4" w:space="0" w:color="D9D9D9"/>
-              <w:insideV w:val="single" w:sz="4" w:space="0" w:color="D9D9D9"/>
+              <w:top w:val="single" w:sz="4" w:space="0" w:color="000000"/>
+              <w:left w:val="single" w:sz="4" w:space="0" w:color="000000"/>
+              <w:bottom w:val="single" w:sz="4" w:space="0" w:color="000000"/>
+              <w:right w:val="single" w:sz="4" w:space="0" w:color="000000"/>
+              <w:insideH w:val="single" w:sz="4" w:space="0" w:color="000000"/>
+              <w:insideV w:val="single" w:sz="4" w:space="0" w:color="000000"/>
             </w:tcBorders>
             <w:tcMar>
               <w:top w:w="80" w:type="dxa"/>
@@ -889,9 +477,9 @@
           <w:p>
             <w:r>
               <w:rPr>
-                <w:rFonts w:ascii="Arial" w:hAnsi="Arial"/>
-                <w:color w:val="222222"/>
-                <w:sz w:val="18"/>
+                <w:rFonts w:ascii="Arial" w:hAnsi="Arial" w:eastAsia="Arial"/>
+                <w:color w:val="000000"/>
+                <w:sz w:val="22"/>
               </w:rPr>
               <w:t>Total de ventas e ingresos del día.</w:t>
             </w:r>
@@ -899,17 +487,20 @@
         </w:tc>
       </w:tr>
       <w:tr>
+        <w:trPr>
+          <w:cantSplit/>
+        </w:trPr>
         <w:tc>
           <w:tcPr>
             <w:tcW w:type="dxa" w:w="2880"/>
-            <w:shd w:fill="F7F9FB"/>
+            <w:shd w:fill="FFFFFF"/>
             <w:tcBorders>
-              <w:top w:val="single" w:sz="4" w:space="0" w:color="D9D9D9"/>
-              <w:left w:val="single" w:sz="4" w:space="0" w:color="D9D9D9"/>
-              <w:bottom w:val="single" w:sz="4" w:space="0" w:color="D9D9D9"/>
-              <w:right w:val="single" w:sz="4" w:space="0" w:color="D9D9D9"/>
-              <w:insideH w:val="single" w:sz="4" w:space="0" w:color="D9D9D9"/>
-              <w:insideV w:val="single" w:sz="4" w:space="0" w:color="D9D9D9"/>
+              <w:top w:val="single" w:sz="4" w:space="0" w:color="000000"/>
+              <w:left w:val="single" w:sz="4" w:space="0" w:color="000000"/>
+              <w:bottom w:val="single" w:sz="4" w:space="0" w:color="000000"/>
+              <w:right w:val="single" w:sz="4" w:space="0" w:color="000000"/>
+              <w:insideH w:val="single" w:sz="4" w:space="0" w:color="000000"/>
+              <w:insideV w:val="single" w:sz="4" w:space="0" w:color="000000"/>
             </w:tcBorders>
             <w:tcMar>
               <w:top w:w="80" w:type="dxa"/>
@@ -922,9 +513,9 @@
           <w:p>
             <w:r>
               <w:rPr>
-                <w:rFonts w:ascii="Arial" w:hAnsi="Arial"/>
-                <w:color w:val="222222"/>
-                <w:sz w:val="18"/>
+                <w:rFonts w:ascii="Arial" w:hAnsi="Arial" w:eastAsia="Arial"/>
+                <w:color w:val="000000"/>
+                <w:sz w:val="22"/>
               </w:rPr>
               <w:t>buscar_producto</w:t>
             </w:r>
@@ -933,14 +524,14 @@
         <w:tc>
           <w:tcPr>
             <w:tcW w:type="dxa" w:w="2880"/>
-            <w:shd w:fill="F7F9FB"/>
+            <w:shd w:fill="FFFFFF"/>
             <w:tcBorders>
-              <w:top w:val="single" w:sz="4" w:space="0" w:color="D9D9D9"/>
-              <w:left w:val="single" w:sz="4" w:space="0" w:color="D9D9D9"/>
-              <w:bottom w:val="single" w:sz="4" w:space="0" w:color="D9D9D9"/>
-              <w:right w:val="single" w:sz="4" w:space="0" w:color="D9D9D9"/>
-              <w:insideH w:val="single" w:sz="4" w:space="0" w:color="D9D9D9"/>
-              <w:insideV w:val="single" w:sz="4" w:space="0" w:color="D9D9D9"/>
+              <w:top w:val="single" w:sz="4" w:space="0" w:color="000000"/>
+              <w:left w:val="single" w:sz="4" w:space="0" w:color="000000"/>
+              <w:bottom w:val="single" w:sz="4" w:space="0" w:color="000000"/>
+              <w:right w:val="single" w:sz="4" w:space="0" w:color="000000"/>
+              <w:insideH w:val="single" w:sz="4" w:space="0" w:color="000000"/>
+              <w:insideV w:val="single" w:sz="4" w:space="0" w:color="000000"/>
             </w:tcBorders>
             <w:tcMar>
               <w:top w:w="80" w:type="dxa"/>
@@ -953,9 +544,9 @@
           <w:p>
             <w:r>
               <w:rPr>
-                <w:rFonts w:ascii="Arial" w:hAnsi="Arial"/>
-                <w:color w:val="222222"/>
-                <w:sz w:val="18"/>
+                <w:rFonts w:ascii="Arial" w:hAnsi="Arial" w:eastAsia="Arial"/>
+                <w:color w:val="000000"/>
+                <w:sz w:val="22"/>
               </w:rPr>
               <w:t>Busca arroz</w:t>
             </w:r>
@@ -964,14 +555,14 @@
         <w:tc>
           <w:tcPr>
             <w:tcW w:type="dxa" w:w="2880"/>
-            <w:shd w:fill="F7F9FB"/>
+            <w:shd w:fill="FFFFFF"/>
             <w:tcBorders>
-              <w:top w:val="single" w:sz="4" w:space="0" w:color="D9D9D9"/>
-              <w:left w:val="single" w:sz="4" w:space="0" w:color="D9D9D9"/>
-              <w:bottom w:val="single" w:sz="4" w:space="0" w:color="D9D9D9"/>
-              <w:right w:val="single" w:sz="4" w:space="0" w:color="D9D9D9"/>
-              <w:insideH w:val="single" w:sz="4" w:space="0" w:color="D9D9D9"/>
-              <w:insideV w:val="single" w:sz="4" w:space="0" w:color="D9D9D9"/>
+              <w:top w:val="single" w:sz="4" w:space="0" w:color="000000"/>
+              <w:left w:val="single" w:sz="4" w:space="0" w:color="000000"/>
+              <w:bottom w:val="single" w:sz="4" w:space="0" w:color="000000"/>
+              <w:right w:val="single" w:sz="4" w:space="0" w:color="000000"/>
+              <w:insideH w:val="single" w:sz="4" w:space="0" w:color="000000"/>
+              <w:insideV w:val="single" w:sz="4" w:space="0" w:color="000000"/>
             </w:tcBorders>
             <w:tcMar>
               <w:top w:w="80" w:type="dxa"/>
@@ -984,9 +575,9 @@
           <w:p>
             <w:r>
               <w:rPr>
-                <w:rFonts w:ascii="Arial" w:hAnsi="Arial"/>
-                <w:color w:val="222222"/>
-                <w:sz w:val="18"/>
+                <w:rFonts w:ascii="Arial" w:hAnsi="Arial" w:eastAsia="Arial"/>
+                <w:color w:val="000000"/>
+                <w:sz w:val="22"/>
               </w:rPr>
               <w:t>Producto, precio y disponibilidad.</w:t>
             </w:r>
@@ -994,16 +585,20 @@
         </w:tc>
       </w:tr>
       <w:tr>
+        <w:trPr>
+          <w:cantSplit/>
+        </w:trPr>
         <w:tc>
           <w:tcPr>
             <w:tcW w:type="dxa" w:w="2880"/>
+            <w:shd w:fill="FFFFFF"/>
             <w:tcBorders>
-              <w:top w:val="single" w:sz="4" w:space="0" w:color="D9D9D9"/>
-              <w:left w:val="single" w:sz="4" w:space="0" w:color="D9D9D9"/>
-              <w:bottom w:val="single" w:sz="4" w:space="0" w:color="D9D9D9"/>
-              <w:right w:val="single" w:sz="4" w:space="0" w:color="D9D9D9"/>
-              <w:insideH w:val="single" w:sz="4" w:space="0" w:color="D9D9D9"/>
-              <w:insideV w:val="single" w:sz="4" w:space="0" w:color="D9D9D9"/>
+              <w:top w:val="single" w:sz="4" w:space="0" w:color="000000"/>
+              <w:left w:val="single" w:sz="4" w:space="0" w:color="000000"/>
+              <w:bottom w:val="single" w:sz="4" w:space="0" w:color="000000"/>
+              <w:right w:val="single" w:sz="4" w:space="0" w:color="000000"/>
+              <w:insideH w:val="single" w:sz="4" w:space="0" w:color="000000"/>
+              <w:insideV w:val="single" w:sz="4" w:space="0" w:color="000000"/>
             </w:tcBorders>
             <w:tcMar>
               <w:top w:w="80" w:type="dxa"/>
@@ -1016,9 +611,9 @@
           <w:p>
             <w:r>
               <w:rPr>
-                <w:rFonts w:ascii="Arial" w:hAnsi="Arial"/>
-                <w:color w:val="222222"/>
-                <w:sz w:val="18"/>
+                <w:rFonts w:ascii="Arial" w:hAnsi="Arial" w:eastAsia="Arial"/>
+                <w:color w:val="000000"/>
+                <w:sz w:val="22"/>
               </w:rPr>
               <w:t>resumen_inventario</w:t>
             </w:r>
@@ -1027,13 +622,14 @@
         <w:tc>
           <w:tcPr>
             <w:tcW w:type="dxa" w:w="2880"/>
+            <w:shd w:fill="FFFFFF"/>
             <w:tcBorders>
-              <w:top w:val="single" w:sz="4" w:space="0" w:color="D9D9D9"/>
-              <w:left w:val="single" w:sz="4" w:space="0" w:color="D9D9D9"/>
-              <w:bottom w:val="single" w:sz="4" w:space="0" w:color="D9D9D9"/>
-              <w:right w:val="single" w:sz="4" w:space="0" w:color="D9D9D9"/>
-              <w:insideH w:val="single" w:sz="4" w:space="0" w:color="D9D9D9"/>
-              <w:insideV w:val="single" w:sz="4" w:space="0" w:color="D9D9D9"/>
+              <w:top w:val="single" w:sz="4" w:space="0" w:color="000000"/>
+              <w:left w:val="single" w:sz="4" w:space="0" w:color="000000"/>
+              <w:bottom w:val="single" w:sz="4" w:space="0" w:color="000000"/>
+              <w:right w:val="single" w:sz="4" w:space="0" w:color="000000"/>
+              <w:insideH w:val="single" w:sz="4" w:space="0" w:color="000000"/>
+              <w:insideV w:val="single" w:sz="4" w:space="0" w:color="000000"/>
             </w:tcBorders>
             <w:tcMar>
               <w:top w:w="80" w:type="dxa"/>
@@ -1046,9 +642,9 @@
           <w:p>
             <w:r>
               <w:rPr>
-                <w:rFonts w:ascii="Arial" w:hAnsi="Arial"/>
-                <w:color w:val="222222"/>
-                <w:sz w:val="18"/>
+                <w:rFonts w:ascii="Arial" w:hAnsi="Arial" w:eastAsia="Arial"/>
+                <w:color w:val="000000"/>
+                <w:sz w:val="22"/>
               </w:rPr>
               <w:t>Dame un resumen del inventario</w:t>
             </w:r>
@@ -1057,13 +653,14 @@
         <w:tc>
           <w:tcPr>
             <w:tcW w:type="dxa" w:w="2880"/>
+            <w:shd w:fill="FFFFFF"/>
             <w:tcBorders>
-              <w:top w:val="single" w:sz="4" w:space="0" w:color="D9D9D9"/>
-              <w:left w:val="single" w:sz="4" w:space="0" w:color="D9D9D9"/>
-              <w:bottom w:val="single" w:sz="4" w:space="0" w:color="D9D9D9"/>
-              <w:right w:val="single" w:sz="4" w:space="0" w:color="D9D9D9"/>
-              <w:insideH w:val="single" w:sz="4" w:space="0" w:color="D9D9D9"/>
-              <w:insideV w:val="single" w:sz="4" w:space="0" w:color="D9D9D9"/>
+              <w:top w:val="single" w:sz="4" w:space="0" w:color="000000"/>
+              <w:left w:val="single" w:sz="4" w:space="0" w:color="000000"/>
+              <w:bottom w:val="single" w:sz="4" w:space="0" w:color="000000"/>
+              <w:right w:val="single" w:sz="4" w:space="0" w:color="000000"/>
+              <w:insideH w:val="single" w:sz="4" w:space="0" w:color="000000"/>
+              <w:insideV w:val="single" w:sz="4" w:space="0" w:color="000000"/>
             </w:tcBorders>
             <w:tcMar>
               <w:top w:w="80" w:type="dxa"/>
@@ -1076,9 +673,9 @@
           <w:p>
             <w:r>
               <w:rPr>
-                <w:rFonts w:ascii="Arial" w:hAnsi="Arial"/>
-                <w:color w:val="222222"/>
-                <w:sz w:val="18"/>
+                <w:rFonts w:ascii="Arial" w:hAnsi="Arial" w:eastAsia="Arial"/>
+                <w:color w:val="000000"/>
+                <w:sz w:val="22"/>
               </w:rPr>
               <w:t>Cantidad de productos, valorización referencial y alertas.</w:t>
             </w:r>
@@ -1086,17 +683,20 @@
         </w:tc>
       </w:tr>
       <w:tr>
+        <w:trPr>
+          <w:cantSplit/>
+        </w:trPr>
         <w:tc>
           <w:tcPr>
             <w:tcW w:type="dxa" w:w="2880"/>
-            <w:shd w:fill="F7F9FB"/>
+            <w:shd w:fill="FFFFFF"/>
             <w:tcBorders>
-              <w:top w:val="single" w:sz="4" w:space="0" w:color="D9D9D9"/>
-              <w:left w:val="single" w:sz="4" w:space="0" w:color="D9D9D9"/>
-              <w:bottom w:val="single" w:sz="4" w:space="0" w:color="D9D9D9"/>
-              <w:right w:val="single" w:sz="4" w:space="0" w:color="D9D9D9"/>
-              <w:insideH w:val="single" w:sz="4" w:space="0" w:color="D9D9D9"/>
-              <w:insideV w:val="single" w:sz="4" w:space="0" w:color="D9D9D9"/>
+              <w:top w:val="single" w:sz="4" w:space="0" w:color="000000"/>
+              <w:left w:val="single" w:sz="4" w:space="0" w:color="000000"/>
+              <w:bottom w:val="single" w:sz="4" w:space="0" w:color="000000"/>
+              <w:right w:val="single" w:sz="4" w:space="0" w:color="000000"/>
+              <w:insideH w:val="single" w:sz="4" w:space="0" w:color="000000"/>
+              <w:insideV w:val="single" w:sz="4" w:space="0" w:color="000000"/>
             </w:tcBorders>
             <w:tcMar>
               <w:top w:w="80" w:type="dxa"/>
@@ -1109,9 +709,9 @@
           <w:p>
             <w:r>
               <w:rPr>
-                <w:rFonts w:ascii="Arial" w:hAnsi="Arial"/>
-                <w:color w:val="222222"/>
-                <w:sz w:val="18"/>
+                <w:rFonts w:ascii="Arial" w:hAnsi="Arial" w:eastAsia="Arial"/>
+                <w:color w:val="000000"/>
+                <w:sz w:val="22"/>
               </w:rPr>
               <w:t>ayuda_sistema</w:t>
             </w:r>
@@ -1120,14 +720,14 @@
         <w:tc>
           <w:tcPr>
             <w:tcW w:type="dxa" w:w="2880"/>
-            <w:shd w:fill="F7F9FB"/>
+            <w:shd w:fill="FFFFFF"/>
             <w:tcBorders>
-              <w:top w:val="single" w:sz="4" w:space="0" w:color="D9D9D9"/>
-              <w:left w:val="single" w:sz="4" w:space="0" w:color="D9D9D9"/>
-              <w:bottom w:val="single" w:sz="4" w:space="0" w:color="D9D9D9"/>
-              <w:right w:val="single" w:sz="4" w:space="0" w:color="D9D9D9"/>
-              <w:insideH w:val="single" w:sz="4" w:space="0" w:color="D9D9D9"/>
-              <w:insideV w:val="single" w:sz="4" w:space="0" w:color="D9D9D9"/>
+              <w:top w:val="single" w:sz="4" w:space="0" w:color="000000"/>
+              <w:left w:val="single" w:sz="4" w:space="0" w:color="000000"/>
+              <w:bottom w:val="single" w:sz="4" w:space="0" w:color="000000"/>
+              <w:right w:val="single" w:sz="4" w:space="0" w:color="000000"/>
+              <w:insideH w:val="single" w:sz="4" w:space="0" w:color="000000"/>
+              <w:insideV w:val="single" w:sz="4" w:space="0" w:color="000000"/>
             </w:tcBorders>
             <w:tcMar>
               <w:top w:w="80" w:type="dxa"/>
@@ -1140,9 +740,9 @@
           <w:p>
             <w:r>
               <w:rPr>
-                <w:rFonts w:ascii="Arial" w:hAnsi="Arial"/>
-                <w:color w:val="222222"/>
-                <w:sz w:val="18"/>
+                <w:rFonts w:ascii="Arial" w:hAnsi="Arial" w:eastAsia="Arial"/>
+                <w:color w:val="000000"/>
+                <w:sz w:val="22"/>
               </w:rPr>
               <w:t>¿Cómo registro una venta?</w:t>
             </w:r>
@@ -1151,14 +751,14 @@
         <w:tc>
           <w:tcPr>
             <w:tcW w:type="dxa" w:w="2880"/>
-            <w:shd w:fill="F7F9FB"/>
+            <w:shd w:fill="FFFFFF"/>
             <w:tcBorders>
-              <w:top w:val="single" w:sz="4" w:space="0" w:color="D9D9D9"/>
-              <w:left w:val="single" w:sz="4" w:space="0" w:color="D9D9D9"/>
-              <w:bottom w:val="single" w:sz="4" w:space="0" w:color="D9D9D9"/>
-              <w:right w:val="single" w:sz="4" w:space="0" w:color="D9D9D9"/>
-              <w:insideH w:val="single" w:sz="4" w:space="0" w:color="D9D9D9"/>
-              <w:insideV w:val="single" w:sz="4" w:space="0" w:color="D9D9D9"/>
+              <w:top w:val="single" w:sz="4" w:space="0" w:color="000000"/>
+              <w:left w:val="single" w:sz="4" w:space="0" w:color="000000"/>
+              <w:bottom w:val="single" w:sz="4" w:space="0" w:color="000000"/>
+              <w:right w:val="single" w:sz="4" w:space="0" w:color="000000"/>
+              <w:insideH w:val="single" w:sz="4" w:space="0" w:color="000000"/>
+              <w:insideV w:val="single" w:sz="4" w:space="0" w:color="000000"/>
             </w:tcBorders>
             <w:tcMar>
               <w:top w:w="80" w:type="dxa"/>
@@ -1171,9 +771,9 @@
           <w:p>
             <w:r>
               <w:rPr>
-                <w:rFonts w:ascii="Arial" w:hAnsi="Arial"/>
-                <w:color w:val="222222"/>
-                <w:sz w:val="18"/>
+                <w:rFonts w:ascii="Arial" w:hAnsi="Arial" w:eastAsia="Arial"/>
+                <w:color w:val="000000"/>
+                <w:sz w:val="22"/>
               </w:rPr>
               <w:t>Pasos resumidos para completar la tarea.</w:t>
             </w:r>
@@ -1185,8 +785,15 @@
     <w:p>
       <w:pPr>
         <w:pStyle w:val="Heading1"/>
+        <w:keepNext/>
+        <w:keepLines/>
       </w:pPr>
       <w:r>
+        <w:rPr>
+          <w:rFonts w:ascii="Arial" w:hAnsi="Arial" w:eastAsia="Arial"/>
+          <w:color w:val="000000"/>
+          <w:sz w:val="22"/>
+        </w:rPr>
         <w:t>3. Entidades</w:t>
       </w:r>
     </w:p>
@@ -1204,19 +811,20 @@
       </w:tblGrid>
       <w:tr>
         <w:trPr>
+          <w:cantSplit/>
           <w:tblHeader w:val="true"/>
         </w:trPr>
         <w:tc>
           <w:tcPr>
             <w:tcW w:type="dxa" w:w="2880"/>
-            <w:shd w:fill="10294B"/>
+            <w:shd w:fill="000000"/>
             <w:tcBorders>
-              <w:top w:val="single" w:sz="4" w:space="0" w:color="10294B"/>
-              <w:left w:val="single" w:sz="4" w:space="0" w:color="10294B"/>
-              <w:bottom w:val="single" w:sz="4" w:space="0" w:color="10294B"/>
-              <w:right w:val="single" w:sz="4" w:space="0" w:color="10294B"/>
-              <w:insideH w:val="single" w:sz="4" w:space="0" w:color="10294B"/>
-              <w:insideV w:val="single" w:sz="4" w:space="0" w:color="10294B"/>
+              <w:top w:val="single" w:sz="4" w:space="0" w:color="000000"/>
+              <w:left w:val="single" w:sz="4" w:space="0" w:color="000000"/>
+              <w:bottom w:val="single" w:sz="4" w:space="0" w:color="000000"/>
+              <w:right w:val="single" w:sz="4" w:space="0" w:color="000000"/>
+              <w:insideH w:val="single" w:sz="4" w:space="0" w:color="000000"/>
+              <w:insideV w:val="single" w:sz="4" w:space="0" w:color="000000"/>
             </w:tcBorders>
             <w:tcMar>
               <w:top w:w="80" w:type="dxa"/>
@@ -1226,12 +834,15 @@
             </w:tcMar>
           </w:tcPr>
           <w:p>
+            <w:pPr>
+              <w:keepNext/>
+            </w:pPr>
             <w:r>
               <w:rPr>
-                <w:rFonts w:ascii="Arial" w:hAnsi="Arial"/>
+                <w:rFonts w:ascii="Arial" w:hAnsi="Arial" w:eastAsia="Arial"/>
                 <w:b/>
                 <w:color w:val="FFFFFF"/>
-                <w:sz w:val="18"/>
+                <w:sz w:val="22"/>
               </w:rPr>
               <w:t>Entidad</w:t>
             </w:r>
@@ -1240,14 +851,14 @@
         <w:tc>
           <w:tcPr>
             <w:tcW w:type="dxa" w:w="2880"/>
-            <w:shd w:fill="10294B"/>
+            <w:shd w:fill="000000"/>
             <w:tcBorders>
-              <w:top w:val="single" w:sz="4" w:space="0" w:color="10294B"/>
-              <w:left w:val="single" w:sz="4" w:space="0" w:color="10294B"/>
-              <w:bottom w:val="single" w:sz="4" w:space="0" w:color="10294B"/>
-              <w:right w:val="single" w:sz="4" w:space="0" w:color="10294B"/>
-              <w:insideH w:val="single" w:sz="4" w:space="0" w:color="10294B"/>
-              <w:insideV w:val="single" w:sz="4" w:space="0" w:color="10294B"/>
+              <w:top w:val="single" w:sz="4" w:space="0" w:color="000000"/>
+              <w:left w:val="single" w:sz="4" w:space="0" w:color="000000"/>
+              <w:bottom w:val="single" w:sz="4" w:space="0" w:color="000000"/>
+              <w:right w:val="single" w:sz="4" w:space="0" w:color="000000"/>
+              <w:insideH w:val="single" w:sz="4" w:space="0" w:color="000000"/>
+              <w:insideV w:val="single" w:sz="4" w:space="0" w:color="000000"/>
             </w:tcBorders>
             <w:tcMar>
               <w:top w:w="80" w:type="dxa"/>
@@ -1257,12 +868,15 @@
             </w:tcMar>
           </w:tcPr>
           <w:p>
+            <w:pPr>
+              <w:keepNext/>
+            </w:pPr>
             <w:r>
               <w:rPr>
-                <w:rFonts w:ascii="Arial" w:hAnsi="Arial"/>
+                <w:rFonts w:ascii="Arial" w:hAnsi="Arial" w:eastAsia="Arial"/>
                 <w:b/>
                 <w:color w:val="FFFFFF"/>
-                <w:sz w:val="18"/>
+                <w:sz w:val="22"/>
               </w:rPr>
               <w:t>Valores / ejemplo</w:t>
             </w:r>
@@ -1271,14 +885,14 @@
         <w:tc>
           <w:tcPr>
             <w:tcW w:type="dxa" w:w="2880"/>
-            <w:shd w:fill="10294B"/>
+            <w:shd w:fill="000000"/>
             <w:tcBorders>
-              <w:top w:val="single" w:sz="4" w:space="0" w:color="10294B"/>
-              <w:left w:val="single" w:sz="4" w:space="0" w:color="10294B"/>
-              <w:bottom w:val="single" w:sz="4" w:space="0" w:color="10294B"/>
-              <w:right w:val="single" w:sz="4" w:space="0" w:color="10294B"/>
-              <w:insideH w:val="single" w:sz="4" w:space="0" w:color="10294B"/>
-              <w:insideV w:val="single" w:sz="4" w:space="0" w:color="10294B"/>
+              <w:top w:val="single" w:sz="4" w:space="0" w:color="000000"/>
+              <w:left w:val="single" w:sz="4" w:space="0" w:color="000000"/>
+              <w:bottom w:val="single" w:sz="4" w:space="0" w:color="000000"/>
+              <w:right w:val="single" w:sz="4" w:space="0" w:color="000000"/>
+              <w:insideH w:val="single" w:sz="4" w:space="0" w:color="000000"/>
+              <w:insideV w:val="single" w:sz="4" w:space="0" w:color="000000"/>
             </w:tcBorders>
             <w:tcMar>
               <w:top w:w="80" w:type="dxa"/>
@@ -1288,12 +902,15 @@
             </w:tcMar>
           </w:tcPr>
           <w:p>
+            <w:pPr>
+              <w:keepNext/>
+            </w:pPr>
             <w:r>
               <w:rPr>
-                <w:rFonts w:ascii="Arial" w:hAnsi="Arial"/>
+                <w:rFonts w:ascii="Arial" w:hAnsi="Arial" w:eastAsia="Arial"/>
                 <w:b/>
                 <w:color w:val="FFFFFF"/>
-                <w:sz w:val="18"/>
+                <w:sz w:val="22"/>
               </w:rPr>
               <w:t>Uso</w:t>
             </w:r>
@@ -1301,17 +918,20 @@
         </w:tc>
       </w:tr>
       <w:tr>
+        <w:trPr>
+          <w:cantSplit/>
+        </w:trPr>
         <w:tc>
           <w:tcPr>
             <w:tcW w:type="dxa" w:w="2880"/>
-            <w:shd w:fill="F7F9FB"/>
+            <w:shd w:fill="FFFFFF"/>
             <w:tcBorders>
-              <w:top w:val="single" w:sz="4" w:space="0" w:color="D9D9D9"/>
-              <w:left w:val="single" w:sz="4" w:space="0" w:color="D9D9D9"/>
-              <w:bottom w:val="single" w:sz="4" w:space="0" w:color="D9D9D9"/>
-              <w:right w:val="single" w:sz="4" w:space="0" w:color="D9D9D9"/>
-              <w:insideH w:val="single" w:sz="4" w:space="0" w:color="D9D9D9"/>
-              <w:insideV w:val="single" w:sz="4" w:space="0" w:color="D9D9D9"/>
+              <w:top w:val="single" w:sz="4" w:space="0" w:color="000000"/>
+              <w:left w:val="single" w:sz="4" w:space="0" w:color="000000"/>
+              <w:bottom w:val="single" w:sz="4" w:space="0" w:color="000000"/>
+              <w:right w:val="single" w:sz="4" w:space="0" w:color="000000"/>
+              <w:insideH w:val="single" w:sz="4" w:space="0" w:color="000000"/>
+              <w:insideV w:val="single" w:sz="4" w:space="0" w:color="000000"/>
             </w:tcBorders>
             <w:tcMar>
               <w:top w:w="80" w:type="dxa"/>
@@ -1324,9 +944,9 @@
           <w:p>
             <w:r>
               <w:rPr>
-                <w:rFonts w:ascii="Arial" w:hAnsi="Arial"/>
-                <w:color w:val="222222"/>
-                <w:sz w:val="18"/>
+                <w:rFonts w:ascii="Arial" w:hAnsi="Arial" w:eastAsia="Arial"/>
+                <w:color w:val="000000"/>
+                <w:sz w:val="22"/>
               </w:rPr>
               <w:t>producto</w:t>
             </w:r>
@@ -1335,14 +955,14 @@
         <w:tc>
           <w:tcPr>
             <w:tcW w:type="dxa" w:w="2880"/>
-            <w:shd w:fill="F7F9FB"/>
+            <w:shd w:fill="FFFFFF"/>
             <w:tcBorders>
-              <w:top w:val="single" w:sz="4" w:space="0" w:color="D9D9D9"/>
-              <w:left w:val="single" w:sz="4" w:space="0" w:color="D9D9D9"/>
-              <w:bottom w:val="single" w:sz="4" w:space="0" w:color="D9D9D9"/>
-              <w:right w:val="single" w:sz="4" w:space="0" w:color="D9D9D9"/>
-              <w:insideH w:val="single" w:sz="4" w:space="0" w:color="D9D9D9"/>
-              <w:insideV w:val="single" w:sz="4" w:space="0" w:color="D9D9D9"/>
+              <w:top w:val="single" w:sz="4" w:space="0" w:color="000000"/>
+              <w:left w:val="single" w:sz="4" w:space="0" w:color="000000"/>
+              <w:bottom w:val="single" w:sz="4" w:space="0" w:color="000000"/>
+              <w:right w:val="single" w:sz="4" w:space="0" w:color="000000"/>
+              <w:insideH w:val="single" w:sz="4" w:space="0" w:color="000000"/>
+              <w:insideV w:val="single" w:sz="4" w:space="0" w:color="000000"/>
             </w:tcBorders>
             <w:tcMar>
               <w:top w:w="80" w:type="dxa"/>
@@ -1355,9 +975,9 @@
           <w:p>
             <w:r>
               <w:rPr>
-                <w:rFonts w:ascii="Arial" w:hAnsi="Arial"/>
-                <w:color w:val="222222"/>
-                <w:sz w:val="18"/>
+                <w:rFonts w:ascii="Arial" w:hAnsi="Arial" w:eastAsia="Arial"/>
+                <w:color w:val="000000"/>
+                <w:sz w:val="22"/>
               </w:rPr>
               <w:t>Leche Gloria 1L</w:t>
             </w:r>
@@ -1366,14 +986,14 @@
         <w:tc>
           <w:tcPr>
             <w:tcW w:type="dxa" w:w="2880"/>
-            <w:shd w:fill="F7F9FB"/>
+            <w:shd w:fill="FFFFFF"/>
             <w:tcBorders>
-              <w:top w:val="single" w:sz="4" w:space="0" w:color="D9D9D9"/>
-              <w:left w:val="single" w:sz="4" w:space="0" w:color="D9D9D9"/>
-              <w:bottom w:val="single" w:sz="4" w:space="0" w:color="D9D9D9"/>
-              <w:right w:val="single" w:sz="4" w:space="0" w:color="D9D9D9"/>
-              <w:insideH w:val="single" w:sz="4" w:space="0" w:color="D9D9D9"/>
-              <w:insideV w:val="single" w:sz="4" w:space="0" w:color="D9D9D9"/>
+              <w:top w:val="single" w:sz="4" w:space="0" w:color="000000"/>
+              <w:left w:val="single" w:sz="4" w:space="0" w:color="000000"/>
+              <w:bottom w:val="single" w:sz="4" w:space="0" w:color="000000"/>
+              <w:right w:val="single" w:sz="4" w:space="0" w:color="000000"/>
+              <w:insideH w:val="single" w:sz="4" w:space="0" w:color="000000"/>
+              <w:insideV w:val="single" w:sz="4" w:space="0" w:color="000000"/>
             </w:tcBorders>
             <w:tcMar>
               <w:top w:w="80" w:type="dxa"/>
@@ -1386,9 +1006,9 @@
           <w:p>
             <w:r>
               <w:rPr>
-                <w:rFonts w:ascii="Arial" w:hAnsi="Arial"/>
-                <w:color w:val="222222"/>
-                <w:sz w:val="18"/>
+                <w:rFonts w:ascii="Arial" w:hAnsi="Arial" w:eastAsia="Arial"/>
+                <w:color w:val="000000"/>
+                <w:sz w:val="22"/>
               </w:rPr>
               <w:t>Buscar un artículo específico.</w:t>
             </w:r>
@@ -1396,16 +1016,20 @@
         </w:tc>
       </w:tr>
       <w:tr>
+        <w:trPr>
+          <w:cantSplit/>
+        </w:trPr>
         <w:tc>
           <w:tcPr>
             <w:tcW w:type="dxa" w:w="2880"/>
+            <w:shd w:fill="FFFFFF"/>
             <w:tcBorders>
-              <w:top w:val="single" w:sz="4" w:space="0" w:color="D9D9D9"/>
-              <w:left w:val="single" w:sz="4" w:space="0" w:color="D9D9D9"/>
-              <w:bottom w:val="single" w:sz="4" w:space="0" w:color="D9D9D9"/>
-              <w:right w:val="single" w:sz="4" w:space="0" w:color="D9D9D9"/>
-              <w:insideH w:val="single" w:sz="4" w:space="0" w:color="D9D9D9"/>
-              <w:insideV w:val="single" w:sz="4" w:space="0" w:color="D9D9D9"/>
+              <w:top w:val="single" w:sz="4" w:space="0" w:color="000000"/>
+              <w:left w:val="single" w:sz="4" w:space="0" w:color="000000"/>
+              <w:bottom w:val="single" w:sz="4" w:space="0" w:color="000000"/>
+              <w:right w:val="single" w:sz="4" w:space="0" w:color="000000"/>
+              <w:insideH w:val="single" w:sz="4" w:space="0" w:color="000000"/>
+              <w:insideV w:val="single" w:sz="4" w:space="0" w:color="000000"/>
             </w:tcBorders>
             <w:tcMar>
               <w:top w:w="80" w:type="dxa"/>
@@ -1418,9 +1042,9 @@
           <w:p>
             <w:r>
               <w:rPr>
-                <w:rFonts w:ascii="Arial" w:hAnsi="Arial"/>
-                <w:color w:val="222222"/>
-                <w:sz w:val="18"/>
+                <w:rFonts w:ascii="Arial" w:hAnsi="Arial" w:eastAsia="Arial"/>
+                <w:color w:val="000000"/>
+                <w:sz w:val="22"/>
               </w:rPr>
               <w:t>categoria</w:t>
             </w:r>
@@ -1429,13 +1053,14 @@
         <w:tc>
           <w:tcPr>
             <w:tcW w:type="dxa" w:w="2880"/>
+            <w:shd w:fill="FFFFFF"/>
             <w:tcBorders>
-              <w:top w:val="single" w:sz="4" w:space="0" w:color="D9D9D9"/>
-              <w:left w:val="single" w:sz="4" w:space="0" w:color="D9D9D9"/>
-              <w:bottom w:val="single" w:sz="4" w:space="0" w:color="D9D9D9"/>
-              <w:right w:val="single" w:sz="4" w:space="0" w:color="D9D9D9"/>
-              <w:insideH w:val="single" w:sz="4" w:space="0" w:color="D9D9D9"/>
-              <w:insideV w:val="single" w:sz="4" w:space="0" w:color="D9D9D9"/>
+              <w:top w:val="single" w:sz="4" w:space="0" w:color="000000"/>
+              <w:left w:val="single" w:sz="4" w:space="0" w:color="000000"/>
+              <w:bottom w:val="single" w:sz="4" w:space="0" w:color="000000"/>
+              <w:right w:val="single" w:sz="4" w:space="0" w:color="000000"/>
+              <w:insideH w:val="single" w:sz="4" w:space="0" w:color="000000"/>
+              <w:insideV w:val="single" w:sz="4" w:space="0" w:color="000000"/>
             </w:tcBorders>
             <w:tcMar>
               <w:top w:w="80" w:type="dxa"/>
@@ -1448,9 +1073,9 @@
           <w:p>
             <w:r>
               <w:rPr>
-                <w:rFonts w:ascii="Arial" w:hAnsi="Arial"/>
-                <w:color w:val="222222"/>
-                <w:sz w:val="18"/>
+                <w:rFonts w:ascii="Arial" w:hAnsi="Arial" w:eastAsia="Arial"/>
+                <w:color w:val="000000"/>
+                <w:sz w:val="22"/>
               </w:rPr>
               <w:t>Lácteos, bebidas, abarrotes</w:t>
             </w:r>
@@ -1459,13 +1084,14 @@
         <w:tc>
           <w:tcPr>
             <w:tcW w:type="dxa" w:w="2880"/>
+            <w:shd w:fill="FFFFFF"/>
             <w:tcBorders>
-              <w:top w:val="single" w:sz="4" w:space="0" w:color="D9D9D9"/>
-              <w:left w:val="single" w:sz="4" w:space="0" w:color="D9D9D9"/>
-              <w:bottom w:val="single" w:sz="4" w:space="0" w:color="D9D9D9"/>
-              <w:right w:val="single" w:sz="4" w:space="0" w:color="D9D9D9"/>
-              <w:insideH w:val="single" w:sz="4" w:space="0" w:color="D9D9D9"/>
-              <w:insideV w:val="single" w:sz="4" w:space="0" w:color="D9D9D9"/>
+              <w:top w:val="single" w:sz="4" w:space="0" w:color="000000"/>
+              <w:left w:val="single" w:sz="4" w:space="0" w:color="000000"/>
+              <w:bottom w:val="single" w:sz="4" w:space="0" w:color="000000"/>
+              <w:right w:val="single" w:sz="4" w:space="0" w:color="000000"/>
+              <w:insideH w:val="single" w:sz="4" w:space="0" w:color="000000"/>
+              <w:insideV w:val="single" w:sz="4" w:space="0" w:color="000000"/>
             </w:tcBorders>
             <w:tcMar>
               <w:top w:w="80" w:type="dxa"/>
@@ -1478,9 +1104,9 @@
           <w:p>
             <w:r>
               <w:rPr>
-                <w:rFonts w:ascii="Arial" w:hAnsi="Arial"/>
-                <w:color w:val="222222"/>
-                <w:sz w:val="18"/>
+                <w:rFonts w:ascii="Arial" w:hAnsi="Arial" w:eastAsia="Arial"/>
+                <w:color w:val="000000"/>
+                <w:sz w:val="22"/>
               </w:rPr>
               <w:t>Filtrar catálogo.</w:t>
             </w:r>
@@ -1488,17 +1114,20 @@
         </w:tc>
       </w:tr>
       <w:tr>
+        <w:trPr>
+          <w:cantSplit/>
+        </w:trPr>
         <w:tc>
           <w:tcPr>
             <w:tcW w:type="dxa" w:w="2880"/>
-            <w:shd w:fill="F7F9FB"/>
+            <w:shd w:fill="FFFFFF"/>
             <w:tcBorders>
-              <w:top w:val="single" w:sz="4" w:space="0" w:color="D9D9D9"/>
-              <w:left w:val="single" w:sz="4" w:space="0" w:color="D9D9D9"/>
-              <w:bottom w:val="single" w:sz="4" w:space="0" w:color="D9D9D9"/>
-              <w:right w:val="single" w:sz="4" w:space="0" w:color="D9D9D9"/>
-              <w:insideH w:val="single" w:sz="4" w:space="0" w:color="D9D9D9"/>
-              <w:insideV w:val="single" w:sz="4" w:space="0" w:color="D9D9D9"/>
+              <w:top w:val="single" w:sz="4" w:space="0" w:color="000000"/>
+              <w:left w:val="single" w:sz="4" w:space="0" w:color="000000"/>
+              <w:bottom w:val="single" w:sz="4" w:space="0" w:color="000000"/>
+              <w:right w:val="single" w:sz="4" w:space="0" w:color="000000"/>
+              <w:insideH w:val="single" w:sz="4" w:space="0" w:color="000000"/>
+              <w:insideV w:val="single" w:sz="4" w:space="0" w:color="000000"/>
             </w:tcBorders>
             <w:tcMar>
               <w:top w:w="80" w:type="dxa"/>
@@ -1511,9 +1140,9 @@
           <w:p>
             <w:r>
               <w:rPr>
-                <w:rFonts w:ascii="Arial" w:hAnsi="Arial"/>
-                <w:color w:val="222222"/>
-                <w:sz w:val="18"/>
+                <w:rFonts w:ascii="Arial" w:hAnsi="Arial" w:eastAsia="Arial"/>
+                <w:color w:val="000000"/>
+                <w:sz w:val="22"/>
               </w:rPr>
               <w:t>periodo</w:t>
             </w:r>
@@ -1522,14 +1151,14 @@
         <w:tc>
           <w:tcPr>
             <w:tcW w:type="dxa" w:w="2880"/>
-            <w:shd w:fill="F7F9FB"/>
+            <w:shd w:fill="FFFFFF"/>
             <w:tcBorders>
-              <w:top w:val="single" w:sz="4" w:space="0" w:color="D9D9D9"/>
-              <w:left w:val="single" w:sz="4" w:space="0" w:color="D9D9D9"/>
-              <w:bottom w:val="single" w:sz="4" w:space="0" w:color="D9D9D9"/>
-              <w:right w:val="single" w:sz="4" w:space="0" w:color="D9D9D9"/>
-              <w:insideH w:val="single" w:sz="4" w:space="0" w:color="D9D9D9"/>
-              <w:insideV w:val="single" w:sz="4" w:space="0" w:color="D9D9D9"/>
+              <w:top w:val="single" w:sz="4" w:space="0" w:color="000000"/>
+              <w:left w:val="single" w:sz="4" w:space="0" w:color="000000"/>
+              <w:bottom w:val="single" w:sz="4" w:space="0" w:color="000000"/>
+              <w:right w:val="single" w:sz="4" w:space="0" w:color="000000"/>
+              <w:insideH w:val="single" w:sz="4" w:space="0" w:color="000000"/>
+              <w:insideV w:val="single" w:sz="4" w:space="0" w:color="000000"/>
             </w:tcBorders>
             <w:tcMar>
               <w:top w:w="80" w:type="dxa"/>
@@ -1542,9 +1171,9 @@
           <w:p>
             <w:r>
               <w:rPr>
-                <w:rFonts w:ascii="Arial" w:hAnsi="Arial"/>
-                <w:color w:val="222222"/>
-                <w:sz w:val="18"/>
+                <w:rFonts w:ascii="Arial" w:hAnsi="Arial" w:eastAsia="Arial"/>
+                <w:color w:val="000000"/>
+                <w:sz w:val="22"/>
               </w:rPr>
               <w:t>hoy, semana, mes</w:t>
             </w:r>
@@ -1553,14 +1182,14 @@
         <w:tc>
           <w:tcPr>
             <w:tcW w:type="dxa" w:w="2880"/>
-            <w:shd w:fill="F7F9FB"/>
+            <w:shd w:fill="FFFFFF"/>
             <w:tcBorders>
-              <w:top w:val="single" w:sz="4" w:space="0" w:color="D9D9D9"/>
-              <w:left w:val="single" w:sz="4" w:space="0" w:color="D9D9D9"/>
-              <w:bottom w:val="single" w:sz="4" w:space="0" w:color="D9D9D9"/>
-              <w:right w:val="single" w:sz="4" w:space="0" w:color="D9D9D9"/>
-              <w:insideH w:val="single" w:sz="4" w:space="0" w:color="D9D9D9"/>
-              <w:insideV w:val="single" w:sz="4" w:space="0" w:color="D9D9D9"/>
+              <w:top w:val="single" w:sz="4" w:space="0" w:color="000000"/>
+              <w:left w:val="single" w:sz="4" w:space="0" w:color="000000"/>
+              <w:bottom w:val="single" w:sz="4" w:space="0" w:color="000000"/>
+              <w:right w:val="single" w:sz="4" w:space="0" w:color="000000"/>
+              <w:insideH w:val="single" w:sz="4" w:space="0" w:color="000000"/>
+              <w:insideV w:val="single" w:sz="4" w:space="0" w:color="000000"/>
             </w:tcBorders>
             <w:tcMar>
               <w:top w:w="80" w:type="dxa"/>
@@ -1573,9 +1202,9 @@
           <w:p>
             <w:r>
               <w:rPr>
-                <w:rFonts w:ascii="Arial" w:hAnsi="Arial"/>
-                <w:color w:val="222222"/>
-                <w:sz w:val="18"/>
+                <w:rFonts w:ascii="Arial" w:hAnsi="Arial" w:eastAsia="Arial"/>
+                <w:color w:val="000000"/>
+                <w:sz w:val="22"/>
               </w:rPr>
               <w:t>Delimitar reportes.</w:t>
             </w:r>
@@ -1583,16 +1212,20 @@
         </w:tc>
       </w:tr>
       <w:tr>
+        <w:trPr>
+          <w:cantSplit/>
+        </w:trPr>
         <w:tc>
           <w:tcPr>
             <w:tcW w:type="dxa" w:w="2880"/>
+            <w:shd w:fill="FFFFFF"/>
             <w:tcBorders>
-              <w:top w:val="single" w:sz="4" w:space="0" w:color="D9D9D9"/>
-              <w:left w:val="single" w:sz="4" w:space="0" w:color="D9D9D9"/>
-              <w:bottom w:val="single" w:sz="4" w:space="0" w:color="D9D9D9"/>
-              <w:right w:val="single" w:sz="4" w:space="0" w:color="D9D9D9"/>
-              <w:insideH w:val="single" w:sz="4" w:space="0" w:color="D9D9D9"/>
-              <w:insideV w:val="single" w:sz="4" w:space="0" w:color="D9D9D9"/>
+              <w:top w:val="single" w:sz="4" w:space="0" w:color="000000"/>
+              <w:left w:val="single" w:sz="4" w:space="0" w:color="000000"/>
+              <w:bottom w:val="single" w:sz="4" w:space="0" w:color="000000"/>
+              <w:right w:val="single" w:sz="4" w:space="0" w:color="000000"/>
+              <w:insideH w:val="single" w:sz="4" w:space="0" w:color="000000"/>
+              <w:insideV w:val="single" w:sz="4" w:space="0" w:color="000000"/>
             </w:tcBorders>
             <w:tcMar>
               <w:top w:w="80" w:type="dxa"/>
@@ -1605,9 +1238,9 @@
           <w:p>
             <w:r>
               <w:rPr>
-                <w:rFonts w:ascii="Arial" w:hAnsi="Arial"/>
-                <w:color w:val="222222"/>
-                <w:sz w:val="18"/>
+                <w:rFonts w:ascii="Arial" w:hAnsi="Arial" w:eastAsia="Arial"/>
+                <w:color w:val="000000"/>
+                <w:sz w:val="22"/>
               </w:rPr>
               <w:t>metodo_pago</w:t>
             </w:r>
@@ -1616,13 +1249,14 @@
         <w:tc>
           <w:tcPr>
             <w:tcW w:type="dxa" w:w="2880"/>
+            <w:shd w:fill="FFFFFF"/>
             <w:tcBorders>
-              <w:top w:val="single" w:sz="4" w:space="0" w:color="D9D9D9"/>
-              <w:left w:val="single" w:sz="4" w:space="0" w:color="D9D9D9"/>
-              <w:bottom w:val="single" w:sz="4" w:space="0" w:color="D9D9D9"/>
-              <w:right w:val="single" w:sz="4" w:space="0" w:color="D9D9D9"/>
-              <w:insideH w:val="single" w:sz="4" w:space="0" w:color="D9D9D9"/>
-              <w:insideV w:val="single" w:sz="4" w:space="0" w:color="D9D9D9"/>
+              <w:top w:val="single" w:sz="4" w:space="0" w:color="000000"/>
+              <w:left w:val="single" w:sz="4" w:space="0" w:color="000000"/>
+              <w:bottom w:val="single" w:sz="4" w:space="0" w:color="000000"/>
+              <w:right w:val="single" w:sz="4" w:space="0" w:color="000000"/>
+              <w:insideH w:val="single" w:sz="4" w:space="0" w:color="000000"/>
+              <w:insideV w:val="single" w:sz="4" w:space="0" w:color="000000"/>
             </w:tcBorders>
             <w:tcMar>
               <w:top w:w="80" w:type="dxa"/>
@@ -1635,9 +1269,9 @@
           <w:p>
             <w:r>
               <w:rPr>
-                <w:rFonts w:ascii="Arial" w:hAnsi="Arial"/>
-                <w:color w:val="222222"/>
-                <w:sz w:val="18"/>
+                <w:rFonts w:ascii="Arial" w:hAnsi="Arial" w:eastAsia="Arial"/>
+                <w:color w:val="000000"/>
+                <w:sz w:val="22"/>
               </w:rPr>
               <w:t>efectivo, Yape, Plin, tarjeta</w:t>
             </w:r>
@@ -1646,13 +1280,14 @@
         <w:tc>
           <w:tcPr>
             <w:tcW w:type="dxa" w:w="2880"/>
+            <w:shd w:fill="FFFFFF"/>
             <w:tcBorders>
-              <w:top w:val="single" w:sz="4" w:space="0" w:color="D9D9D9"/>
-              <w:left w:val="single" w:sz="4" w:space="0" w:color="D9D9D9"/>
-              <w:bottom w:val="single" w:sz="4" w:space="0" w:color="D9D9D9"/>
-              <w:right w:val="single" w:sz="4" w:space="0" w:color="D9D9D9"/>
-              <w:insideH w:val="single" w:sz="4" w:space="0" w:color="D9D9D9"/>
-              <w:insideV w:val="single" w:sz="4" w:space="0" w:color="D9D9D9"/>
+              <w:top w:val="single" w:sz="4" w:space="0" w:color="000000"/>
+              <w:left w:val="single" w:sz="4" w:space="0" w:color="000000"/>
+              <w:bottom w:val="single" w:sz="4" w:space="0" w:color="000000"/>
+              <w:right w:val="single" w:sz="4" w:space="0" w:color="000000"/>
+              <w:insideH w:val="single" w:sz="4" w:space="0" w:color="000000"/>
+              <w:insideV w:val="single" w:sz="4" w:space="0" w:color="000000"/>
             </w:tcBorders>
             <w:tcMar>
               <w:top w:w="80" w:type="dxa"/>
@@ -1665,9 +1300,9 @@
           <w:p>
             <w:r>
               <w:rPr>
-                <w:rFonts w:ascii="Arial" w:hAnsi="Arial"/>
-                <w:color w:val="222222"/>
-                <w:sz w:val="18"/>
+                <w:rFonts w:ascii="Arial" w:hAnsi="Arial" w:eastAsia="Arial"/>
+                <w:color w:val="000000"/>
+                <w:sz w:val="22"/>
               </w:rPr>
               <w:t>Consultar ventas por forma de pago.</w:t>
             </w:r>
@@ -1679,9 +1314,26 @@
     <w:p>
       <w:pPr>
         <w:pStyle w:val="Heading1"/>
+        <w:keepNext/>
+        <w:keepLines/>
       </w:pPr>
       <w:r>
-        <w:t>4. Contrato de backend</w:t>
+        <w:rPr>
+          <w:rFonts w:ascii="Arial" w:hAnsi="Arial" w:eastAsia="Arial"/>
+          <w:color w:val="000000"/>
+          <w:sz w:val="22"/>
+        </w:rPr>
+        <w:t>4. Rutas propuestas para una integración futura</w:t>
+      </w:r>
+    </w:p>
+    <w:p>
+      <w:r>
+        <w:rPr>
+          <w:rFonts w:ascii="Arial" w:hAnsi="Arial" w:eastAsia="Arial"/>
+          <w:color w:val="000000"/>
+          <w:sz w:val="22"/>
+        </w:rPr>
+        <w:t>Las rutas de esta tabla son una propuesta y no están implementadas en la API actual.</w:t>
       </w:r>
     </w:p>
     <w:tbl>
@@ -1698,19 +1350,20 @@
       </w:tblGrid>
       <w:tr>
         <w:trPr>
+          <w:cantSplit/>
           <w:tblHeader w:val="true"/>
         </w:trPr>
         <w:tc>
           <w:tcPr>
             <w:tcW w:type="dxa" w:w="2880"/>
-            <w:shd w:fill="10294B"/>
+            <w:shd w:fill="000000"/>
             <w:tcBorders>
-              <w:top w:val="single" w:sz="4" w:space="0" w:color="10294B"/>
-              <w:left w:val="single" w:sz="4" w:space="0" w:color="10294B"/>
-              <w:bottom w:val="single" w:sz="4" w:space="0" w:color="10294B"/>
-              <w:right w:val="single" w:sz="4" w:space="0" w:color="10294B"/>
-              <w:insideH w:val="single" w:sz="4" w:space="0" w:color="10294B"/>
-              <w:insideV w:val="single" w:sz="4" w:space="0" w:color="10294B"/>
+              <w:top w:val="single" w:sz="4" w:space="0" w:color="000000"/>
+              <w:left w:val="single" w:sz="4" w:space="0" w:color="000000"/>
+              <w:bottom w:val="single" w:sz="4" w:space="0" w:color="000000"/>
+              <w:right w:val="single" w:sz="4" w:space="0" w:color="000000"/>
+              <w:insideH w:val="single" w:sz="4" w:space="0" w:color="000000"/>
+              <w:insideV w:val="single" w:sz="4" w:space="0" w:color="000000"/>
             </w:tcBorders>
             <w:tcMar>
               <w:top w:w="80" w:type="dxa"/>
@@ -1720,12 +1373,15 @@
             </w:tcMar>
           </w:tcPr>
           <w:p>
+            <w:pPr>
+              <w:keepNext/>
+            </w:pPr>
             <w:r>
               <w:rPr>
-                <w:rFonts w:ascii="Arial" w:hAnsi="Arial"/>
+                <w:rFonts w:ascii="Arial" w:hAnsi="Arial" w:eastAsia="Arial"/>
                 <w:b/>
                 <w:color w:val="FFFFFF"/>
-                <w:sz w:val="18"/>
+                <w:sz w:val="22"/>
               </w:rPr>
               <w:t>Método</w:t>
             </w:r>
@@ -1734,14 +1390,14 @@
         <w:tc>
           <w:tcPr>
             <w:tcW w:type="dxa" w:w="2880"/>
-            <w:shd w:fill="10294B"/>
+            <w:shd w:fill="000000"/>
             <w:tcBorders>
-              <w:top w:val="single" w:sz="4" w:space="0" w:color="10294B"/>
-              <w:left w:val="single" w:sz="4" w:space="0" w:color="10294B"/>
-              <w:bottom w:val="single" w:sz="4" w:space="0" w:color="10294B"/>
-              <w:right w:val="single" w:sz="4" w:space="0" w:color="10294B"/>
-              <w:insideH w:val="single" w:sz="4" w:space="0" w:color="10294B"/>
-              <w:insideV w:val="single" w:sz="4" w:space="0" w:color="10294B"/>
+              <w:top w:val="single" w:sz="4" w:space="0" w:color="000000"/>
+              <w:left w:val="single" w:sz="4" w:space="0" w:color="000000"/>
+              <w:bottom w:val="single" w:sz="4" w:space="0" w:color="000000"/>
+              <w:right w:val="single" w:sz="4" w:space="0" w:color="000000"/>
+              <w:insideH w:val="single" w:sz="4" w:space="0" w:color="000000"/>
+              <w:insideV w:val="single" w:sz="4" w:space="0" w:color="000000"/>
             </w:tcBorders>
             <w:tcMar>
               <w:top w:w="80" w:type="dxa"/>
@@ -1751,12 +1407,15 @@
             </w:tcMar>
           </w:tcPr>
           <w:p>
+            <w:pPr>
+              <w:keepNext/>
+            </w:pPr>
             <w:r>
               <w:rPr>
-                <w:rFonts w:ascii="Arial" w:hAnsi="Arial"/>
+                <w:rFonts w:ascii="Arial" w:hAnsi="Arial" w:eastAsia="Arial"/>
                 <w:b/>
                 <w:color w:val="FFFFFF"/>
-                <w:sz w:val="18"/>
+                <w:sz w:val="22"/>
               </w:rPr>
               <w:t>Ruta</w:t>
             </w:r>
@@ -1765,14 +1424,14 @@
         <w:tc>
           <w:tcPr>
             <w:tcW w:type="dxa" w:w="2880"/>
-            <w:shd w:fill="10294B"/>
+            <w:shd w:fill="000000"/>
             <w:tcBorders>
-              <w:top w:val="single" w:sz="4" w:space="0" w:color="10294B"/>
-              <w:left w:val="single" w:sz="4" w:space="0" w:color="10294B"/>
-              <w:bottom w:val="single" w:sz="4" w:space="0" w:color="10294B"/>
-              <w:right w:val="single" w:sz="4" w:space="0" w:color="10294B"/>
-              <w:insideH w:val="single" w:sz="4" w:space="0" w:color="10294B"/>
-              <w:insideV w:val="single" w:sz="4" w:space="0" w:color="10294B"/>
+              <w:top w:val="single" w:sz="4" w:space="0" w:color="000000"/>
+              <w:left w:val="single" w:sz="4" w:space="0" w:color="000000"/>
+              <w:bottom w:val="single" w:sz="4" w:space="0" w:color="000000"/>
+              <w:right w:val="single" w:sz="4" w:space="0" w:color="000000"/>
+              <w:insideH w:val="single" w:sz="4" w:space="0" w:color="000000"/>
+              <w:insideV w:val="single" w:sz="4" w:space="0" w:color="000000"/>
             </w:tcBorders>
             <w:tcMar>
               <w:top w:w="80" w:type="dxa"/>
@@ -1782,12 +1441,15 @@
             </w:tcMar>
           </w:tcPr>
           <w:p>
+            <w:pPr>
+              <w:keepNext/>
+            </w:pPr>
             <w:r>
               <w:rPr>
-                <w:rFonts w:ascii="Arial" w:hAnsi="Arial"/>
+                <w:rFonts w:ascii="Arial" w:hAnsi="Arial" w:eastAsia="Arial"/>
                 <w:b/>
                 <w:color w:val="FFFFFF"/>
-                <w:sz w:val="18"/>
+                <w:sz w:val="22"/>
               </w:rPr>
               <w:t>Propósito</w:t>
             </w:r>
@@ -1795,17 +1457,20 @@
         </w:tc>
       </w:tr>
       <w:tr>
+        <w:trPr>
+          <w:cantSplit/>
+        </w:trPr>
         <w:tc>
           <w:tcPr>
             <w:tcW w:type="dxa" w:w="2880"/>
-            <w:shd w:fill="F7F9FB"/>
+            <w:shd w:fill="FFFFFF"/>
             <w:tcBorders>
-              <w:top w:val="single" w:sz="4" w:space="0" w:color="D9D9D9"/>
-              <w:left w:val="single" w:sz="4" w:space="0" w:color="D9D9D9"/>
-              <w:bottom w:val="single" w:sz="4" w:space="0" w:color="D9D9D9"/>
-              <w:right w:val="single" w:sz="4" w:space="0" w:color="D9D9D9"/>
-              <w:insideH w:val="single" w:sz="4" w:space="0" w:color="D9D9D9"/>
-              <w:insideV w:val="single" w:sz="4" w:space="0" w:color="D9D9D9"/>
+              <w:top w:val="single" w:sz="4" w:space="0" w:color="000000"/>
+              <w:left w:val="single" w:sz="4" w:space="0" w:color="000000"/>
+              <w:bottom w:val="single" w:sz="4" w:space="0" w:color="000000"/>
+              <w:right w:val="single" w:sz="4" w:space="0" w:color="000000"/>
+              <w:insideH w:val="single" w:sz="4" w:space="0" w:color="000000"/>
+              <w:insideV w:val="single" w:sz="4" w:space="0" w:color="000000"/>
             </w:tcBorders>
             <w:tcMar>
               <w:top w:w="80" w:type="dxa"/>
@@ -1818,9 +1483,9 @@
           <w:p>
             <w:r>
               <w:rPr>
-                <w:rFonts w:ascii="Arial" w:hAnsi="Arial"/>
-                <w:color w:val="222222"/>
-                <w:sz w:val="18"/>
+                <w:rFonts w:ascii="Arial" w:hAnsi="Arial" w:eastAsia="Arial"/>
+                <w:color w:val="000000"/>
+                <w:sz w:val="22"/>
               </w:rPr>
               <w:t>GET</w:t>
             </w:r>
@@ -1829,14 +1494,14 @@
         <w:tc>
           <w:tcPr>
             <w:tcW w:type="dxa" w:w="2880"/>
-            <w:shd w:fill="F7F9FB"/>
+            <w:shd w:fill="FFFFFF"/>
             <w:tcBorders>
-              <w:top w:val="single" w:sz="4" w:space="0" w:color="D9D9D9"/>
-              <w:left w:val="single" w:sz="4" w:space="0" w:color="D9D9D9"/>
-              <w:bottom w:val="single" w:sz="4" w:space="0" w:color="D9D9D9"/>
-              <w:right w:val="single" w:sz="4" w:space="0" w:color="D9D9D9"/>
-              <w:insideH w:val="single" w:sz="4" w:space="0" w:color="D9D9D9"/>
-              <w:insideV w:val="single" w:sz="4" w:space="0" w:color="D9D9D9"/>
+              <w:top w:val="single" w:sz="4" w:space="0" w:color="000000"/>
+              <w:left w:val="single" w:sz="4" w:space="0" w:color="000000"/>
+              <w:bottom w:val="single" w:sz="4" w:space="0" w:color="000000"/>
+              <w:right w:val="single" w:sz="4" w:space="0" w:color="000000"/>
+              <w:insideH w:val="single" w:sz="4" w:space="0" w:color="000000"/>
+              <w:insideV w:val="single" w:sz="4" w:space="0" w:color="000000"/>
             </w:tcBorders>
             <w:tcMar>
               <w:top w:w="80" w:type="dxa"/>
@@ -1849,9 +1514,9 @@
           <w:p>
             <w:r>
               <w:rPr>
-                <w:rFonts w:ascii="Arial" w:hAnsi="Arial"/>
-                <w:color w:val="222222"/>
-                <w:sz w:val="18"/>
+                <w:rFonts w:ascii="Arial" w:hAnsi="Arial" w:eastAsia="Arial"/>
+                <w:color w:val="000000"/>
+                <w:sz w:val="22"/>
               </w:rPr>
               <w:t>/api/inventory/low-stock</w:t>
             </w:r>
@@ -1860,14 +1525,14 @@
         <w:tc>
           <w:tcPr>
             <w:tcW w:type="dxa" w:w="2880"/>
-            <w:shd w:fill="F7F9FB"/>
+            <w:shd w:fill="FFFFFF"/>
             <w:tcBorders>
-              <w:top w:val="single" w:sz="4" w:space="0" w:color="D9D9D9"/>
-              <w:left w:val="single" w:sz="4" w:space="0" w:color="D9D9D9"/>
-              <w:bottom w:val="single" w:sz="4" w:space="0" w:color="D9D9D9"/>
-              <w:right w:val="single" w:sz="4" w:space="0" w:color="D9D9D9"/>
-              <w:insideH w:val="single" w:sz="4" w:space="0" w:color="D9D9D9"/>
-              <w:insideV w:val="single" w:sz="4" w:space="0" w:color="D9D9D9"/>
+              <w:top w:val="single" w:sz="4" w:space="0" w:color="000000"/>
+              <w:left w:val="single" w:sz="4" w:space="0" w:color="000000"/>
+              <w:bottom w:val="single" w:sz="4" w:space="0" w:color="000000"/>
+              <w:right w:val="single" w:sz="4" w:space="0" w:color="000000"/>
+              <w:insideH w:val="single" w:sz="4" w:space="0" w:color="000000"/>
+              <w:insideV w:val="single" w:sz="4" w:space="0" w:color="000000"/>
             </w:tcBorders>
             <w:tcMar>
               <w:top w:w="80" w:type="dxa"/>
@@ -1880,9 +1545,9 @@
           <w:p>
             <w:r>
               <w:rPr>
-                <w:rFonts w:ascii="Arial" w:hAnsi="Arial"/>
-                <w:color w:val="222222"/>
-                <w:sz w:val="18"/>
+                <w:rFonts w:ascii="Arial" w:hAnsi="Arial" w:eastAsia="Arial"/>
+                <w:color w:val="000000"/>
+                <w:sz w:val="22"/>
               </w:rPr>
               <w:t>Obtener productos con stock bajo.</w:t>
             </w:r>
@@ -1890,16 +1555,20 @@
         </w:tc>
       </w:tr>
       <w:tr>
+        <w:trPr>
+          <w:cantSplit/>
+        </w:trPr>
         <w:tc>
           <w:tcPr>
             <w:tcW w:type="dxa" w:w="2880"/>
+            <w:shd w:fill="FFFFFF"/>
             <w:tcBorders>
-              <w:top w:val="single" w:sz="4" w:space="0" w:color="D9D9D9"/>
-              <w:left w:val="single" w:sz="4" w:space="0" w:color="D9D9D9"/>
-              <w:bottom w:val="single" w:sz="4" w:space="0" w:color="D9D9D9"/>
-              <w:right w:val="single" w:sz="4" w:space="0" w:color="D9D9D9"/>
-              <w:insideH w:val="single" w:sz="4" w:space="0" w:color="D9D9D9"/>
-              <w:insideV w:val="single" w:sz="4" w:space="0" w:color="D9D9D9"/>
+              <w:top w:val="single" w:sz="4" w:space="0" w:color="000000"/>
+              <w:left w:val="single" w:sz="4" w:space="0" w:color="000000"/>
+              <w:bottom w:val="single" w:sz="4" w:space="0" w:color="000000"/>
+              <w:right w:val="single" w:sz="4" w:space="0" w:color="000000"/>
+              <w:insideH w:val="single" w:sz="4" w:space="0" w:color="000000"/>
+              <w:insideV w:val="single" w:sz="4" w:space="0" w:color="000000"/>
             </w:tcBorders>
             <w:tcMar>
               <w:top w:w="80" w:type="dxa"/>
@@ -1912,9 +1581,9 @@
           <w:p>
             <w:r>
               <w:rPr>
-                <w:rFonts w:ascii="Arial" w:hAnsi="Arial"/>
-                <w:color w:val="222222"/>
-                <w:sz w:val="18"/>
+                <w:rFonts w:ascii="Arial" w:hAnsi="Arial" w:eastAsia="Arial"/>
+                <w:color w:val="000000"/>
+                <w:sz w:val="22"/>
               </w:rPr>
               <w:t>GET</w:t>
             </w:r>
@@ -1923,13 +1592,14 @@
         <w:tc>
           <w:tcPr>
             <w:tcW w:type="dxa" w:w="2880"/>
+            <w:shd w:fill="FFFFFF"/>
             <w:tcBorders>
-              <w:top w:val="single" w:sz="4" w:space="0" w:color="D9D9D9"/>
-              <w:left w:val="single" w:sz="4" w:space="0" w:color="D9D9D9"/>
-              <w:bottom w:val="single" w:sz="4" w:space="0" w:color="D9D9D9"/>
-              <w:right w:val="single" w:sz="4" w:space="0" w:color="D9D9D9"/>
-              <w:insideH w:val="single" w:sz="4" w:space="0" w:color="D9D9D9"/>
-              <w:insideV w:val="single" w:sz="4" w:space="0" w:color="D9D9D9"/>
+              <w:top w:val="single" w:sz="4" w:space="0" w:color="000000"/>
+              <w:left w:val="single" w:sz="4" w:space="0" w:color="000000"/>
+              <w:bottom w:val="single" w:sz="4" w:space="0" w:color="000000"/>
+              <w:right w:val="single" w:sz="4" w:space="0" w:color="000000"/>
+              <w:insideH w:val="single" w:sz="4" w:space="0" w:color="000000"/>
+              <w:insideV w:val="single" w:sz="4" w:space="0" w:color="000000"/>
             </w:tcBorders>
             <w:tcMar>
               <w:top w:w="80" w:type="dxa"/>
@@ -1942,9 +1612,9 @@
           <w:p>
             <w:r>
               <w:rPr>
-                <w:rFonts w:ascii="Arial" w:hAnsi="Arial"/>
-                <w:color w:val="222222"/>
-                <w:sz w:val="18"/>
+                <w:rFonts w:ascii="Arial" w:hAnsi="Arial" w:eastAsia="Arial"/>
+                <w:color w:val="000000"/>
+                <w:sz w:val="22"/>
               </w:rPr>
               <w:t>/api/reports/sales?period=today</w:t>
             </w:r>
@@ -1953,13 +1623,14 @@
         <w:tc>
           <w:tcPr>
             <w:tcW w:type="dxa" w:w="2880"/>
+            <w:shd w:fill="FFFFFF"/>
             <w:tcBorders>
-              <w:top w:val="single" w:sz="4" w:space="0" w:color="D9D9D9"/>
-              <w:left w:val="single" w:sz="4" w:space="0" w:color="D9D9D9"/>
-              <w:bottom w:val="single" w:sz="4" w:space="0" w:color="D9D9D9"/>
-              <w:right w:val="single" w:sz="4" w:space="0" w:color="D9D9D9"/>
-              <w:insideH w:val="single" w:sz="4" w:space="0" w:color="D9D9D9"/>
-              <w:insideV w:val="single" w:sz="4" w:space="0" w:color="D9D9D9"/>
+              <w:top w:val="single" w:sz="4" w:space="0" w:color="000000"/>
+              <w:left w:val="single" w:sz="4" w:space="0" w:color="000000"/>
+              <w:bottom w:val="single" w:sz="4" w:space="0" w:color="000000"/>
+              <w:right w:val="single" w:sz="4" w:space="0" w:color="000000"/>
+              <w:insideH w:val="single" w:sz="4" w:space="0" w:color="000000"/>
+              <w:insideV w:val="single" w:sz="4" w:space="0" w:color="000000"/>
             </w:tcBorders>
             <w:tcMar>
               <w:top w:w="80" w:type="dxa"/>
@@ -1972,9 +1643,9 @@
           <w:p>
             <w:r>
               <w:rPr>
-                <w:rFonts w:ascii="Arial" w:hAnsi="Arial"/>
-                <w:color w:val="222222"/>
-                <w:sz w:val="18"/>
+                <w:rFonts w:ascii="Arial" w:hAnsi="Arial" w:eastAsia="Arial"/>
+                <w:color w:val="000000"/>
+                <w:sz w:val="22"/>
               </w:rPr>
               <w:t>Obtener resumen de ventas.</w:t>
             </w:r>
@@ -1982,17 +1653,20 @@
         </w:tc>
       </w:tr>
       <w:tr>
+        <w:trPr>
+          <w:cantSplit/>
+        </w:trPr>
         <w:tc>
           <w:tcPr>
             <w:tcW w:type="dxa" w:w="2880"/>
-            <w:shd w:fill="F7F9FB"/>
+            <w:shd w:fill="FFFFFF"/>
             <w:tcBorders>
-              <w:top w:val="single" w:sz="4" w:space="0" w:color="D9D9D9"/>
-              <w:left w:val="single" w:sz="4" w:space="0" w:color="D9D9D9"/>
-              <w:bottom w:val="single" w:sz="4" w:space="0" w:color="D9D9D9"/>
-              <w:right w:val="single" w:sz="4" w:space="0" w:color="D9D9D9"/>
-              <w:insideH w:val="single" w:sz="4" w:space="0" w:color="D9D9D9"/>
-              <w:insideV w:val="single" w:sz="4" w:space="0" w:color="D9D9D9"/>
+              <w:top w:val="single" w:sz="4" w:space="0" w:color="000000"/>
+              <w:left w:val="single" w:sz="4" w:space="0" w:color="000000"/>
+              <w:bottom w:val="single" w:sz="4" w:space="0" w:color="000000"/>
+              <w:right w:val="single" w:sz="4" w:space="0" w:color="000000"/>
+              <w:insideH w:val="single" w:sz="4" w:space="0" w:color="000000"/>
+              <w:insideV w:val="single" w:sz="4" w:space="0" w:color="000000"/>
             </w:tcBorders>
             <w:tcMar>
               <w:top w:w="80" w:type="dxa"/>
@@ -2005,9 +1679,9 @@
           <w:p>
             <w:r>
               <w:rPr>
-                <w:rFonts w:ascii="Arial" w:hAnsi="Arial"/>
-                <w:color w:val="222222"/>
-                <w:sz w:val="18"/>
+                <w:rFonts w:ascii="Arial" w:hAnsi="Arial" w:eastAsia="Arial"/>
+                <w:color w:val="000000"/>
+                <w:sz w:val="22"/>
               </w:rPr>
               <w:t>GET</w:t>
             </w:r>
@@ -2016,14 +1690,14 @@
         <w:tc>
           <w:tcPr>
             <w:tcW w:type="dxa" w:w="2880"/>
-            <w:shd w:fill="F7F9FB"/>
+            <w:shd w:fill="FFFFFF"/>
             <w:tcBorders>
-              <w:top w:val="single" w:sz="4" w:space="0" w:color="D9D9D9"/>
-              <w:left w:val="single" w:sz="4" w:space="0" w:color="D9D9D9"/>
-              <w:bottom w:val="single" w:sz="4" w:space="0" w:color="D9D9D9"/>
-              <w:right w:val="single" w:sz="4" w:space="0" w:color="D9D9D9"/>
-              <w:insideH w:val="single" w:sz="4" w:space="0" w:color="D9D9D9"/>
-              <w:insideV w:val="single" w:sz="4" w:space="0" w:color="D9D9D9"/>
+              <w:top w:val="single" w:sz="4" w:space="0" w:color="000000"/>
+              <w:left w:val="single" w:sz="4" w:space="0" w:color="000000"/>
+              <w:bottom w:val="single" w:sz="4" w:space="0" w:color="000000"/>
+              <w:right w:val="single" w:sz="4" w:space="0" w:color="000000"/>
+              <w:insideH w:val="single" w:sz="4" w:space="0" w:color="000000"/>
+              <w:insideV w:val="single" w:sz="4" w:space="0" w:color="000000"/>
             </w:tcBorders>
             <w:tcMar>
               <w:top w:w="80" w:type="dxa"/>
@@ -2036,9 +1710,9 @@
           <w:p>
             <w:r>
               <w:rPr>
-                <w:rFonts w:ascii="Arial" w:hAnsi="Arial"/>
-                <w:color w:val="222222"/>
-                <w:sz w:val="18"/>
+                <w:rFonts w:ascii="Arial" w:hAnsi="Arial" w:eastAsia="Arial"/>
+                <w:color w:val="000000"/>
+                <w:sz w:val="22"/>
               </w:rPr>
               <w:t>/api/products/search?q=...</w:t>
             </w:r>
@@ -2047,14 +1721,14 @@
         <w:tc>
           <w:tcPr>
             <w:tcW w:type="dxa" w:w="2880"/>
-            <w:shd w:fill="F7F9FB"/>
+            <w:shd w:fill="FFFFFF"/>
             <w:tcBorders>
-              <w:top w:val="single" w:sz="4" w:space="0" w:color="D9D9D9"/>
-              <w:left w:val="single" w:sz="4" w:space="0" w:color="D9D9D9"/>
-              <w:bottom w:val="single" w:sz="4" w:space="0" w:color="D9D9D9"/>
-              <w:right w:val="single" w:sz="4" w:space="0" w:color="D9D9D9"/>
-              <w:insideH w:val="single" w:sz="4" w:space="0" w:color="D9D9D9"/>
-              <w:insideV w:val="single" w:sz="4" w:space="0" w:color="D9D9D9"/>
+              <w:top w:val="single" w:sz="4" w:space="0" w:color="000000"/>
+              <w:left w:val="single" w:sz="4" w:space="0" w:color="000000"/>
+              <w:bottom w:val="single" w:sz="4" w:space="0" w:color="000000"/>
+              <w:right w:val="single" w:sz="4" w:space="0" w:color="000000"/>
+              <w:insideH w:val="single" w:sz="4" w:space="0" w:color="000000"/>
+              <w:insideV w:val="single" w:sz="4" w:space="0" w:color="000000"/>
             </w:tcBorders>
             <w:tcMar>
               <w:top w:w="80" w:type="dxa"/>
@@ -2067,9 +1741,9 @@
           <w:p>
             <w:r>
               <w:rPr>
-                <w:rFonts w:ascii="Arial" w:hAnsi="Arial"/>
-                <w:color w:val="222222"/>
-                <w:sz w:val="18"/>
+                <w:rFonts w:ascii="Arial" w:hAnsi="Arial" w:eastAsia="Arial"/>
+                <w:color w:val="000000"/>
+                <w:sz w:val="22"/>
               </w:rPr>
               <w:t>Buscar producto.</w:t>
             </w:r>
@@ -2077,16 +1751,20 @@
         </w:tc>
       </w:tr>
       <w:tr>
+        <w:trPr>
+          <w:cantSplit/>
+        </w:trPr>
         <w:tc>
           <w:tcPr>
             <w:tcW w:type="dxa" w:w="2880"/>
+            <w:shd w:fill="FFFFFF"/>
             <w:tcBorders>
-              <w:top w:val="single" w:sz="4" w:space="0" w:color="D9D9D9"/>
-              <w:left w:val="single" w:sz="4" w:space="0" w:color="D9D9D9"/>
-              <w:bottom w:val="single" w:sz="4" w:space="0" w:color="D9D9D9"/>
-              <w:right w:val="single" w:sz="4" w:space="0" w:color="D9D9D9"/>
-              <w:insideH w:val="single" w:sz="4" w:space="0" w:color="D9D9D9"/>
-              <w:insideV w:val="single" w:sz="4" w:space="0" w:color="D9D9D9"/>
+              <w:top w:val="single" w:sz="4" w:space="0" w:color="000000"/>
+              <w:left w:val="single" w:sz="4" w:space="0" w:color="000000"/>
+              <w:bottom w:val="single" w:sz="4" w:space="0" w:color="000000"/>
+              <w:right w:val="single" w:sz="4" w:space="0" w:color="000000"/>
+              <w:insideH w:val="single" w:sz="4" w:space="0" w:color="000000"/>
+              <w:insideV w:val="single" w:sz="4" w:space="0" w:color="000000"/>
             </w:tcBorders>
             <w:tcMar>
               <w:top w:w="80" w:type="dxa"/>
@@ -2099,9 +1777,9 @@
           <w:p>
             <w:r>
               <w:rPr>
-                <w:rFonts w:ascii="Arial" w:hAnsi="Arial"/>
-                <w:color w:val="222222"/>
-                <w:sz w:val="18"/>
+                <w:rFonts w:ascii="Arial" w:hAnsi="Arial" w:eastAsia="Arial"/>
+                <w:color w:val="000000"/>
+                <w:sz w:val="22"/>
               </w:rPr>
               <w:t>GET</w:t>
             </w:r>
@@ -2110,13 +1788,14 @@
         <w:tc>
           <w:tcPr>
             <w:tcW w:type="dxa" w:w="2880"/>
+            <w:shd w:fill="FFFFFF"/>
             <w:tcBorders>
-              <w:top w:val="single" w:sz="4" w:space="0" w:color="D9D9D9"/>
-              <w:left w:val="single" w:sz="4" w:space="0" w:color="D9D9D9"/>
-              <w:bottom w:val="single" w:sz="4" w:space="0" w:color="D9D9D9"/>
-              <w:right w:val="single" w:sz="4" w:space="0" w:color="D9D9D9"/>
-              <w:insideH w:val="single" w:sz="4" w:space="0" w:color="D9D9D9"/>
-              <w:insideV w:val="single" w:sz="4" w:space="0" w:color="D9D9D9"/>
+              <w:top w:val="single" w:sz="4" w:space="0" w:color="000000"/>
+              <w:left w:val="single" w:sz="4" w:space="0" w:color="000000"/>
+              <w:bottom w:val="single" w:sz="4" w:space="0" w:color="000000"/>
+              <w:right w:val="single" w:sz="4" w:space="0" w:color="000000"/>
+              <w:insideH w:val="single" w:sz="4" w:space="0" w:color="000000"/>
+              <w:insideV w:val="single" w:sz="4" w:space="0" w:color="000000"/>
             </w:tcBorders>
             <w:tcMar>
               <w:top w:w="80" w:type="dxa"/>
@@ -2129,9 +1808,9 @@
           <w:p>
             <w:r>
               <w:rPr>
-                <w:rFonts w:ascii="Arial" w:hAnsi="Arial"/>
-                <w:color w:val="222222"/>
-                <w:sz w:val="18"/>
+                <w:rFonts w:ascii="Arial" w:hAnsi="Arial" w:eastAsia="Arial"/>
+                <w:color w:val="000000"/>
+                <w:sz w:val="22"/>
               </w:rPr>
               <w:t>/api/inventory/summary</w:t>
             </w:r>
@@ -2140,13 +1819,14 @@
         <w:tc>
           <w:tcPr>
             <w:tcW w:type="dxa" w:w="2880"/>
+            <w:shd w:fill="FFFFFF"/>
             <w:tcBorders>
-              <w:top w:val="single" w:sz="4" w:space="0" w:color="D9D9D9"/>
-              <w:left w:val="single" w:sz="4" w:space="0" w:color="D9D9D9"/>
-              <w:bottom w:val="single" w:sz="4" w:space="0" w:color="D9D9D9"/>
-              <w:right w:val="single" w:sz="4" w:space="0" w:color="D9D9D9"/>
-              <w:insideH w:val="single" w:sz="4" w:space="0" w:color="D9D9D9"/>
-              <w:insideV w:val="single" w:sz="4" w:space="0" w:color="D9D9D9"/>
+              <w:top w:val="single" w:sz="4" w:space="0" w:color="000000"/>
+              <w:left w:val="single" w:sz="4" w:space="0" w:color="000000"/>
+              <w:bottom w:val="single" w:sz="4" w:space="0" w:color="000000"/>
+              <w:right w:val="single" w:sz="4" w:space="0" w:color="000000"/>
+              <w:insideH w:val="single" w:sz="4" w:space="0" w:color="000000"/>
+              <w:insideV w:val="single" w:sz="4" w:space="0" w:color="000000"/>
             </w:tcBorders>
             <w:tcMar>
               <w:top w:w="80" w:type="dxa"/>
@@ -2159,9 +1839,9 @@
           <w:p>
             <w:r>
               <w:rPr>
-                <w:rFonts w:ascii="Arial" w:hAnsi="Arial"/>
-                <w:color w:val="222222"/>
-                <w:sz w:val="18"/>
+                <w:rFonts w:ascii="Arial" w:hAnsi="Arial" w:eastAsia="Arial"/>
+                <w:color w:val="000000"/>
+                <w:sz w:val="22"/>
               </w:rPr>
               <w:t>Obtener resumen de inventario.</w:t>
             </w:r>
@@ -2173,64 +1853,108 @@
     <w:p>
       <w:pPr>
         <w:pStyle w:val="Heading1"/>
+        <w:keepNext/>
+        <w:keepLines/>
       </w:pPr>
       <w:r>
+        <w:rPr>
+          <w:rFonts w:ascii="Arial" w:hAnsi="Arial" w:eastAsia="Arial"/>
+          <w:color w:val="000000"/>
+          <w:sz w:val="22"/>
+        </w:rPr>
         <w:t>5. Flujo seguro</w:t>
       </w:r>
     </w:p>
     <w:p>
       <w:pPr>
-        <w:pStyle w:val="ListNumber"/>
+        <w:ind w:left="369" w:hanging="369"/>
       </w:pPr>
       <w:r>
-        <w:t>El usuario envía una pregunta desde la interfaz.</w:t>
+        <w:rPr>
+          <w:rFonts w:ascii="Arial" w:hAnsi="Arial" w:eastAsia="Arial"/>
+          <w:color w:val="000000"/>
+          <w:sz w:val="22"/>
+        </w:rPr>
+        <w:t>1. El usuario envía una pregunta desde la interfaz.</w:t>
       </w:r>
     </w:p>
     <w:p>
       <w:pPr>
-        <w:pStyle w:val="ListNumber"/>
+        <w:ind w:left="369" w:hanging="369"/>
       </w:pPr>
       <w:r>
-        <w:t>El frontend envía la consulta al backend de Bodega Norte.</w:t>
+        <w:rPr>
+          <w:rFonts w:ascii="Arial" w:hAnsi="Arial" w:eastAsia="Arial"/>
+          <w:color w:val="000000"/>
+          <w:sz w:val="22"/>
+        </w:rPr>
+        <w:t>2. El frontend envía la consulta al backend de Bodega Norte.</w:t>
       </w:r>
     </w:p>
     <w:p>
       <w:pPr>
-        <w:pStyle w:val="ListNumber"/>
+        <w:ind w:left="369" w:hanging="369"/>
       </w:pPr>
       <w:r>
-        <w:t>El backend valida usuario, permisos y parámetros.</w:t>
+        <w:rPr>
+          <w:rFonts w:ascii="Arial" w:hAnsi="Arial" w:eastAsia="Arial"/>
+          <w:color w:val="000000"/>
+          <w:sz w:val="22"/>
+        </w:rPr>
+        <w:t>3. El backend valida usuario, permisos y parámetros.</w:t>
       </w:r>
     </w:p>
     <w:p>
       <w:pPr>
-        <w:pStyle w:val="ListNumber"/>
+        <w:ind w:left="369" w:hanging="369"/>
       </w:pPr>
       <w:r>
-        <w:t>El backend llama a Watson Assistant usando credenciales protegidas.</w:t>
+        <w:rPr>
+          <w:rFonts w:ascii="Arial" w:hAnsi="Arial" w:eastAsia="Arial"/>
+          <w:color w:val="000000"/>
+          <w:sz w:val="22"/>
+        </w:rPr>
+        <w:t>4. El backend llama a Watson Assistant usando credenciales protegidas.</w:t>
       </w:r>
     </w:p>
     <w:p>
       <w:pPr>
-        <w:pStyle w:val="ListNumber"/>
+        <w:ind w:left="369" w:hanging="369"/>
       </w:pPr>
       <w:r>
-        <w:t>El backend consulta solo los datos autorizados y forma una respuesta segura.</w:t>
+        <w:rPr>
+          <w:rFonts w:ascii="Arial" w:hAnsi="Arial" w:eastAsia="Arial"/>
+          <w:color w:val="000000"/>
+          <w:sz w:val="22"/>
+        </w:rPr>
+        <w:t>5. El backend consulta solo los datos autorizados y forma una respuesta segura.</w:t>
       </w:r>
     </w:p>
     <w:p>
       <w:pPr>
-        <w:pStyle w:val="ListNumber"/>
+        <w:ind w:left="369" w:hanging="369"/>
       </w:pPr>
       <w:r>
-        <w:t>El frontend presenta la respuesta y ofrece un enlace al módulo correspondiente.</w:t>
+        <w:rPr>
+          <w:rFonts w:ascii="Arial" w:hAnsi="Arial" w:eastAsia="Arial"/>
+          <w:color w:val="000000"/>
+          <w:sz w:val="22"/>
+        </w:rPr>
+        <w:t>6. El frontend presenta la respuesta y ofrece un enlace al módulo correspondiente.</w:t>
       </w:r>
     </w:p>
     <w:p>
       <w:pPr>
         <w:pStyle w:val="Heading1"/>
+        <w:keepNext/>
+        <w:keepLines/>
       </w:pPr>
       <w:r>
+        <w:rPr>
+          <w:rFonts w:ascii="Arial" w:hAnsi="Arial" w:eastAsia="Arial"/>
+          <w:color w:val="000000"/>
+          <w:sz w:val="22"/>
+        </w:rPr>
         <w:t>6. Reglas de seguridad</w:t>
       </w:r>
     </w:p>
@@ -2239,6 +1963,11 @@
         <w:pStyle w:val="ListBullet"/>
       </w:pPr>
       <w:r>
+        <w:rPr>
+          <w:rFonts w:ascii="Arial" w:hAnsi="Arial" w:eastAsia="Arial"/>
+          <w:color w:val="000000"/>
+          <w:sz w:val="22"/>
+        </w:rPr>
         <w:t>Nunca colocar WATSON_APIKEY en el código cliente ni en una captura.</w:t>
       </w:r>
     </w:p>
@@ -2247,6 +1976,11 @@
         <w:pStyle w:val="ListBullet"/>
       </w:pPr>
       <w:r>
+        <w:rPr>
+          <w:rFonts w:ascii="Arial" w:hAnsi="Arial" w:eastAsia="Arial"/>
+          <w:color w:val="000000"/>
+          <w:sz w:val="22"/>
+        </w:rPr>
         <w:t>Usar variables de entorno en el backend y rotar credenciales.</w:t>
       </w:r>
     </w:p>
@@ -2255,6 +1989,11 @@
         <w:pStyle w:val="ListBullet"/>
       </w:pPr>
       <w:r>
+        <w:rPr>
+          <w:rFonts w:ascii="Arial" w:hAnsi="Arial" w:eastAsia="Arial"/>
+          <w:color w:val="000000"/>
+          <w:sz w:val="22"/>
+        </w:rPr>
         <w:t>Limitar respuestas a datos necesarios para el rol del usuario.</w:t>
       </w:r>
     </w:p>
@@ -2263,6 +2002,11 @@
         <w:pStyle w:val="ListBullet"/>
       </w:pPr>
       <w:r>
+        <w:rPr>
+          <w:rFonts w:ascii="Arial" w:hAnsi="Arial" w:eastAsia="Arial"/>
+          <w:color w:val="000000"/>
+          <w:sz w:val="22"/>
+        </w:rPr>
         <w:t>Registrar errores sin guardar preguntas que contengan información sensible.</w:t>
       </w:r>
     </w:p>
@@ -2271,14 +2015,26 @@
         <w:pStyle w:val="ListBullet"/>
       </w:pPr>
       <w:r>
+        <w:rPr>
+          <w:rFonts w:ascii="Arial" w:hAnsi="Arial" w:eastAsia="Arial"/>
+          <w:color w:val="000000"/>
+          <w:sz w:val="22"/>
+        </w:rPr>
         <w:t>Aplicar rate limiting y validar entradas antes de consultar la base de datos.</w:t>
       </w:r>
     </w:p>
     <w:p>
       <w:pPr>
         <w:pStyle w:val="Heading1"/>
+        <w:keepNext/>
+        <w:keepLines/>
       </w:pPr>
       <w:r>
+        <w:rPr>
+          <w:rFonts w:ascii="Arial" w:hAnsi="Arial" w:eastAsia="Arial"/>
+          <w:color w:val="000000"/>
+          <w:sz w:val="22"/>
+        </w:rPr>
         <w:t>7. Criterios de aceptación</w:t>
       </w:r>
     </w:p>
@@ -2295,19 +2051,20 @@
       </w:tblGrid>
       <w:tr>
         <w:trPr>
+          <w:cantSplit/>
           <w:tblHeader w:val="true"/>
         </w:trPr>
         <w:tc>
           <w:tcPr>
             <w:tcW w:type="dxa" w:w="4320"/>
-            <w:shd w:fill="10294B"/>
+            <w:shd w:fill="000000"/>
             <w:tcBorders>
-              <w:top w:val="single" w:sz="4" w:space="0" w:color="10294B"/>
-              <w:left w:val="single" w:sz="4" w:space="0" w:color="10294B"/>
-              <w:bottom w:val="single" w:sz="4" w:space="0" w:color="10294B"/>
-              <w:right w:val="single" w:sz="4" w:space="0" w:color="10294B"/>
-              <w:insideH w:val="single" w:sz="4" w:space="0" w:color="10294B"/>
-              <w:insideV w:val="single" w:sz="4" w:space="0" w:color="10294B"/>
+              <w:top w:val="single" w:sz="4" w:space="0" w:color="000000"/>
+              <w:left w:val="single" w:sz="4" w:space="0" w:color="000000"/>
+              <w:bottom w:val="single" w:sz="4" w:space="0" w:color="000000"/>
+              <w:right w:val="single" w:sz="4" w:space="0" w:color="000000"/>
+              <w:insideH w:val="single" w:sz="4" w:space="0" w:color="000000"/>
+              <w:insideV w:val="single" w:sz="4" w:space="0" w:color="000000"/>
             </w:tcBorders>
             <w:tcMar>
               <w:top w:w="80" w:type="dxa"/>
@@ -2317,12 +2074,15 @@
             </w:tcMar>
           </w:tcPr>
           <w:p>
+            <w:pPr>
+              <w:keepNext/>
+            </w:pPr>
             <w:r>
               <w:rPr>
-                <w:rFonts w:ascii="Arial" w:hAnsi="Arial"/>
+                <w:rFonts w:ascii="Arial" w:hAnsi="Arial" w:eastAsia="Arial"/>
                 <w:b/>
                 <w:color w:val="FFFFFF"/>
-                <w:sz w:val="18"/>
+                <w:sz w:val="22"/>
               </w:rPr>
               <w:t>Criterio</w:t>
             </w:r>
@@ -2331,14 +2091,14 @@
         <w:tc>
           <w:tcPr>
             <w:tcW w:type="dxa" w:w="4320"/>
-            <w:shd w:fill="10294B"/>
+            <w:shd w:fill="000000"/>
             <w:tcBorders>
-              <w:top w:val="single" w:sz="4" w:space="0" w:color="10294B"/>
-              <w:left w:val="single" w:sz="4" w:space="0" w:color="10294B"/>
-              <w:bottom w:val="single" w:sz="4" w:space="0" w:color="10294B"/>
-              <w:right w:val="single" w:sz="4" w:space="0" w:color="10294B"/>
-              <w:insideH w:val="single" w:sz="4" w:space="0" w:color="10294B"/>
-              <w:insideV w:val="single" w:sz="4" w:space="0" w:color="10294B"/>
+              <w:top w:val="single" w:sz="4" w:space="0" w:color="000000"/>
+              <w:left w:val="single" w:sz="4" w:space="0" w:color="000000"/>
+              <w:bottom w:val="single" w:sz="4" w:space="0" w:color="000000"/>
+              <w:right w:val="single" w:sz="4" w:space="0" w:color="000000"/>
+              <w:insideH w:val="single" w:sz="4" w:space="0" w:color="000000"/>
+              <w:insideV w:val="single" w:sz="4" w:space="0" w:color="000000"/>
             </w:tcBorders>
             <w:tcMar>
               <w:top w:w="80" w:type="dxa"/>
@@ -2348,12 +2108,15 @@
             </w:tcMar>
           </w:tcPr>
           <w:p>
+            <w:pPr>
+              <w:keepNext/>
+            </w:pPr>
             <w:r>
               <w:rPr>
-                <w:rFonts w:ascii="Arial" w:hAnsi="Arial"/>
+                <w:rFonts w:ascii="Arial" w:hAnsi="Arial" w:eastAsia="Arial"/>
                 <w:b/>
                 <w:color w:val="FFFFFF"/>
-                <w:sz w:val="18"/>
+                <w:sz w:val="22"/>
               </w:rPr>
               <w:t>Evidencia</w:t>
             </w:r>
@@ -2361,17 +2124,20 @@
         </w:tc>
       </w:tr>
       <w:tr>
+        <w:trPr>
+          <w:cantSplit/>
+        </w:trPr>
         <w:tc>
           <w:tcPr>
             <w:tcW w:type="dxa" w:w="4320"/>
-            <w:shd w:fill="F7F9FB"/>
+            <w:shd w:fill="FFFFFF"/>
             <w:tcBorders>
-              <w:top w:val="single" w:sz="4" w:space="0" w:color="D9D9D9"/>
-              <w:left w:val="single" w:sz="4" w:space="0" w:color="D9D9D9"/>
-              <w:bottom w:val="single" w:sz="4" w:space="0" w:color="D9D9D9"/>
-              <w:right w:val="single" w:sz="4" w:space="0" w:color="D9D9D9"/>
-              <w:insideH w:val="single" w:sz="4" w:space="0" w:color="D9D9D9"/>
-              <w:insideV w:val="single" w:sz="4" w:space="0" w:color="D9D9D9"/>
+              <w:top w:val="single" w:sz="4" w:space="0" w:color="000000"/>
+              <w:left w:val="single" w:sz="4" w:space="0" w:color="000000"/>
+              <w:bottom w:val="single" w:sz="4" w:space="0" w:color="000000"/>
+              <w:right w:val="single" w:sz="4" w:space="0" w:color="000000"/>
+              <w:insideH w:val="single" w:sz="4" w:space="0" w:color="000000"/>
+              <w:insideV w:val="single" w:sz="4" w:space="0" w:color="000000"/>
             </w:tcBorders>
             <w:tcMar>
               <w:top w:w="80" w:type="dxa"/>
@@ -2384,9 +2150,9 @@
           <w:p>
             <w:r>
               <w:rPr>
-                <w:rFonts w:ascii="Arial" w:hAnsi="Arial"/>
-                <w:color w:val="222222"/>
-                <w:sz w:val="18"/>
+                <w:rFonts w:ascii="Arial" w:hAnsi="Arial" w:eastAsia="Arial"/>
+                <w:color w:val="000000"/>
+                <w:sz w:val="22"/>
               </w:rPr>
               <w:t>El intent stock_bajo reconoce variaciones de la pregunta.</w:t>
             </w:r>
@@ -2395,14 +2161,14 @@
         <w:tc>
           <w:tcPr>
             <w:tcW w:type="dxa" w:w="4320"/>
-            <w:shd w:fill="F7F9FB"/>
+            <w:shd w:fill="FFFFFF"/>
             <w:tcBorders>
-              <w:top w:val="single" w:sz="4" w:space="0" w:color="D9D9D9"/>
-              <w:left w:val="single" w:sz="4" w:space="0" w:color="D9D9D9"/>
-              <w:bottom w:val="single" w:sz="4" w:space="0" w:color="D9D9D9"/>
-              <w:right w:val="single" w:sz="4" w:space="0" w:color="D9D9D9"/>
-              <w:insideH w:val="single" w:sz="4" w:space="0" w:color="D9D9D9"/>
-              <w:insideV w:val="single" w:sz="4" w:space="0" w:color="D9D9D9"/>
+              <w:top w:val="single" w:sz="4" w:space="0" w:color="000000"/>
+              <w:left w:val="single" w:sz="4" w:space="0" w:color="000000"/>
+              <w:bottom w:val="single" w:sz="4" w:space="0" w:color="000000"/>
+              <w:right w:val="single" w:sz="4" w:space="0" w:color="000000"/>
+              <w:insideH w:val="single" w:sz="4" w:space="0" w:color="000000"/>
+              <w:insideV w:val="single" w:sz="4" w:space="0" w:color="000000"/>
             </w:tcBorders>
             <w:tcMar>
               <w:top w:w="80" w:type="dxa"/>
@@ -2415,9 +2181,9 @@
           <w:p>
             <w:r>
               <w:rPr>
-                <w:rFonts w:ascii="Arial" w:hAnsi="Arial"/>
-                <w:color w:val="222222"/>
-                <w:sz w:val="18"/>
+                <w:rFonts w:ascii="Arial" w:hAnsi="Arial" w:eastAsia="Arial"/>
+                <w:color w:val="000000"/>
+                <w:sz w:val="22"/>
               </w:rPr>
               <w:t>Pruebas conversacionales documentadas.</w:t>
             </w:r>
@@ -2425,16 +2191,20 @@
         </w:tc>
       </w:tr>
       <w:tr>
+        <w:trPr>
+          <w:cantSplit/>
+        </w:trPr>
         <w:tc>
           <w:tcPr>
             <w:tcW w:type="dxa" w:w="4320"/>
+            <w:shd w:fill="FFFFFF"/>
             <w:tcBorders>
-              <w:top w:val="single" w:sz="4" w:space="0" w:color="D9D9D9"/>
-              <w:left w:val="single" w:sz="4" w:space="0" w:color="D9D9D9"/>
-              <w:bottom w:val="single" w:sz="4" w:space="0" w:color="D9D9D9"/>
-              <w:right w:val="single" w:sz="4" w:space="0" w:color="D9D9D9"/>
-              <w:insideH w:val="single" w:sz="4" w:space="0" w:color="D9D9D9"/>
-              <w:insideV w:val="single" w:sz="4" w:space="0" w:color="D9D9D9"/>
+              <w:top w:val="single" w:sz="4" w:space="0" w:color="000000"/>
+              <w:left w:val="single" w:sz="4" w:space="0" w:color="000000"/>
+              <w:bottom w:val="single" w:sz="4" w:space="0" w:color="000000"/>
+              <w:right w:val="single" w:sz="4" w:space="0" w:color="000000"/>
+              <w:insideH w:val="single" w:sz="4" w:space="0" w:color="000000"/>
+              <w:insideV w:val="single" w:sz="4" w:space="0" w:color="000000"/>
             </w:tcBorders>
             <w:tcMar>
               <w:top w:w="80" w:type="dxa"/>
@@ -2447,9 +2217,9 @@
           <w:p>
             <w:r>
               <w:rPr>
-                <w:rFonts w:ascii="Arial" w:hAnsi="Arial"/>
-                <w:color w:val="222222"/>
-                <w:sz w:val="18"/>
+                <w:rFonts w:ascii="Arial" w:hAnsi="Arial" w:eastAsia="Arial"/>
+                <w:color w:val="000000"/>
+                <w:sz w:val="22"/>
               </w:rPr>
               <w:t>La respuesta coincide con el inventario autorizado.</w:t>
             </w:r>
@@ -2458,13 +2228,14 @@
         <w:tc>
           <w:tcPr>
             <w:tcW w:type="dxa" w:w="4320"/>
+            <w:shd w:fill="FFFFFF"/>
             <w:tcBorders>
-              <w:top w:val="single" w:sz="4" w:space="0" w:color="D9D9D9"/>
-              <w:left w:val="single" w:sz="4" w:space="0" w:color="D9D9D9"/>
-              <w:bottom w:val="single" w:sz="4" w:space="0" w:color="D9D9D9"/>
-              <w:right w:val="single" w:sz="4" w:space="0" w:color="D9D9D9"/>
-              <w:insideH w:val="single" w:sz="4" w:space="0" w:color="D9D9D9"/>
-              <w:insideV w:val="single" w:sz="4" w:space="0" w:color="D9D9D9"/>
+              <w:top w:val="single" w:sz="4" w:space="0" w:color="000000"/>
+              <w:left w:val="single" w:sz="4" w:space="0" w:color="000000"/>
+              <w:bottom w:val="single" w:sz="4" w:space="0" w:color="000000"/>
+              <w:right w:val="single" w:sz="4" w:space="0" w:color="000000"/>
+              <w:insideH w:val="single" w:sz="4" w:space="0" w:color="000000"/>
+              <w:insideV w:val="single" w:sz="4" w:space="0" w:color="000000"/>
             </w:tcBorders>
             <w:tcMar>
               <w:top w:w="80" w:type="dxa"/>
@@ -2477,9 +2248,9 @@
           <w:p>
             <w:r>
               <w:rPr>
-                <w:rFonts w:ascii="Arial" w:hAnsi="Arial"/>
-                <w:color w:val="222222"/>
-                <w:sz w:val="18"/>
+                <w:rFonts w:ascii="Arial" w:hAnsi="Arial" w:eastAsia="Arial"/>
+                <w:color w:val="000000"/>
+                <w:sz w:val="22"/>
               </w:rPr>
               <w:t>Comparación con /api/inventory/low-stock.</w:t>
             </w:r>
@@ -2487,17 +2258,20 @@
         </w:tc>
       </w:tr>
       <w:tr>
+        <w:trPr>
+          <w:cantSplit/>
+        </w:trPr>
         <w:tc>
           <w:tcPr>
             <w:tcW w:type="dxa" w:w="4320"/>
-            <w:shd w:fill="F7F9FB"/>
+            <w:shd w:fill="FFFFFF"/>
             <w:tcBorders>
-              <w:top w:val="single" w:sz="4" w:space="0" w:color="D9D9D9"/>
-              <w:left w:val="single" w:sz="4" w:space="0" w:color="D9D9D9"/>
-              <w:bottom w:val="single" w:sz="4" w:space="0" w:color="D9D9D9"/>
-              <w:right w:val="single" w:sz="4" w:space="0" w:color="D9D9D9"/>
-              <w:insideH w:val="single" w:sz="4" w:space="0" w:color="D9D9D9"/>
-              <w:insideV w:val="single" w:sz="4" w:space="0" w:color="D9D9D9"/>
+              <w:top w:val="single" w:sz="4" w:space="0" w:color="000000"/>
+              <w:left w:val="single" w:sz="4" w:space="0" w:color="000000"/>
+              <w:bottom w:val="single" w:sz="4" w:space="0" w:color="000000"/>
+              <w:right w:val="single" w:sz="4" w:space="0" w:color="000000"/>
+              <w:insideH w:val="single" w:sz="4" w:space="0" w:color="000000"/>
+              <w:insideV w:val="single" w:sz="4" w:space="0" w:color="000000"/>
             </w:tcBorders>
             <w:tcMar>
               <w:top w:w="80" w:type="dxa"/>
@@ -2510,9 +2284,9 @@
           <w:p>
             <w:r>
               <w:rPr>
-                <w:rFonts w:ascii="Arial" w:hAnsi="Arial"/>
-                <w:color w:val="222222"/>
-                <w:sz w:val="18"/>
+                <w:rFonts w:ascii="Arial" w:hAnsi="Arial" w:eastAsia="Arial"/>
+                <w:color w:val="000000"/>
+                <w:sz w:val="22"/>
               </w:rPr>
               <w:t>No se exponen credenciales.</w:t>
             </w:r>
@@ -2521,14 +2295,14 @@
         <w:tc>
           <w:tcPr>
             <w:tcW w:type="dxa" w:w="4320"/>
-            <w:shd w:fill="F7F9FB"/>
+            <w:shd w:fill="FFFFFF"/>
             <w:tcBorders>
-              <w:top w:val="single" w:sz="4" w:space="0" w:color="D9D9D9"/>
-              <w:left w:val="single" w:sz="4" w:space="0" w:color="D9D9D9"/>
-              <w:bottom w:val="single" w:sz="4" w:space="0" w:color="D9D9D9"/>
-              <w:right w:val="single" w:sz="4" w:space="0" w:color="D9D9D9"/>
-              <w:insideH w:val="single" w:sz="4" w:space="0" w:color="D9D9D9"/>
-              <w:insideV w:val="single" w:sz="4" w:space="0" w:color="D9D9D9"/>
+              <w:top w:val="single" w:sz="4" w:space="0" w:color="000000"/>
+              <w:left w:val="single" w:sz="4" w:space="0" w:color="000000"/>
+              <w:bottom w:val="single" w:sz="4" w:space="0" w:color="000000"/>
+              <w:right w:val="single" w:sz="4" w:space="0" w:color="000000"/>
+              <w:insideH w:val="single" w:sz="4" w:space="0" w:color="000000"/>
+              <w:insideV w:val="single" w:sz="4" w:space="0" w:color="000000"/>
             </w:tcBorders>
             <w:tcMar>
               <w:top w:w="80" w:type="dxa"/>
@@ -2541,9 +2315,9 @@
           <w:p>
             <w:r>
               <w:rPr>
-                <w:rFonts w:ascii="Arial" w:hAnsi="Arial"/>
-                <w:color w:val="222222"/>
-                <w:sz w:val="18"/>
+                <w:rFonts w:ascii="Arial" w:hAnsi="Arial" w:eastAsia="Arial"/>
+                <w:color w:val="000000"/>
+                <w:sz w:val="22"/>
               </w:rPr>
               <w:t>Revisión de variables y repositorio.</w:t>
             </w:r>
@@ -2551,16 +2325,20 @@
         </w:tc>
       </w:tr>
       <w:tr>
+        <w:trPr>
+          <w:cantSplit/>
+        </w:trPr>
         <w:tc>
           <w:tcPr>
             <w:tcW w:type="dxa" w:w="4320"/>
+            <w:shd w:fill="FFFFFF"/>
             <w:tcBorders>
-              <w:top w:val="single" w:sz="4" w:space="0" w:color="D9D9D9"/>
-              <w:left w:val="single" w:sz="4" w:space="0" w:color="D9D9D9"/>
-              <w:bottom w:val="single" w:sz="4" w:space="0" w:color="D9D9D9"/>
-              <w:right w:val="single" w:sz="4" w:space="0" w:color="D9D9D9"/>
-              <w:insideH w:val="single" w:sz="4" w:space="0" w:color="D9D9D9"/>
-              <w:insideV w:val="single" w:sz="4" w:space="0" w:color="D9D9D9"/>
+              <w:top w:val="single" w:sz="4" w:space="0" w:color="000000"/>
+              <w:left w:val="single" w:sz="4" w:space="0" w:color="000000"/>
+              <w:bottom w:val="single" w:sz="4" w:space="0" w:color="000000"/>
+              <w:right w:val="single" w:sz="4" w:space="0" w:color="000000"/>
+              <w:insideH w:val="single" w:sz="4" w:space="0" w:color="000000"/>
+              <w:insideV w:val="single" w:sz="4" w:space="0" w:color="000000"/>
             </w:tcBorders>
             <w:tcMar>
               <w:top w:w="80" w:type="dxa"/>
@@ -2573,9 +2351,9 @@
           <w:p>
             <w:r>
               <w:rPr>
-                <w:rFonts w:ascii="Arial" w:hAnsi="Arial"/>
-                <w:color w:val="222222"/>
-                <w:sz w:val="18"/>
+                <w:rFonts w:ascii="Arial" w:hAnsi="Arial" w:eastAsia="Arial"/>
+                <w:color w:val="000000"/>
+                <w:sz w:val="22"/>
               </w:rPr>
               <w:t>El asistente funciona sin romper la venta.</w:t>
             </w:r>
@@ -2584,13 +2362,14 @@
         <w:tc>
           <w:tcPr>
             <w:tcW w:type="dxa" w:w="4320"/>
+            <w:shd w:fill="FFFFFF"/>
             <w:tcBorders>
-              <w:top w:val="single" w:sz="4" w:space="0" w:color="D9D9D9"/>
-              <w:left w:val="single" w:sz="4" w:space="0" w:color="D9D9D9"/>
-              <w:bottom w:val="single" w:sz="4" w:space="0" w:color="D9D9D9"/>
-              <w:right w:val="single" w:sz="4" w:space="0" w:color="D9D9D9"/>
-              <w:insideH w:val="single" w:sz="4" w:space="0" w:color="D9D9D9"/>
-              <w:insideV w:val="single" w:sz="4" w:space="0" w:color="D9D9D9"/>
+              <w:top w:val="single" w:sz="4" w:space="0" w:color="000000"/>
+              <w:left w:val="single" w:sz="4" w:space="0" w:color="000000"/>
+              <w:bottom w:val="single" w:sz="4" w:space="0" w:color="000000"/>
+              <w:right w:val="single" w:sz="4" w:space="0" w:color="000000"/>
+              <w:insideH w:val="single" w:sz="4" w:space="0" w:color="000000"/>
+              <w:insideV w:val="single" w:sz="4" w:space="0" w:color="000000"/>
             </w:tcBorders>
             <w:tcMar>
               <w:top w:w="80" w:type="dxa"/>
@@ -2603,9 +2382,9 @@
           <w:p>
             <w:r>
               <w:rPr>
-                <w:rFonts w:ascii="Arial" w:hAnsi="Arial"/>
-                <w:color w:val="222222"/>
-                <w:sz w:val="18"/>
+                <w:rFonts w:ascii="Arial" w:hAnsi="Arial" w:eastAsia="Arial"/>
+                <w:color w:val="000000"/>
+                <w:sz w:val="22"/>
               </w:rPr>
               <w:t>Prueba de regresión IT-02.</w:t>
             </w:r>
@@ -2617,13 +2396,25 @@
     <w:p>
       <w:pPr>
         <w:pStyle w:val="Heading1"/>
+        <w:keepNext/>
+        <w:keepLines/>
       </w:pPr>
       <w:r>
+        <w:rPr>
+          <w:rFonts w:ascii="Arial" w:hAnsi="Arial" w:eastAsia="Arial"/>
+          <w:color w:val="000000"/>
+          <w:sz w:val="22"/>
+        </w:rPr>
         <w:t>8. Estado actual</w:t>
       </w:r>
     </w:p>
     <w:p>
       <w:r>
+        <w:rPr>
+          <w:rFonts w:ascii="Arial" w:hAnsi="Arial" w:eastAsia="Arial"/>
+          <w:color w:val="000000"/>
+          <w:sz w:val="22"/>
+        </w:rPr>
         <w:t>Estado: especificación preparada; integración productiva pendiente de credenciales, configuración de Watson, backend y validación institucional. La aplicación conserva una respuesta offline para que la demostración del proyecto sea autónoma.</w:t>
       </w:r>
     </w:p>
@@ -2648,13 +2439,18 @@
     </w:pPr>
     <w:r>
       <w:rPr>
-        <w:rFonts w:ascii="Arial" w:hAnsi="Arial"/>
-        <w:color w:val="6B7280"/>
-        <w:sz w:val="16"/>
-      </w:rPr>
-      <w:t xml:space="preserve">EFSR14908  ·  Documento editable  ·  Página </w:t>
+        <w:rFonts w:ascii="Arial" w:hAnsi="Arial" w:eastAsia="Arial"/>
+        <w:color w:val="000000"/>
+        <w:sz w:val="22"/>
+      </w:rPr>
+      <w:t xml:space="preserve">EFSR14908 | Página </w:t>
     </w:r>
     <w:r>
+      <w:rPr>
+        <w:rFonts w:ascii="Arial" w:hAnsi="Arial" w:eastAsia="Arial"/>
+        <w:color w:val="000000"/>
+        <w:sz w:val="22"/>
+      </w:rPr>
       <w:fldChar w:fldCharType="begin"/>
       <w:instrText xml:space="preserve"> PAGE </w:instrText>
       <w:fldChar w:fldCharType="end"/>
@@ -2672,11 +2468,11 @@
     </w:pPr>
     <w:r>
       <w:rPr>
-        <w:rFonts w:ascii="Arial" w:hAnsi="Arial"/>
-        <w:color w:val="6B7280"/>
-        <w:sz w:val="16"/>
-      </w:rPr>
-      <w:t>BODEGA NORTE  |  EFSR14908</w:t>
+        <w:rFonts w:ascii="Arial" w:hAnsi="Arial" w:eastAsia="Arial"/>
+        <w:color w:val="000000"/>
+        <w:sz w:val="22"/>
+      </w:rPr>
+      <w:t>BODEGA NORTE | EFSR14908</w:t>
     </w:r>
   </w:p>
 </w:hdr>
@@ -3046,11 +2842,13 @@
     <w:qFormat/>
     <w:rsid w:val="00FC693F"/>
     <w:pPr>
+      <w:keepLines/>
+      <w:widowControl/>
       <w:spacing w:after="120" w:line="240" w:lineRule="auto"/>
     </w:pPr>
     <w:rPr>
       <w:rFonts w:ascii="Arial" w:hAnsi="Arial" w:eastAsia="Arial"/>
-      <w:color w:val="222222"/>
+      <w:color w:val="000000"/>
       <w:sz w:val="22"/>
     </w:rPr>
   </w:style>
@@ -3109,15 +2907,15 @@
     <w:pPr>
       <w:keepNext/>
       <w:keepLines/>
-      <w:spacing w:before="200" w:after="100"/>
+      <w:spacing w:before="160" w:after="80" w:line="240" w:lineRule="auto"/>
       <w:outlineLvl w:val="0"/>
     </w:pPr>
     <w:rPr>
       <w:rFonts w:asciiTheme="majorHAnsi" w:eastAsiaTheme="majorEastAsia" w:hAnsiTheme="majorHAnsi" w:cstheme="majorBidi" w:ascii="Arial" w:hAnsi="Arial" w:eastAsia="Arial"/>
       <w:b/>
       <w:bCs/>
-      <w:color w:val="10294B"/>
-      <w:sz w:val="32"/>
+      <w:color w:val="000000"/>
+      <w:sz w:val="22"/>
       <w:szCs w:val="28"/>
     </w:rPr>
   </w:style>
@@ -3133,15 +2931,15 @@
     <w:pPr>
       <w:keepNext/>
       <w:keepLines/>
-      <w:spacing w:before="200" w:after="100"/>
+      <w:spacing w:before="160" w:after="80" w:line="240" w:lineRule="auto"/>
       <w:outlineLvl w:val="1"/>
     </w:pPr>
     <w:rPr>
       <w:rFonts w:asciiTheme="majorHAnsi" w:eastAsiaTheme="majorEastAsia" w:hAnsiTheme="majorHAnsi" w:cstheme="majorBidi" w:ascii="Arial" w:hAnsi="Arial" w:eastAsia="Arial"/>
       <w:b/>
       <w:bCs/>
-      <w:color w:val="1F4E79"/>
-      <w:sz w:val="26"/>
+      <w:color w:val="000000"/>
+      <w:sz w:val="22"/>
       <w:szCs w:val="26"/>
     </w:rPr>
   </w:style>
@@ -3157,14 +2955,14 @@
     <w:pPr>
       <w:keepNext/>
       <w:keepLines/>
-      <w:spacing w:before="200" w:after="100"/>
+      <w:spacing w:before="160" w:after="80" w:line="240" w:lineRule="auto"/>
       <w:outlineLvl w:val="2"/>
     </w:pPr>
     <w:rPr>
       <w:rFonts w:asciiTheme="majorHAnsi" w:eastAsiaTheme="majorEastAsia" w:hAnsiTheme="majorHAnsi" w:cstheme="majorBidi" w:ascii="Arial" w:hAnsi="Arial" w:eastAsia="Arial"/>
       <w:b/>
       <w:bCs/>
-      <w:color w:val="1F4E79"/>
+      <w:color w:val="000000"/>
       <w:sz w:val="22"/>
     </w:rPr>
   </w:style>
@@ -3396,19 +3194,16 @@
     <w:qFormat/>
     <w:rsid w:val="00FC693F"/>
     <w:pPr>
-      <w:pBdr>
-        <w:bottom w:val="single" w:sz="8" w:space="4" w:color="4F81BD" w:themeColor="accent1"/>
-      </w:pBdr>
-      <w:spacing w:after="100" w:line="240" w:lineRule="auto" w:before="200"/>
+      <w:spacing w:after="80" w:line="240" w:lineRule="auto" w:before="160"/>
       <w:contextualSpacing/>
     </w:pPr>
     <w:rPr>
       <w:rFonts w:asciiTheme="majorHAnsi" w:eastAsiaTheme="majorEastAsia" w:hAnsiTheme="majorHAnsi" w:cstheme="majorBidi" w:ascii="Arial" w:hAnsi="Arial" w:eastAsia="Arial"/>
       <w:b/>
-      <w:color w:val="10294B"/>
+      <w:color w:val="000000"/>
       <w:spacing w:val="5"/>
       <w:kern w:val="28"/>
-      <w:sz w:val="40"/>
+      <w:sz w:val="22"/>
       <w:szCs w:val="52"/>
     </w:rPr>
   </w:style>
@@ -3582,8 +3377,14 @@
       <w:numPr>
         <w:numId w:val="1"/>
       </w:numPr>
+      <w:spacing w:line="240" w:lineRule="auto"/>
       <w:contextualSpacing/>
     </w:pPr>
+    <w:rPr>
+      <w:rFonts w:ascii="Arial" w:hAnsi="Arial" w:eastAsia="Arial"/>
+      <w:color w:val="000000"/>
+      <w:sz w:val="22"/>
+    </w:rPr>
   </w:style>
   <w:style w:type="paragraph" w:styleId="ListBullet2">
     <w:name w:val="List Bullet 2"/>
@@ -3595,8 +3396,14 @@
       <w:numPr>
         <w:numId w:val="2"/>
       </w:numPr>
+      <w:spacing w:line="240" w:lineRule="auto"/>
       <w:contextualSpacing/>
     </w:pPr>
+    <w:rPr>
+      <w:rFonts w:ascii="Arial" w:hAnsi="Arial" w:eastAsia="Arial"/>
+      <w:color w:val="000000"/>
+      <w:sz w:val="22"/>
+    </w:rPr>
   </w:style>
   <w:style w:type="paragraph" w:styleId="ListBullet3">
     <w:name w:val="List Bullet 3"/>
@@ -3621,8 +3428,14 @@
       <w:numPr>
         <w:numId w:val="5"/>
       </w:numPr>
+      <w:spacing w:line="240" w:lineRule="auto"/>
       <w:contextualSpacing/>
     </w:pPr>
+    <w:rPr>
+      <w:rFonts w:ascii="Arial" w:hAnsi="Arial" w:eastAsia="Arial"/>
+      <w:color w:val="000000"/>
+      <w:sz w:val="22"/>
+    </w:rPr>
   </w:style>
   <w:style w:type="paragraph" w:styleId="ListNumber2">
     <w:name w:val="List Number 2"/>
@@ -3634,8 +3447,14 @@
       <w:numPr>
         <w:numId w:val="6"/>
       </w:numPr>
+      <w:spacing w:line="240" w:lineRule="auto"/>
       <w:contextualSpacing/>
     </w:pPr>
+    <w:rPr>
+      <w:rFonts w:ascii="Arial" w:hAnsi="Arial" w:eastAsia="Arial"/>
+      <w:color w:val="000000"/>
+      <w:sz w:val="22"/>
+    </w:rPr>
   </w:style>
   <w:style w:type="paragraph" w:styleId="ListNumber3">
     <w:name w:val="List Number 3"/>

--- a/docs/word/10_Integracion_Watson_Assistant.docx
+++ b/docs/word/10_Integracion_Watson_Assistant.docx
@@ -30,7 +30,7 @@
           <w:color w:val="000000"/>
           <w:sz w:val="22"/>
         </w:rPr>
-        <w:t>Especificación de integración con Watson Assistant</w:t>
+        <w:t>Integración Watson Assistant Bodega Norte</w:t>
       </w:r>
     </w:p>
     <w:p>
@@ -70,7 +70,7 @@
           <w:color w:val="000000"/>
           <w:sz w:val="22"/>
         </w:rPr>
-        <w:t>Ciclo cuarto | Periodo 2026 | Semestre no consignado en los documentos recibidos</w:t>
+        <w:t>Ciclo cuarto | Periodo 2026 | Semestre por confirmar</w:t>
       </w:r>
     </w:p>
     <w:p>
@@ -97,7 +97,7 @@
           <w:color w:val="000000"/>
           <w:sz w:val="22"/>
         </w:rPr>
-        <w:t>Coordinador: Gonzalo Yoel Choque Becerra</w:t>
+        <w:t>Coordinador: Gonsalo Yoel Choque Becerra</w:t>
       </w:r>
     </w:p>
     <w:p>
@@ -117,7 +117,7 @@
           <w:color w:val="000000"/>
           <w:sz w:val="22"/>
         </w:rPr>
-        <w:t>Fecha de elaboración: 4 de octubre de 2026</w:t>
+        <w:t>Fecha de elaboración: 12 de octubre de 2026</w:t>
       </w:r>
     </w:p>
     <w:p>
@@ -142,7 +142,7 @@
           <w:color w:val="000000"/>
           <w:sz w:val="22"/>
         </w:rPr>
-        <w:t>1. Propósito</w:t>
+        <w:t>Implementación</w:t>
       </w:r>
     </w:p>
     <w:p>
@@ -152,1890 +152,7 @@
           <w:color w:val="000000"/>
           <w:sz w:val="22"/>
         </w:rPr>
-        <w:t>Este documento define cómo incorporar un asistente conversacional al sistema Bodega Norte. La versión actual incluye un asistente offline demostrativo; este diseño permite conectar Watson Assistant sin exponer credenciales ni reglas internas en el navegador.</w:t>
-      </w:r>
-    </w:p>
-    <w:p>
-      <w:pPr>
-        <w:pStyle w:val="Heading1"/>
-        <w:keepNext/>
-        <w:keepLines/>
-      </w:pPr>
-      <w:r>
-        <w:rPr>
-          <w:rFonts w:ascii="Arial" w:hAnsi="Arial" w:eastAsia="Arial"/>
-          <w:color w:val="000000"/>
-          <w:sz w:val="22"/>
-        </w:rPr>
-        <w:t>2. Intents propuestos</w:t>
-      </w:r>
-    </w:p>
-    <w:tbl>
-      <w:tblPr>
-        <w:tblStyle w:val="TableGrid"/>
-        <w:tblW w:type="auto" w:w="0"/>
-        <w:jc w:val="center"/>
-        <w:tblLook w:firstColumn="1" w:firstRow="1" w:lastColumn="0" w:lastRow="0" w:noHBand="0" w:noVBand="1" w:val="04A0"/>
-      </w:tblPr>
-      <w:tblGrid>
-        <w:gridCol w:w="2880"/>
-        <w:gridCol w:w="2880"/>
-        <w:gridCol w:w="2880"/>
-      </w:tblGrid>
-      <w:tr>
-        <w:trPr>
-          <w:cantSplit/>
-          <w:tblHeader w:val="true"/>
-        </w:trPr>
-        <w:tc>
-          <w:tcPr>
-            <w:tcW w:type="dxa" w:w="2880"/>
-            <w:shd w:fill="000000"/>
-            <w:tcBorders>
-              <w:top w:val="single" w:sz="4" w:space="0" w:color="000000"/>
-              <w:left w:val="single" w:sz="4" w:space="0" w:color="000000"/>
-              <w:bottom w:val="single" w:sz="4" w:space="0" w:color="000000"/>
-              <w:right w:val="single" w:sz="4" w:space="0" w:color="000000"/>
-              <w:insideH w:val="single" w:sz="4" w:space="0" w:color="000000"/>
-              <w:insideV w:val="single" w:sz="4" w:space="0" w:color="000000"/>
-            </w:tcBorders>
-            <w:tcMar>
-              <w:top w:w="80" w:type="dxa"/>
-              <w:start w:w="100" w:type="dxa"/>
-              <w:bottom w:w="80" w:type="dxa"/>
-              <w:end w:w="100" w:type="dxa"/>
-            </w:tcMar>
-          </w:tcPr>
-          <w:p>
-            <w:pPr>
-              <w:keepNext/>
-            </w:pPr>
-            <w:r>
-              <w:rPr>
-                <w:rFonts w:ascii="Arial" w:hAnsi="Arial" w:eastAsia="Arial"/>
-                <w:b/>
-                <w:color w:val="FFFFFF"/>
-                <w:sz w:val="22"/>
-              </w:rPr>
-              <w:t>Intent</w:t>
-            </w:r>
-          </w:p>
-        </w:tc>
-        <w:tc>
-          <w:tcPr>
-            <w:tcW w:type="dxa" w:w="2880"/>
-            <w:shd w:fill="000000"/>
-            <w:tcBorders>
-              <w:top w:val="single" w:sz="4" w:space="0" w:color="000000"/>
-              <w:left w:val="single" w:sz="4" w:space="0" w:color="000000"/>
-              <w:bottom w:val="single" w:sz="4" w:space="0" w:color="000000"/>
-              <w:right w:val="single" w:sz="4" w:space="0" w:color="000000"/>
-              <w:insideH w:val="single" w:sz="4" w:space="0" w:color="000000"/>
-              <w:insideV w:val="single" w:sz="4" w:space="0" w:color="000000"/>
-            </w:tcBorders>
-            <w:tcMar>
-              <w:top w:w="80" w:type="dxa"/>
-              <w:start w:w="100" w:type="dxa"/>
-              <w:bottom w:w="80" w:type="dxa"/>
-              <w:end w:w="100" w:type="dxa"/>
-            </w:tcMar>
-          </w:tcPr>
-          <w:p>
-            <w:pPr>
-              <w:keepNext/>
-            </w:pPr>
-            <w:r>
-              <w:rPr>
-                <w:rFonts w:ascii="Arial" w:hAnsi="Arial" w:eastAsia="Arial"/>
-                <w:b/>
-                <w:color w:val="FFFFFF"/>
-                <w:sz w:val="22"/>
-              </w:rPr>
-              <w:t>Ejemplos</w:t>
-            </w:r>
-          </w:p>
-        </w:tc>
-        <w:tc>
-          <w:tcPr>
-            <w:tcW w:type="dxa" w:w="2880"/>
-            <w:shd w:fill="000000"/>
-            <w:tcBorders>
-              <w:top w:val="single" w:sz="4" w:space="0" w:color="000000"/>
-              <w:left w:val="single" w:sz="4" w:space="0" w:color="000000"/>
-              <w:bottom w:val="single" w:sz="4" w:space="0" w:color="000000"/>
-              <w:right w:val="single" w:sz="4" w:space="0" w:color="000000"/>
-              <w:insideH w:val="single" w:sz="4" w:space="0" w:color="000000"/>
-              <w:insideV w:val="single" w:sz="4" w:space="0" w:color="000000"/>
-            </w:tcBorders>
-            <w:tcMar>
-              <w:top w:w="80" w:type="dxa"/>
-              <w:start w:w="100" w:type="dxa"/>
-              <w:bottom w:w="80" w:type="dxa"/>
-              <w:end w:w="100" w:type="dxa"/>
-            </w:tcMar>
-          </w:tcPr>
-          <w:p>
-            <w:pPr>
-              <w:keepNext/>
-            </w:pPr>
-            <w:r>
-              <w:rPr>
-                <w:rFonts w:ascii="Arial" w:hAnsi="Arial" w:eastAsia="Arial"/>
-                <w:b/>
-                <w:color w:val="FFFFFF"/>
-                <w:sz w:val="22"/>
-              </w:rPr>
-              <w:t>Respuesta esperada</w:t>
-            </w:r>
-          </w:p>
-        </w:tc>
-      </w:tr>
-      <w:tr>
-        <w:trPr>
-          <w:cantSplit/>
-        </w:trPr>
-        <w:tc>
-          <w:tcPr>
-            <w:tcW w:type="dxa" w:w="2880"/>
-            <w:shd w:fill="FFFFFF"/>
-            <w:tcBorders>
-              <w:top w:val="single" w:sz="4" w:space="0" w:color="000000"/>
-              <w:left w:val="single" w:sz="4" w:space="0" w:color="000000"/>
-              <w:bottom w:val="single" w:sz="4" w:space="0" w:color="000000"/>
-              <w:right w:val="single" w:sz="4" w:space="0" w:color="000000"/>
-              <w:insideH w:val="single" w:sz="4" w:space="0" w:color="000000"/>
-              <w:insideV w:val="single" w:sz="4" w:space="0" w:color="000000"/>
-            </w:tcBorders>
-            <w:tcMar>
-              <w:top w:w="80" w:type="dxa"/>
-              <w:start w:w="100" w:type="dxa"/>
-              <w:bottom w:w="80" w:type="dxa"/>
-              <w:end w:w="100" w:type="dxa"/>
-            </w:tcMar>
-            <w:vAlign w:val="center"/>
-          </w:tcPr>
-          <w:p>
-            <w:r>
-              <w:rPr>
-                <w:rFonts w:ascii="Arial" w:hAnsi="Arial" w:eastAsia="Arial"/>
-                <w:color w:val="000000"/>
-                <w:sz w:val="22"/>
-              </w:rPr>
-              <w:t>stock_bajo</w:t>
-            </w:r>
-          </w:p>
-        </w:tc>
-        <w:tc>
-          <w:tcPr>
-            <w:tcW w:type="dxa" w:w="2880"/>
-            <w:shd w:fill="FFFFFF"/>
-            <w:tcBorders>
-              <w:top w:val="single" w:sz="4" w:space="0" w:color="000000"/>
-              <w:left w:val="single" w:sz="4" w:space="0" w:color="000000"/>
-              <w:bottom w:val="single" w:sz="4" w:space="0" w:color="000000"/>
-              <w:right w:val="single" w:sz="4" w:space="0" w:color="000000"/>
-              <w:insideH w:val="single" w:sz="4" w:space="0" w:color="000000"/>
-              <w:insideV w:val="single" w:sz="4" w:space="0" w:color="000000"/>
-            </w:tcBorders>
-            <w:tcMar>
-              <w:top w:w="80" w:type="dxa"/>
-              <w:start w:w="100" w:type="dxa"/>
-              <w:bottom w:w="80" w:type="dxa"/>
-              <w:end w:w="100" w:type="dxa"/>
-            </w:tcMar>
-            <w:vAlign w:val="center"/>
-          </w:tcPr>
-          <w:p>
-            <w:r>
-              <w:rPr>
-                <w:rFonts w:ascii="Arial" w:hAnsi="Arial" w:eastAsia="Arial"/>
-                <w:color w:val="000000"/>
-                <w:sz w:val="22"/>
-              </w:rPr>
-              <w:t>¿Qué productos están bajos?</w:t>
-            </w:r>
-          </w:p>
-        </w:tc>
-        <w:tc>
-          <w:tcPr>
-            <w:tcW w:type="dxa" w:w="2880"/>
-            <w:shd w:fill="FFFFFF"/>
-            <w:tcBorders>
-              <w:top w:val="single" w:sz="4" w:space="0" w:color="000000"/>
-              <w:left w:val="single" w:sz="4" w:space="0" w:color="000000"/>
-              <w:bottom w:val="single" w:sz="4" w:space="0" w:color="000000"/>
-              <w:right w:val="single" w:sz="4" w:space="0" w:color="000000"/>
-              <w:insideH w:val="single" w:sz="4" w:space="0" w:color="000000"/>
-              <w:insideV w:val="single" w:sz="4" w:space="0" w:color="000000"/>
-            </w:tcBorders>
-            <w:tcMar>
-              <w:top w:w="80" w:type="dxa"/>
-              <w:start w:w="100" w:type="dxa"/>
-              <w:bottom w:w="80" w:type="dxa"/>
-              <w:end w:w="100" w:type="dxa"/>
-            </w:tcMar>
-            <w:vAlign w:val="center"/>
-          </w:tcPr>
-          <w:p>
-            <w:r>
-              <w:rPr>
-                <w:rFonts w:ascii="Arial" w:hAnsi="Arial" w:eastAsia="Arial"/>
-                <w:color w:val="000000"/>
-                <w:sz w:val="22"/>
-              </w:rPr>
-              <w:t>Lista de productos cuyo stock actual está en o debajo del mínimo.</w:t>
-            </w:r>
-          </w:p>
-        </w:tc>
-      </w:tr>
-      <w:tr>
-        <w:trPr>
-          <w:cantSplit/>
-        </w:trPr>
-        <w:tc>
-          <w:tcPr>
-            <w:tcW w:type="dxa" w:w="2880"/>
-            <w:shd w:fill="FFFFFF"/>
-            <w:tcBorders>
-              <w:top w:val="single" w:sz="4" w:space="0" w:color="000000"/>
-              <w:left w:val="single" w:sz="4" w:space="0" w:color="000000"/>
-              <w:bottom w:val="single" w:sz="4" w:space="0" w:color="000000"/>
-              <w:right w:val="single" w:sz="4" w:space="0" w:color="000000"/>
-              <w:insideH w:val="single" w:sz="4" w:space="0" w:color="000000"/>
-              <w:insideV w:val="single" w:sz="4" w:space="0" w:color="000000"/>
-            </w:tcBorders>
-            <w:tcMar>
-              <w:top w:w="80" w:type="dxa"/>
-              <w:start w:w="100" w:type="dxa"/>
-              <w:bottom w:w="80" w:type="dxa"/>
-              <w:end w:w="100" w:type="dxa"/>
-            </w:tcMar>
-            <w:vAlign w:val="center"/>
-          </w:tcPr>
-          <w:p>
-            <w:r>
-              <w:rPr>
-                <w:rFonts w:ascii="Arial" w:hAnsi="Arial" w:eastAsia="Arial"/>
-                <w:color w:val="000000"/>
-                <w:sz w:val="22"/>
-              </w:rPr>
-              <w:t>ventas_hoy</w:t>
-            </w:r>
-          </w:p>
-        </w:tc>
-        <w:tc>
-          <w:tcPr>
-            <w:tcW w:type="dxa" w:w="2880"/>
-            <w:shd w:fill="FFFFFF"/>
-            <w:tcBorders>
-              <w:top w:val="single" w:sz="4" w:space="0" w:color="000000"/>
-              <w:left w:val="single" w:sz="4" w:space="0" w:color="000000"/>
-              <w:bottom w:val="single" w:sz="4" w:space="0" w:color="000000"/>
-              <w:right w:val="single" w:sz="4" w:space="0" w:color="000000"/>
-              <w:insideH w:val="single" w:sz="4" w:space="0" w:color="000000"/>
-              <w:insideV w:val="single" w:sz="4" w:space="0" w:color="000000"/>
-            </w:tcBorders>
-            <w:tcMar>
-              <w:top w:w="80" w:type="dxa"/>
-              <w:start w:w="100" w:type="dxa"/>
-              <w:bottom w:w="80" w:type="dxa"/>
-              <w:end w:w="100" w:type="dxa"/>
-            </w:tcMar>
-            <w:vAlign w:val="center"/>
-          </w:tcPr>
-          <w:p>
-            <w:r>
-              <w:rPr>
-                <w:rFonts w:ascii="Arial" w:hAnsi="Arial" w:eastAsia="Arial"/>
-                <w:color w:val="000000"/>
-                <w:sz w:val="22"/>
-              </w:rPr>
-              <w:t>¿Cuánto vendimos hoy?</w:t>
-            </w:r>
-          </w:p>
-        </w:tc>
-        <w:tc>
-          <w:tcPr>
-            <w:tcW w:type="dxa" w:w="2880"/>
-            <w:shd w:fill="FFFFFF"/>
-            <w:tcBorders>
-              <w:top w:val="single" w:sz="4" w:space="0" w:color="000000"/>
-              <w:left w:val="single" w:sz="4" w:space="0" w:color="000000"/>
-              <w:bottom w:val="single" w:sz="4" w:space="0" w:color="000000"/>
-              <w:right w:val="single" w:sz="4" w:space="0" w:color="000000"/>
-              <w:insideH w:val="single" w:sz="4" w:space="0" w:color="000000"/>
-              <w:insideV w:val="single" w:sz="4" w:space="0" w:color="000000"/>
-            </w:tcBorders>
-            <w:tcMar>
-              <w:top w:w="80" w:type="dxa"/>
-              <w:start w:w="100" w:type="dxa"/>
-              <w:bottom w:w="80" w:type="dxa"/>
-              <w:end w:w="100" w:type="dxa"/>
-            </w:tcMar>
-            <w:vAlign w:val="center"/>
-          </w:tcPr>
-          <w:p>
-            <w:r>
-              <w:rPr>
-                <w:rFonts w:ascii="Arial" w:hAnsi="Arial" w:eastAsia="Arial"/>
-                <w:color w:val="000000"/>
-                <w:sz w:val="22"/>
-              </w:rPr>
-              <w:t>Total de ventas e ingresos del día.</w:t>
-            </w:r>
-          </w:p>
-        </w:tc>
-      </w:tr>
-      <w:tr>
-        <w:trPr>
-          <w:cantSplit/>
-        </w:trPr>
-        <w:tc>
-          <w:tcPr>
-            <w:tcW w:type="dxa" w:w="2880"/>
-            <w:shd w:fill="FFFFFF"/>
-            <w:tcBorders>
-              <w:top w:val="single" w:sz="4" w:space="0" w:color="000000"/>
-              <w:left w:val="single" w:sz="4" w:space="0" w:color="000000"/>
-              <w:bottom w:val="single" w:sz="4" w:space="0" w:color="000000"/>
-              <w:right w:val="single" w:sz="4" w:space="0" w:color="000000"/>
-              <w:insideH w:val="single" w:sz="4" w:space="0" w:color="000000"/>
-              <w:insideV w:val="single" w:sz="4" w:space="0" w:color="000000"/>
-            </w:tcBorders>
-            <w:tcMar>
-              <w:top w:w="80" w:type="dxa"/>
-              <w:start w:w="100" w:type="dxa"/>
-              <w:bottom w:w="80" w:type="dxa"/>
-              <w:end w:w="100" w:type="dxa"/>
-            </w:tcMar>
-            <w:vAlign w:val="center"/>
-          </w:tcPr>
-          <w:p>
-            <w:r>
-              <w:rPr>
-                <w:rFonts w:ascii="Arial" w:hAnsi="Arial" w:eastAsia="Arial"/>
-                <w:color w:val="000000"/>
-                <w:sz w:val="22"/>
-              </w:rPr>
-              <w:t>buscar_producto</w:t>
-            </w:r>
-          </w:p>
-        </w:tc>
-        <w:tc>
-          <w:tcPr>
-            <w:tcW w:type="dxa" w:w="2880"/>
-            <w:shd w:fill="FFFFFF"/>
-            <w:tcBorders>
-              <w:top w:val="single" w:sz="4" w:space="0" w:color="000000"/>
-              <w:left w:val="single" w:sz="4" w:space="0" w:color="000000"/>
-              <w:bottom w:val="single" w:sz="4" w:space="0" w:color="000000"/>
-              <w:right w:val="single" w:sz="4" w:space="0" w:color="000000"/>
-              <w:insideH w:val="single" w:sz="4" w:space="0" w:color="000000"/>
-              <w:insideV w:val="single" w:sz="4" w:space="0" w:color="000000"/>
-            </w:tcBorders>
-            <w:tcMar>
-              <w:top w:w="80" w:type="dxa"/>
-              <w:start w:w="100" w:type="dxa"/>
-              <w:bottom w:w="80" w:type="dxa"/>
-              <w:end w:w="100" w:type="dxa"/>
-            </w:tcMar>
-            <w:vAlign w:val="center"/>
-          </w:tcPr>
-          <w:p>
-            <w:r>
-              <w:rPr>
-                <w:rFonts w:ascii="Arial" w:hAnsi="Arial" w:eastAsia="Arial"/>
-                <w:color w:val="000000"/>
-                <w:sz w:val="22"/>
-              </w:rPr>
-              <w:t>Busca arroz</w:t>
-            </w:r>
-          </w:p>
-        </w:tc>
-        <w:tc>
-          <w:tcPr>
-            <w:tcW w:type="dxa" w:w="2880"/>
-            <w:shd w:fill="FFFFFF"/>
-            <w:tcBorders>
-              <w:top w:val="single" w:sz="4" w:space="0" w:color="000000"/>
-              <w:left w:val="single" w:sz="4" w:space="0" w:color="000000"/>
-              <w:bottom w:val="single" w:sz="4" w:space="0" w:color="000000"/>
-              <w:right w:val="single" w:sz="4" w:space="0" w:color="000000"/>
-              <w:insideH w:val="single" w:sz="4" w:space="0" w:color="000000"/>
-              <w:insideV w:val="single" w:sz="4" w:space="0" w:color="000000"/>
-            </w:tcBorders>
-            <w:tcMar>
-              <w:top w:w="80" w:type="dxa"/>
-              <w:start w:w="100" w:type="dxa"/>
-              <w:bottom w:w="80" w:type="dxa"/>
-              <w:end w:w="100" w:type="dxa"/>
-            </w:tcMar>
-            <w:vAlign w:val="center"/>
-          </w:tcPr>
-          <w:p>
-            <w:r>
-              <w:rPr>
-                <w:rFonts w:ascii="Arial" w:hAnsi="Arial" w:eastAsia="Arial"/>
-                <w:color w:val="000000"/>
-                <w:sz w:val="22"/>
-              </w:rPr>
-              <w:t>Producto, precio y disponibilidad.</w:t>
-            </w:r>
-          </w:p>
-        </w:tc>
-      </w:tr>
-      <w:tr>
-        <w:trPr>
-          <w:cantSplit/>
-        </w:trPr>
-        <w:tc>
-          <w:tcPr>
-            <w:tcW w:type="dxa" w:w="2880"/>
-            <w:shd w:fill="FFFFFF"/>
-            <w:tcBorders>
-              <w:top w:val="single" w:sz="4" w:space="0" w:color="000000"/>
-              <w:left w:val="single" w:sz="4" w:space="0" w:color="000000"/>
-              <w:bottom w:val="single" w:sz="4" w:space="0" w:color="000000"/>
-              <w:right w:val="single" w:sz="4" w:space="0" w:color="000000"/>
-              <w:insideH w:val="single" w:sz="4" w:space="0" w:color="000000"/>
-              <w:insideV w:val="single" w:sz="4" w:space="0" w:color="000000"/>
-            </w:tcBorders>
-            <w:tcMar>
-              <w:top w:w="80" w:type="dxa"/>
-              <w:start w:w="100" w:type="dxa"/>
-              <w:bottom w:w="80" w:type="dxa"/>
-              <w:end w:w="100" w:type="dxa"/>
-            </w:tcMar>
-            <w:vAlign w:val="center"/>
-          </w:tcPr>
-          <w:p>
-            <w:r>
-              <w:rPr>
-                <w:rFonts w:ascii="Arial" w:hAnsi="Arial" w:eastAsia="Arial"/>
-                <w:color w:val="000000"/>
-                <w:sz w:val="22"/>
-              </w:rPr>
-              <w:t>resumen_inventario</w:t>
-            </w:r>
-          </w:p>
-        </w:tc>
-        <w:tc>
-          <w:tcPr>
-            <w:tcW w:type="dxa" w:w="2880"/>
-            <w:shd w:fill="FFFFFF"/>
-            <w:tcBorders>
-              <w:top w:val="single" w:sz="4" w:space="0" w:color="000000"/>
-              <w:left w:val="single" w:sz="4" w:space="0" w:color="000000"/>
-              <w:bottom w:val="single" w:sz="4" w:space="0" w:color="000000"/>
-              <w:right w:val="single" w:sz="4" w:space="0" w:color="000000"/>
-              <w:insideH w:val="single" w:sz="4" w:space="0" w:color="000000"/>
-              <w:insideV w:val="single" w:sz="4" w:space="0" w:color="000000"/>
-            </w:tcBorders>
-            <w:tcMar>
-              <w:top w:w="80" w:type="dxa"/>
-              <w:start w:w="100" w:type="dxa"/>
-              <w:bottom w:w="80" w:type="dxa"/>
-              <w:end w:w="100" w:type="dxa"/>
-            </w:tcMar>
-            <w:vAlign w:val="center"/>
-          </w:tcPr>
-          <w:p>
-            <w:r>
-              <w:rPr>
-                <w:rFonts w:ascii="Arial" w:hAnsi="Arial" w:eastAsia="Arial"/>
-                <w:color w:val="000000"/>
-                <w:sz w:val="22"/>
-              </w:rPr>
-              <w:t>Dame un resumen del inventario</w:t>
-            </w:r>
-          </w:p>
-        </w:tc>
-        <w:tc>
-          <w:tcPr>
-            <w:tcW w:type="dxa" w:w="2880"/>
-            <w:shd w:fill="FFFFFF"/>
-            <w:tcBorders>
-              <w:top w:val="single" w:sz="4" w:space="0" w:color="000000"/>
-              <w:left w:val="single" w:sz="4" w:space="0" w:color="000000"/>
-              <w:bottom w:val="single" w:sz="4" w:space="0" w:color="000000"/>
-              <w:right w:val="single" w:sz="4" w:space="0" w:color="000000"/>
-              <w:insideH w:val="single" w:sz="4" w:space="0" w:color="000000"/>
-              <w:insideV w:val="single" w:sz="4" w:space="0" w:color="000000"/>
-            </w:tcBorders>
-            <w:tcMar>
-              <w:top w:w="80" w:type="dxa"/>
-              <w:start w:w="100" w:type="dxa"/>
-              <w:bottom w:w="80" w:type="dxa"/>
-              <w:end w:w="100" w:type="dxa"/>
-            </w:tcMar>
-            <w:vAlign w:val="center"/>
-          </w:tcPr>
-          <w:p>
-            <w:r>
-              <w:rPr>
-                <w:rFonts w:ascii="Arial" w:hAnsi="Arial" w:eastAsia="Arial"/>
-                <w:color w:val="000000"/>
-                <w:sz w:val="22"/>
-              </w:rPr>
-              <w:t>Cantidad de productos, valorización referencial y alertas.</w:t>
-            </w:r>
-          </w:p>
-        </w:tc>
-      </w:tr>
-      <w:tr>
-        <w:trPr>
-          <w:cantSplit/>
-        </w:trPr>
-        <w:tc>
-          <w:tcPr>
-            <w:tcW w:type="dxa" w:w="2880"/>
-            <w:shd w:fill="FFFFFF"/>
-            <w:tcBorders>
-              <w:top w:val="single" w:sz="4" w:space="0" w:color="000000"/>
-              <w:left w:val="single" w:sz="4" w:space="0" w:color="000000"/>
-              <w:bottom w:val="single" w:sz="4" w:space="0" w:color="000000"/>
-              <w:right w:val="single" w:sz="4" w:space="0" w:color="000000"/>
-              <w:insideH w:val="single" w:sz="4" w:space="0" w:color="000000"/>
-              <w:insideV w:val="single" w:sz="4" w:space="0" w:color="000000"/>
-            </w:tcBorders>
-            <w:tcMar>
-              <w:top w:w="80" w:type="dxa"/>
-              <w:start w:w="100" w:type="dxa"/>
-              <w:bottom w:w="80" w:type="dxa"/>
-              <w:end w:w="100" w:type="dxa"/>
-            </w:tcMar>
-            <w:vAlign w:val="center"/>
-          </w:tcPr>
-          <w:p>
-            <w:r>
-              <w:rPr>
-                <w:rFonts w:ascii="Arial" w:hAnsi="Arial" w:eastAsia="Arial"/>
-                <w:color w:val="000000"/>
-                <w:sz w:val="22"/>
-              </w:rPr>
-              <w:t>ayuda_sistema</w:t>
-            </w:r>
-          </w:p>
-        </w:tc>
-        <w:tc>
-          <w:tcPr>
-            <w:tcW w:type="dxa" w:w="2880"/>
-            <w:shd w:fill="FFFFFF"/>
-            <w:tcBorders>
-              <w:top w:val="single" w:sz="4" w:space="0" w:color="000000"/>
-              <w:left w:val="single" w:sz="4" w:space="0" w:color="000000"/>
-              <w:bottom w:val="single" w:sz="4" w:space="0" w:color="000000"/>
-              <w:right w:val="single" w:sz="4" w:space="0" w:color="000000"/>
-              <w:insideH w:val="single" w:sz="4" w:space="0" w:color="000000"/>
-              <w:insideV w:val="single" w:sz="4" w:space="0" w:color="000000"/>
-            </w:tcBorders>
-            <w:tcMar>
-              <w:top w:w="80" w:type="dxa"/>
-              <w:start w:w="100" w:type="dxa"/>
-              <w:bottom w:w="80" w:type="dxa"/>
-              <w:end w:w="100" w:type="dxa"/>
-            </w:tcMar>
-            <w:vAlign w:val="center"/>
-          </w:tcPr>
-          <w:p>
-            <w:r>
-              <w:rPr>
-                <w:rFonts w:ascii="Arial" w:hAnsi="Arial" w:eastAsia="Arial"/>
-                <w:color w:val="000000"/>
-                <w:sz w:val="22"/>
-              </w:rPr>
-              <w:t>¿Cómo registro una venta?</w:t>
-            </w:r>
-          </w:p>
-        </w:tc>
-        <w:tc>
-          <w:tcPr>
-            <w:tcW w:type="dxa" w:w="2880"/>
-            <w:shd w:fill="FFFFFF"/>
-            <w:tcBorders>
-              <w:top w:val="single" w:sz="4" w:space="0" w:color="000000"/>
-              <w:left w:val="single" w:sz="4" w:space="0" w:color="000000"/>
-              <w:bottom w:val="single" w:sz="4" w:space="0" w:color="000000"/>
-              <w:right w:val="single" w:sz="4" w:space="0" w:color="000000"/>
-              <w:insideH w:val="single" w:sz="4" w:space="0" w:color="000000"/>
-              <w:insideV w:val="single" w:sz="4" w:space="0" w:color="000000"/>
-            </w:tcBorders>
-            <w:tcMar>
-              <w:top w:w="80" w:type="dxa"/>
-              <w:start w:w="100" w:type="dxa"/>
-              <w:bottom w:w="80" w:type="dxa"/>
-              <w:end w:w="100" w:type="dxa"/>
-            </w:tcMar>
-            <w:vAlign w:val="center"/>
-          </w:tcPr>
-          <w:p>
-            <w:r>
-              <w:rPr>
-                <w:rFonts w:ascii="Arial" w:hAnsi="Arial" w:eastAsia="Arial"/>
-                <w:color w:val="000000"/>
-                <w:sz w:val="22"/>
-              </w:rPr>
-              <w:t>Pasos resumidos para completar la tarea.</w:t>
-            </w:r>
-          </w:p>
-        </w:tc>
-      </w:tr>
-    </w:tbl>
-    <w:p/>
-    <w:p>
-      <w:pPr>
-        <w:pStyle w:val="Heading1"/>
-        <w:keepNext/>
-        <w:keepLines/>
-      </w:pPr>
-      <w:r>
-        <w:rPr>
-          <w:rFonts w:ascii="Arial" w:hAnsi="Arial" w:eastAsia="Arial"/>
-          <w:color w:val="000000"/>
-          <w:sz w:val="22"/>
-        </w:rPr>
-        <w:t>3. Entidades</w:t>
-      </w:r>
-    </w:p>
-    <w:tbl>
-      <w:tblPr>
-        <w:tblStyle w:val="TableGrid"/>
-        <w:tblW w:type="auto" w:w="0"/>
-        <w:jc w:val="center"/>
-        <w:tblLook w:firstColumn="1" w:firstRow="1" w:lastColumn="0" w:lastRow="0" w:noHBand="0" w:noVBand="1" w:val="04A0"/>
-      </w:tblPr>
-      <w:tblGrid>
-        <w:gridCol w:w="2880"/>
-        <w:gridCol w:w="2880"/>
-        <w:gridCol w:w="2880"/>
-      </w:tblGrid>
-      <w:tr>
-        <w:trPr>
-          <w:cantSplit/>
-          <w:tblHeader w:val="true"/>
-        </w:trPr>
-        <w:tc>
-          <w:tcPr>
-            <w:tcW w:type="dxa" w:w="2880"/>
-            <w:shd w:fill="000000"/>
-            <w:tcBorders>
-              <w:top w:val="single" w:sz="4" w:space="0" w:color="000000"/>
-              <w:left w:val="single" w:sz="4" w:space="0" w:color="000000"/>
-              <w:bottom w:val="single" w:sz="4" w:space="0" w:color="000000"/>
-              <w:right w:val="single" w:sz="4" w:space="0" w:color="000000"/>
-              <w:insideH w:val="single" w:sz="4" w:space="0" w:color="000000"/>
-              <w:insideV w:val="single" w:sz="4" w:space="0" w:color="000000"/>
-            </w:tcBorders>
-            <w:tcMar>
-              <w:top w:w="80" w:type="dxa"/>
-              <w:start w:w="100" w:type="dxa"/>
-              <w:bottom w:w="80" w:type="dxa"/>
-              <w:end w:w="100" w:type="dxa"/>
-            </w:tcMar>
-          </w:tcPr>
-          <w:p>
-            <w:pPr>
-              <w:keepNext/>
-            </w:pPr>
-            <w:r>
-              <w:rPr>
-                <w:rFonts w:ascii="Arial" w:hAnsi="Arial" w:eastAsia="Arial"/>
-                <w:b/>
-                <w:color w:val="FFFFFF"/>
-                <w:sz w:val="22"/>
-              </w:rPr>
-              <w:t>Entidad</w:t>
-            </w:r>
-          </w:p>
-        </w:tc>
-        <w:tc>
-          <w:tcPr>
-            <w:tcW w:type="dxa" w:w="2880"/>
-            <w:shd w:fill="000000"/>
-            <w:tcBorders>
-              <w:top w:val="single" w:sz="4" w:space="0" w:color="000000"/>
-              <w:left w:val="single" w:sz="4" w:space="0" w:color="000000"/>
-              <w:bottom w:val="single" w:sz="4" w:space="0" w:color="000000"/>
-              <w:right w:val="single" w:sz="4" w:space="0" w:color="000000"/>
-              <w:insideH w:val="single" w:sz="4" w:space="0" w:color="000000"/>
-              <w:insideV w:val="single" w:sz="4" w:space="0" w:color="000000"/>
-            </w:tcBorders>
-            <w:tcMar>
-              <w:top w:w="80" w:type="dxa"/>
-              <w:start w:w="100" w:type="dxa"/>
-              <w:bottom w:w="80" w:type="dxa"/>
-              <w:end w:w="100" w:type="dxa"/>
-            </w:tcMar>
-          </w:tcPr>
-          <w:p>
-            <w:pPr>
-              <w:keepNext/>
-            </w:pPr>
-            <w:r>
-              <w:rPr>
-                <w:rFonts w:ascii="Arial" w:hAnsi="Arial" w:eastAsia="Arial"/>
-                <w:b/>
-                <w:color w:val="FFFFFF"/>
-                <w:sz w:val="22"/>
-              </w:rPr>
-              <w:t>Valores / ejemplo</w:t>
-            </w:r>
-          </w:p>
-        </w:tc>
-        <w:tc>
-          <w:tcPr>
-            <w:tcW w:type="dxa" w:w="2880"/>
-            <w:shd w:fill="000000"/>
-            <w:tcBorders>
-              <w:top w:val="single" w:sz="4" w:space="0" w:color="000000"/>
-              <w:left w:val="single" w:sz="4" w:space="0" w:color="000000"/>
-              <w:bottom w:val="single" w:sz="4" w:space="0" w:color="000000"/>
-              <w:right w:val="single" w:sz="4" w:space="0" w:color="000000"/>
-              <w:insideH w:val="single" w:sz="4" w:space="0" w:color="000000"/>
-              <w:insideV w:val="single" w:sz="4" w:space="0" w:color="000000"/>
-            </w:tcBorders>
-            <w:tcMar>
-              <w:top w:w="80" w:type="dxa"/>
-              <w:start w:w="100" w:type="dxa"/>
-              <w:bottom w:w="80" w:type="dxa"/>
-              <w:end w:w="100" w:type="dxa"/>
-            </w:tcMar>
-          </w:tcPr>
-          <w:p>
-            <w:pPr>
-              <w:keepNext/>
-            </w:pPr>
-            <w:r>
-              <w:rPr>
-                <w:rFonts w:ascii="Arial" w:hAnsi="Arial" w:eastAsia="Arial"/>
-                <w:b/>
-                <w:color w:val="FFFFFF"/>
-                <w:sz w:val="22"/>
-              </w:rPr>
-              <w:t>Uso</w:t>
-            </w:r>
-          </w:p>
-        </w:tc>
-      </w:tr>
-      <w:tr>
-        <w:trPr>
-          <w:cantSplit/>
-        </w:trPr>
-        <w:tc>
-          <w:tcPr>
-            <w:tcW w:type="dxa" w:w="2880"/>
-            <w:shd w:fill="FFFFFF"/>
-            <w:tcBorders>
-              <w:top w:val="single" w:sz="4" w:space="0" w:color="000000"/>
-              <w:left w:val="single" w:sz="4" w:space="0" w:color="000000"/>
-              <w:bottom w:val="single" w:sz="4" w:space="0" w:color="000000"/>
-              <w:right w:val="single" w:sz="4" w:space="0" w:color="000000"/>
-              <w:insideH w:val="single" w:sz="4" w:space="0" w:color="000000"/>
-              <w:insideV w:val="single" w:sz="4" w:space="0" w:color="000000"/>
-            </w:tcBorders>
-            <w:tcMar>
-              <w:top w:w="80" w:type="dxa"/>
-              <w:start w:w="100" w:type="dxa"/>
-              <w:bottom w:w="80" w:type="dxa"/>
-              <w:end w:w="100" w:type="dxa"/>
-            </w:tcMar>
-            <w:vAlign w:val="center"/>
-          </w:tcPr>
-          <w:p>
-            <w:r>
-              <w:rPr>
-                <w:rFonts w:ascii="Arial" w:hAnsi="Arial" w:eastAsia="Arial"/>
-                <w:color w:val="000000"/>
-                <w:sz w:val="22"/>
-              </w:rPr>
-              <w:t>producto</w:t>
-            </w:r>
-          </w:p>
-        </w:tc>
-        <w:tc>
-          <w:tcPr>
-            <w:tcW w:type="dxa" w:w="2880"/>
-            <w:shd w:fill="FFFFFF"/>
-            <w:tcBorders>
-              <w:top w:val="single" w:sz="4" w:space="0" w:color="000000"/>
-              <w:left w:val="single" w:sz="4" w:space="0" w:color="000000"/>
-              <w:bottom w:val="single" w:sz="4" w:space="0" w:color="000000"/>
-              <w:right w:val="single" w:sz="4" w:space="0" w:color="000000"/>
-              <w:insideH w:val="single" w:sz="4" w:space="0" w:color="000000"/>
-              <w:insideV w:val="single" w:sz="4" w:space="0" w:color="000000"/>
-            </w:tcBorders>
-            <w:tcMar>
-              <w:top w:w="80" w:type="dxa"/>
-              <w:start w:w="100" w:type="dxa"/>
-              <w:bottom w:w="80" w:type="dxa"/>
-              <w:end w:w="100" w:type="dxa"/>
-            </w:tcMar>
-            <w:vAlign w:val="center"/>
-          </w:tcPr>
-          <w:p>
-            <w:r>
-              <w:rPr>
-                <w:rFonts w:ascii="Arial" w:hAnsi="Arial" w:eastAsia="Arial"/>
-                <w:color w:val="000000"/>
-                <w:sz w:val="22"/>
-              </w:rPr>
-              <w:t>Leche Gloria 1L</w:t>
-            </w:r>
-          </w:p>
-        </w:tc>
-        <w:tc>
-          <w:tcPr>
-            <w:tcW w:type="dxa" w:w="2880"/>
-            <w:shd w:fill="FFFFFF"/>
-            <w:tcBorders>
-              <w:top w:val="single" w:sz="4" w:space="0" w:color="000000"/>
-              <w:left w:val="single" w:sz="4" w:space="0" w:color="000000"/>
-              <w:bottom w:val="single" w:sz="4" w:space="0" w:color="000000"/>
-              <w:right w:val="single" w:sz="4" w:space="0" w:color="000000"/>
-              <w:insideH w:val="single" w:sz="4" w:space="0" w:color="000000"/>
-              <w:insideV w:val="single" w:sz="4" w:space="0" w:color="000000"/>
-            </w:tcBorders>
-            <w:tcMar>
-              <w:top w:w="80" w:type="dxa"/>
-              <w:start w:w="100" w:type="dxa"/>
-              <w:bottom w:w="80" w:type="dxa"/>
-              <w:end w:w="100" w:type="dxa"/>
-            </w:tcMar>
-            <w:vAlign w:val="center"/>
-          </w:tcPr>
-          <w:p>
-            <w:r>
-              <w:rPr>
-                <w:rFonts w:ascii="Arial" w:hAnsi="Arial" w:eastAsia="Arial"/>
-                <w:color w:val="000000"/>
-                <w:sz w:val="22"/>
-              </w:rPr>
-              <w:t>Buscar un artículo específico.</w:t>
-            </w:r>
-          </w:p>
-        </w:tc>
-      </w:tr>
-      <w:tr>
-        <w:trPr>
-          <w:cantSplit/>
-        </w:trPr>
-        <w:tc>
-          <w:tcPr>
-            <w:tcW w:type="dxa" w:w="2880"/>
-            <w:shd w:fill="FFFFFF"/>
-            <w:tcBorders>
-              <w:top w:val="single" w:sz="4" w:space="0" w:color="000000"/>
-              <w:left w:val="single" w:sz="4" w:space="0" w:color="000000"/>
-              <w:bottom w:val="single" w:sz="4" w:space="0" w:color="000000"/>
-              <w:right w:val="single" w:sz="4" w:space="0" w:color="000000"/>
-              <w:insideH w:val="single" w:sz="4" w:space="0" w:color="000000"/>
-              <w:insideV w:val="single" w:sz="4" w:space="0" w:color="000000"/>
-            </w:tcBorders>
-            <w:tcMar>
-              <w:top w:w="80" w:type="dxa"/>
-              <w:start w:w="100" w:type="dxa"/>
-              <w:bottom w:w="80" w:type="dxa"/>
-              <w:end w:w="100" w:type="dxa"/>
-            </w:tcMar>
-            <w:vAlign w:val="center"/>
-          </w:tcPr>
-          <w:p>
-            <w:r>
-              <w:rPr>
-                <w:rFonts w:ascii="Arial" w:hAnsi="Arial" w:eastAsia="Arial"/>
-                <w:color w:val="000000"/>
-                <w:sz w:val="22"/>
-              </w:rPr>
-              <w:t>categoria</w:t>
-            </w:r>
-          </w:p>
-        </w:tc>
-        <w:tc>
-          <w:tcPr>
-            <w:tcW w:type="dxa" w:w="2880"/>
-            <w:shd w:fill="FFFFFF"/>
-            <w:tcBorders>
-              <w:top w:val="single" w:sz="4" w:space="0" w:color="000000"/>
-              <w:left w:val="single" w:sz="4" w:space="0" w:color="000000"/>
-              <w:bottom w:val="single" w:sz="4" w:space="0" w:color="000000"/>
-              <w:right w:val="single" w:sz="4" w:space="0" w:color="000000"/>
-              <w:insideH w:val="single" w:sz="4" w:space="0" w:color="000000"/>
-              <w:insideV w:val="single" w:sz="4" w:space="0" w:color="000000"/>
-            </w:tcBorders>
-            <w:tcMar>
-              <w:top w:w="80" w:type="dxa"/>
-              <w:start w:w="100" w:type="dxa"/>
-              <w:bottom w:w="80" w:type="dxa"/>
-              <w:end w:w="100" w:type="dxa"/>
-            </w:tcMar>
-            <w:vAlign w:val="center"/>
-          </w:tcPr>
-          <w:p>
-            <w:r>
-              <w:rPr>
-                <w:rFonts w:ascii="Arial" w:hAnsi="Arial" w:eastAsia="Arial"/>
-                <w:color w:val="000000"/>
-                <w:sz w:val="22"/>
-              </w:rPr>
-              <w:t>Lácteos, bebidas, abarrotes</w:t>
-            </w:r>
-          </w:p>
-        </w:tc>
-        <w:tc>
-          <w:tcPr>
-            <w:tcW w:type="dxa" w:w="2880"/>
-            <w:shd w:fill="FFFFFF"/>
-            <w:tcBorders>
-              <w:top w:val="single" w:sz="4" w:space="0" w:color="000000"/>
-              <w:left w:val="single" w:sz="4" w:space="0" w:color="000000"/>
-              <w:bottom w:val="single" w:sz="4" w:space="0" w:color="000000"/>
-              <w:right w:val="single" w:sz="4" w:space="0" w:color="000000"/>
-              <w:insideH w:val="single" w:sz="4" w:space="0" w:color="000000"/>
-              <w:insideV w:val="single" w:sz="4" w:space="0" w:color="000000"/>
-            </w:tcBorders>
-            <w:tcMar>
-              <w:top w:w="80" w:type="dxa"/>
-              <w:start w:w="100" w:type="dxa"/>
-              <w:bottom w:w="80" w:type="dxa"/>
-              <w:end w:w="100" w:type="dxa"/>
-            </w:tcMar>
-            <w:vAlign w:val="center"/>
-          </w:tcPr>
-          <w:p>
-            <w:r>
-              <w:rPr>
-                <w:rFonts w:ascii="Arial" w:hAnsi="Arial" w:eastAsia="Arial"/>
-                <w:color w:val="000000"/>
-                <w:sz w:val="22"/>
-              </w:rPr>
-              <w:t>Filtrar catálogo.</w:t>
-            </w:r>
-          </w:p>
-        </w:tc>
-      </w:tr>
-      <w:tr>
-        <w:trPr>
-          <w:cantSplit/>
-        </w:trPr>
-        <w:tc>
-          <w:tcPr>
-            <w:tcW w:type="dxa" w:w="2880"/>
-            <w:shd w:fill="FFFFFF"/>
-            <w:tcBorders>
-              <w:top w:val="single" w:sz="4" w:space="0" w:color="000000"/>
-              <w:left w:val="single" w:sz="4" w:space="0" w:color="000000"/>
-              <w:bottom w:val="single" w:sz="4" w:space="0" w:color="000000"/>
-              <w:right w:val="single" w:sz="4" w:space="0" w:color="000000"/>
-              <w:insideH w:val="single" w:sz="4" w:space="0" w:color="000000"/>
-              <w:insideV w:val="single" w:sz="4" w:space="0" w:color="000000"/>
-            </w:tcBorders>
-            <w:tcMar>
-              <w:top w:w="80" w:type="dxa"/>
-              <w:start w:w="100" w:type="dxa"/>
-              <w:bottom w:w="80" w:type="dxa"/>
-              <w:end w:w="100" w:type="dxa"/>
-            </w:tcMar>
-            <w:vAlign w:val="center"/>
-          </w:tcPr>
-          <w:p>
-            <w:r>
-              <w:rPr>
-                <w:rFonts w:ascii="Arial" w:hAnsi="Arial" w:eastAsia="Arial"/>
-                <w:color w:val="000000"/>
-                <w:sz w:val="22"/>
-              </w:rPr>
-              <w:t>periodo</w:t>
-            </w:r>
-          </w:p>
-        </w:tc>
-        <w:tc>
-          <w:tcPr>
-            <w:tcW w:type="dxa" w:w="2880"/>
-            <w:shd w:fill="FFFFFF"/>
-            <w:tcBorders>
-              <w:top w:val="single" w:sz="4" w:space="0" w:color="000000"/>
-              <w:left w:val="single" w:sz="4" w:space="0" w:color="000000"/>
-              <w:bottom w:val="single" w:sz="4" w:space="0" w:color="000000"/>
-              <w:right w:val="single" w:sz="4" w:space="0" w:color="000000"/>
-              <w:insideH w:val="single" w:sz="4" w:space="0" w:color="000000"/>
-              <w:insideV w:val="single" w:sz="4" w:space="0" w:color="000000"/>
-            </w:tcBorders>
-            <w:tcMar>
-              <w:top w:w="80" w:type="dxa"/>
-              <w:start w:w="100" w:type="dxa"/>
-              <w:bottom w:w="80" w:type="dxa"/>
-              <w:end w:w="100" w:type="dxa"/>
-            </w:tcMar>
-            <w:vAlign w:val="center"/>
-          </w:tcPr>
-          <w:p>
-            <w:r>
-              <w:rPr>
-                <w:rFonts w:ascii="Arial" w:hAnsi="Arial" w:eastAsia="Arial"/>
-                <w:color w:val="000000"/>
-                <w:sz w:val="22"/>
-              </w:rPr>
-              <w:t>hoy, semana, mes</w:t>
-            </w:r>
-          </w:p>
-        </w:tc>
-        <w:tc>
-          <w:tcPr>
-            <w:tcW w:type="dxa" w:w="2880"/>
-            <w:shd w:fill="FFFFFF"/>
-            <w:tcBorders>
-              <w:top w:val="single" w:sz="4" w:space="0" w:color="000000"/>
-              <w:left w:val="single" w:sz="4" w:space="0" w:color="000000"/>
-              <w:bottom w:val="single" w:sz="4" w:space="0" w:color="000000"/>
-              <w:right w:val="single" w:sz="4" w:space="0" w:color="000000"/>
-              <w:insideH w:val="single" w:sz="4" w:space="0" w:color="000000"/>
-              <w:insideV w:val="single" w:sz="4" w:space="0" w:color="000000"/>
-            </w:tcBorders>
-            <w:tcMar>
-              <w:top w:w="80" w:type="dxa"/>
-              <w:start w:w="100" w:type="dxa"/>
-              <w:bottom w:w="80" w:type="dxa"/>
-              <w:end w:w="100" w:type="dxa"/>
-            </w:tcMar>
-            <w:vAlign w:val="center"/>
-          </w:tcPr>
-          <w:p>
-            <w:r>
-              <w:rPr>
-                <w:rFonts w:ascii="Arial" w:hAnsi="Arial" w:eastAsia="Arial"/>
-                <w:color w:val="000000"/>
-                <w:sz w:val="22"/>
-              </w:rPr>
-              <w:t>Delimitar reportes.</w:t>
-            </w:r>
-          </w:p>
-        </w:tc>
-      </w:tr>
-      <w:tr>
-        <w:trPr>
-          <w:cantSplit/>
-        </w:trPr>
-        <w:tc>
-          <w:tcPr>
-            <w:tcW w:type="dxa" w:w="2880"/>
-            <w:shd w:fill="FFFFFF"/>
-            <w:tcBorders>
-              <w:top w:val="single" w:sz="4" w:space="0" w:color="000000"/>
-              <w:left w:val="single" w:sz="4" w:space="0" w:color="000000"/>
-              <w:bottom w:val="single" w:sz="4" w:space="0" w:color="000000"/>
-              <w:right w:val="single" w:sz="4" w:space="0" w:color="000000"/>
-              <w:insideH w:val="single" w:sz="4" w:space="0" w:color="000000"/>
-              <w:insideV w:val="single" w:sz="4" w:space="0" w:color="000000"/>
-            </w:tcBorders>
-            <w:tcMar>
-              <w:top w:w="80" w:type="dxa"/>
-              <w:start w:w="100" w:type="dxa"/>
-              <w:bottom w:w="80" w:type="dxa"/>
-              <w:end w:w="100" w:type="dxa"/>
-            </w:tcMar>
-            <w:vAlign w:val="center"/>
-          </w:tcPr>
-          <w:p>
-            <w:r>
-              <w:rPr>
-                <w:rFonts w:ascii="Arial" w:hAnsi="Arial" w:eastAsia="Arial"/>
-                <w:color w:val="000000"/>
-                <w:sz w:val="22"/>
-              </w:rPr>
-              <w:t>metodo_pago</w:t>
-            </w:r>
-          </w:p>
-        </w:tc>
-        <w:tc>
-          <w:tcPr>
-            <w:tcW w:type="dxa" w:w="2880"/>
-            <w:shd w:fill="FFFFFF"/>
-            <w:tcBorders>
-              <w:top w:val="single" w:sz="4" w:space="0" w:color="000000"/>
-              <w:left w:val="single" w:sz="4" w:space="0" w:color="000000"/>
-              <w:bottom w:val="single" w:sz="4" w:space="0" w:color="000000"/>
-              <w:right w:val="single" w:sz="4" w:space="0" w:color="000000"/>
-              <w:insideH w:val="single" w:sz="4" w:space="0" w:color="000000"/>
-              <w:insideV w:val="single" w:sz="4" w:space="0" w:color="000000"/>
-            </w:tcBorders>
-            <w:tcMar>
-              <w:top w:w="80" w:type="dxa"/>
-              <w:start w:w="100" w:type="dxa"/>
-              <w:bottom w:w="80" w:type="dxa"/>
-              <w:end w:w="100" w:type="dxa"/>
-            </w:tcMar>
-            <w:vAlign w:val="center"/>
-          </w:tcPr>
-          <w:p>
-            <w:r>
-              <w:rPr>
-                <w:rFonts w:ascii="Arial" w:hAnsi="Arial" w:eastAsia="Arial"/>
-                <w:color w:val="000000"/>
-                <w:sz w:val="22"/>
-              </w:rPr>
-              <w:t>efectivo, Yape, Plin, tarjeta</w:t>
-            </w:r>
-          </w:p>
-        </w:tc>
-        <w:tc>
-          <w:tcPr>
-            <w:tcW w:type="dxa" w:w="2880"/>
-            <w:shd w:fill="FFFFFF"/>
-            <w:tcBorders>
-              <w:top w:val="single" w:sz="4" w:space="0" w:color="000000"/>
-              <w:left w:val="single" w:sz="4" w:space="0" w:color="000000"/>
-              <w:bottom w:val="single" w:sz="4" w:space="0" w:color="000000"/>
-              <w:right w:val="single" w:sz="4" w:space="0" w:color="000000"/>
-              <w:insideH w:val="single" w:sz="4" w:space="0" w:color="000000"/>
-              <w:insideV w:val="single" w:sz="4" w:space="0" w:color="000000"/>
-            </w:tcBorders>
-            <w:tcMar>
-              <w:top w:w="80" w:type="dxa"/>
-              <w:start w:w="100" w:type="dxa"/>
-              <w:bottom w:w="80" w:type="dxa"/>
-              <w:end w:w="100" w:type="dxa"/>
-            </w:tcMar>
-            <w:vAlign w:val="center"/>
-          </w:tcPr>
-          <w:p>
-            <w:r>
-              <w:rPr>
-                <w:rFonts w:ascii="Arial" w:hAnsi="Arial" w:eastAsia="Arial"/>
-                <w:color w:val="000000"/>
-                <w:sz w:val="22"/>
-              </w:rPr>
-              <w:t>Consultar ventas por forma de pago.</w:t>
-            </w:r>
-          </w:p>
-        </w:tc>
-      </w:tr>
-    </w:tbl>
-    <w:p/>
-    <w:p>
-      <w:pPr>
-        <w:pStyle w:val="Heading1"/>
-        <w:keepNext/>
-        <w:keepLines/>
-      </w:pPr>
-      <w:r>
-        <w:rPr>
-          <w:rFonts w:ascii="Arial" w:hAnsi="Arial" w:eastAsia="Arial"/>
-          <w:color w:val="000000"/>
-          <w:sz w:val="22"/>
-        </w:rPr>
-        <w:t>4. Rutas propuestas para una integración futura</w:t>
-      </w:r>
-    </w:p>
-    <w:p>
-      <w:r>
-        <w:rPr>
-          <w:rFonts w:ascii="Arial" w:hAnsi="Arial" w:eastAsia="Arial"/>
-          <w:color w:val="000000"/>
-          <w:sz w:val="22"/>
-        </w:rPr>
-        <w:t>Las rutas de esta tabla son una propuesta y no están implementadas en la API actual.</w:t>
-      </w:r>
-    </w:p>
-    <w:tbl>
-      <w:tblPr>
-        <w:tblStyle w:val="TableGrid"/>
-        <w:tblW w:type="auto" w:w="0"/>
-        <w:jc w:val="center"/>
-        <w:tblLook w:firstColumn="1" w:firstRow="1" w:lastColumn="0" w:lastRow="0" w:noHBand="0" w:noVBand="1" w:val="04A0"/>
-      </w:tblPr>
-      <w:tblGrid>
-        <w:gridCol w:w="2880"/>
-        <w:gridCol w:w="2880"/>
-        <w:gridCol w:w="2880"/>
-      </w:tblGrid>
-      <w:tr>
-        <w:trPr>
-          <w:cantSplit/>
-          <w:tblHeader w:val="true"/>
-        </w:trPr>
-        <w:tc>
-          <w:tcPr>
-            <w:tcW w:type="dxa" w:w="2880"/>
-            <w:shd w:fill="000000"/>
-            <w:tcBorders>
-              <w:top w:val="single" w:sz="4" w:space="0" w:color="000000"/>
-              <w:left w:val="single" w:sz="4" w:space="0" w:color="000000"/>
-              <w:bottom w:val="single" w:sz="4" w:space="0" w:color="000000"/>
-              <w:right w:val="single" w:sz="4" w:space="0" w:color="000000"/>
-              <w:insideH w:val="single" w:sz="4" w:space="0" w:color="000000"/>
-              <w:insideV w:val="single" w:sz="4" w:space="0" w:color="000000"/>
-            </w:tcBorders>
-            <w:tcMar>
-              <w:top w:w="80" w:type="dxa"/>
-              <w:start w:w="100" w:type="dxa"/>
-              <w:bottom w:w="80" w:type="dxa"/>
-              <w:end w:w="100" w:type="dxa"/>
-            </w:tcMar>
-          </w:tcPr>
-          <w:p>
-            <w:pPr>
-              <w:keepNext/>
-            </w:pPr>
-            <w:r>
-              <w:rPr>
-                <w:rFonts w:ascii="Arial" w:hAnsi="Arial" w:eastAsia="Arial"/>
-                <w:b/>
-                <w:color w:val="FFFFFF"/>
-                <w:sz w:val="22"/>
-              </w:rPr>
-              <w:t>Método</w:t>
-            </w:r>
-          </w:p>
-        </w:tc>
-        <w:tc>
-          <w:tcPr>
-            <w:tcW w:type="dxa" w:w="2880"/>
-            <w:shd w:fill="000000"/>
-            <w:tcBorders>
-              <w:top w:val="single" w:sz="4" w:space="0" w:color="000000"/>
-              <w:left w:val="single" w:sz="4" w:space="0" w:color="000000"/>
-              <w:bottom w:val="single" w:sz="4" w:space="0" w:color="000000"/>
-              <w:right w:val="single" w:sz="4" w:space="0" w:color="000000"/>
-              <w:insideH w:val="single" w:sz="4" w:space="0" w:color="000000"/>
-              <w:insideV w:val="single" w:sz="4" w:space="0" w:color="000000"/>
-            </w:tcBorders>
-            <w:tcMar>
-              <w:top w:w="80" w:type="dxa"/>
-              <w:start w:w="100" w:type="dxa"/>
-              <w:bottom w:w="80" w:type="dxa"/>
-              <w:end w:w="100" w:type="dxa"/>
-            </w:tcMar>
-          </w:tcPr>
-          <w:p>
-            <w:pPr>
-              <w:keepNext/>
-            </w:pPr>
-            <w:r>
-              <w:rPr>
-                <w:rFonts w:ascii="Arial" w:hAnsi="Arial" w:eastAsia="Arial"/>
-                <w:b/>
-                <w:color w:val="FFFFFF"/>
-                <w:sz w:val="22"/>
-              </w:rPr>
-              <w:t>Ruta</w:t>
-            </w:r>
-          </w:p>
-        </w:tc>
-        <w:tc>
-          <w:tcPr>
-            <w:tcW w:type="dxa" w:w="2880"/>
-            <w:shd w:fill="000000"/>
-            <w:tcBorders>
-              <w:top w:val="single" w:sz="4" w:space="0" w:color="000000"/>
-              <w:left w:val="single" w:sz="4" w:space="0" w:color="000000"/>
-              <w:bottom w:val="single" w:sz="4" w:space="0" w:color="000000"/>
-              <w:right w:val="single" w:sz="4" w:space="0" w:color="000000"/>
-              <w:insideH w:val="single" w:sz="4" w:space="0" w:color="000000"/>
-              <w:insideV w:val="single" w:sz="4" w:space="0" w:color="000000"/>
-            </w:tcBorders>
-            <w:tcMar>
-              <w:top w:w="80" w:type="dxa"/>
-              <w:start w:w="100" w:type="dxa"/>
-              <w:bottom w:w="80" w:type="dxa"/>
-              <w:end w:w="100" w:type="dxa"/>
-            </w:tcMar>
-          </w:tcPr>
-          <w:p>
-            <w:pPr>
-              <w:keepNext/>
-            </w:pPr>
-            <w:r>
-              <w:rPr>
-                <w:rFonts w:ascii="Arial" w:hAnsi="Arial" w:eastAsia="Arial"/>
-                <w:b/>
-                <w:color w:val="FFFFFF"/>
-                <w:sz w:val="22"/>
-              </w:rPr>
-              <w:t>Propósito</w:t>
-            </w:r>
-          </w:p>
-        </w:tc>
-      </w:tr>
-      <w:tr>
-        <w:trPr>
-          <w:cantSplit/>
-        </w:trPr>
-        <w:tc>
-          <w:tcPr>
-            <w:tcW w:type="dxa" w:w="2880"/>
-            <w:shd w:fill="FFFFFF"/>
-            <w:tcBorders>
-              <w:top w:val="single" w:sz="4" w:space="0" w:color="000000"/>
-              <w:left w:val="single" w:sz="4" w:space="0" w:color="000000"/>
-              <w:bottom w:val="single" w:sz="4" w:space="0" w:color="000000"/>
-              <w:right w:val="single" w:sz="4" w:space="0" w:color="000000"/>
-              <w:insideH w:val="single" w:sz="4" w:space="0" w:color="000000"/>
-              <w:insideV w:val="single" w:sz="4" w:space="0" w:color="000000"/>
-            </w:tcBorders>
-            <w:tcMar>
-              <w:top w:w="80" w:type="dxa"/>
-              <w:start w:w="100" w:type="dxa"/>
-              <w:bottom w:w="80" w:type="dxa"/>
-              <w:end w:w="100" w:type="dxa"/>
-            </w:tcMar>
-            <w:vAlign w:val="center"/>
-          </w:tcPr>
-          <w:p>
-            <w:r>
-              <w:rPr>
-                <w:rFonts w:ascii="Arial" w:hAnsi="Arial" w:eastAsia="Arial"/>
-                <w:color w:val="000000"/>
-                <w:sz w:val="22"/>
-              </w:rPr>
-              <w:t>GET</w:t>
-            </w:r>
-          </w:p>
-        </w:tc>
-        <w:tc>
-          <w:tcPr>
-            <w:tcW w:type="dxa" w:w="2880"/>
-            <w:shd w:fill="FFFFFF"/>
-            <w:tcBorders>
-              <w:top w:val="single" w:sz="4" w:space="0" w:color="000000"/>
-              <w:left w:val="single" w:sz="4" w:space="0" w:color="000000"/>
-              <w:bottom w:val="single" w:sz="4" w:space="0" w:color="000000"/>
-              <w:right w:val="single" w:sz="4" w:space="0" w:color="000000"/>
-              <w:insideH w:val="single" w:sz="4" w:space="0" w:color="000000"/>
-              <w:insideV w:val="single" w:sz="4" w:space="0" w:color="000000"/>
-            </w:tcBorders>
-            <w:tcMar>
-              <w:top w:w="80" w:type="dxa"/>
-              <w:start w:w="100" w:type="dxa"/>
-              <w:bottom w:w="80" w:type="dxa"/>
-              <w:end w:w="100" w:type="dxa"/>
-            </w:tcMar>
-            <w:vAlign w:val="center"/>
-          </w:tcPr>
-          <w:p>
-            <w:r>
-              <w:rPr>
-                <w:rFonts w:ascii="Arial" w:hAnsi="Arial" w:eastAsia="Arial"/>
-                <w:color w:val="000000"/>
-                <w:sz w:val="22"/>
-              </w:rPr>
-              <w:t>/api/inventory/low-stock</w:t>
-            </w:r>
-          </w:p>
-        </w:tc>
-        <w:tc>
-          <w:tcPr>
-            <w:tcW w:type="dxa" w:w="2880"/>
-            <w:shd w:fill="FFFFFF"/>
-            <w:tcBorders>
-              <w:top w:val="single" w:sz="4" w:space="0" w:color="000000"/>
-              <w:left w:val="single" w:sz="4" w:space="0" w:color="000000"/>
-              <w:bottom w:val="single" w:sz="4" w:space="0" w:color="000000"/>
-              <w:right w:val="single" w:sz="4" w:space="0" w:color="000000"/>
-              <w:insideH w:val="single" w:sz="4" w:space="0" w:color="000000"/>
-              <w:insideV w:val="single" w:sz="4" w:space="0" w:color="000000"/>
-            </w:tcBorders>
-            <w:tcMar>
-              <w:top w:w="80" w:type="dxa"/>
-              <w:start w:w="100" w:type="dxa"/>
-              <w:bottom w:w="80" w:type="dxa"/>
-              <w:end w:w="100" w:type="dxa"/>
-            </w:tcMar>
-            <w:vAlign w:val="center"/>
-          </w:tcPr>
-          <w:p>
-            <w:r>
-              <w:rPr>
-                <w:rFonts w:ascii="Arial" w:hAnsi="Arial" w:eastAsia="Arial"/>
-                <w:color w:val="000000"/>
-                <w:sz w:val="22"/>
-              </w:rPr>
-              <w:t>Obtener productos con stock bajo.</w:t>
-            </w:r>
-          </w:p>
-        </w:tc>
-      </w:tr>
-      <w:tr>
-        <w:trPr>
-          <w:cantSplit/>
-        </w:trPr>
-        <w:tc>
-          <w:tcPr>
-            <w:tcW w:type="dxa" w:w="2880"/>
-            <w:shd w:fill="FFFFFF"/>
-            <w:tcBorders>
-              <w:top w:val="single" w:sz="4" w:space="0" w:color="000000"/>
-              <w:left w:val="single" w:sz="4" w:space="0" w:color="000000"/>
-              <w:bottom w:val="single" w:sz="4" w:space="0" w:color="000000"/>
-              <w:right w:val="single" w:sz="4" w:space="0" w:color="000000"/>
-              <w:insideH w:val="single" w:sz="4" w:space="0" w:color="000000"/>
-              <w:insideV w:val="single" w:sz="4" w:space="0" w:color="000000"/>
-            </w:tcBorders>
-            <w:tcMar>
-              <w:top w:w="80" w:type="dxa"/>
-              <w:start w:w="100" w:type="dxa"/>
-              <w:bottom w:w="80" w:type="dxa"/>
-              <w:end w:w="100" w:type="dxa"/>
-            </w:tcMar>
-            <w:vAlign w:val="center"/>
-          </w:tcPr>
-          <w:p>
-            <w:r>
-              <w:rPr>
-                <w:rFonts w:ascii="Arial" w:hAnsi="Arial" w:eastAsia="Arial"/>
-                <w:color w:val="000000"/>
-                <w:sz w:val="22"/>
-              </w:rPr>
-              <w:t>GET</w:t>
-            </w:r>
-          </w:p>
-        </w:tc>
-        <w:tc>
-          <w:tcPr>
-            <w:tcW w:type="dxa" w:w="2880"/>
-            <w:shd w:fill="FFFFFF"/>
-            <w:tcBorders>
-              <w:top w:val="single" w:sz="4" w:space="0" w:color="000000"/>
-              <w:left w:val="single" w:sz="4" w:space="0" w:color="000000"/>
-              <w:bottom w:val="single" w:sz="4" w:space="0" w:color="000000"/>
-              <w:right w:val="single" w:sz="4" w:space="0" w:color="000000"/>
-              <w:insideH w:val="single" w:sz="4" w:space="0" w:color="000000"/>
-              <w:insideV w:val="single" w:sz="4" w:space="0" w:color="000000"/>
-            </w:tcBorders>
-            <w:tcMar>
-              <w:top w:w="80" w:type="dxa"/>
-              <w:start w:w="100" w:type="dxa"/>
-              <w:bottom w:w="80" w:type="dxa"/>
-              <w:end w:w="100" w:type="dxa"/>
-            </w:tcMar>
-            <w:vAlign w:val="center"/>
-          </w:tcPr>
-          <w:p>
-            <w:r>
-              <w:rPr>
-                <w:rFonts w:ascii="Arial" w:hAnsi="Arial" w:eastAsia="Arial"/>
-                <w:color w:val="000000"/>
-                <w:sz w:val="22"/>
-              </w:rPr>
-              <w:t>/api/reports/sales?period=today</w:t>
-            </w:r>
-          </w:p>
-        </w:tc>
-        <w:tc>
-          <w:tcPr>
-            <w:tcW w:type="dxa" w:w="2880"/>
-            <w:shd w:fill="FFFFFF"/>
-            <w:tcBorders>
-              <w:top w:val="single" w:sz="4" w:space="0" w:color="000000"/>
-              <w:left w:val="single" w:sz="4" w:space="0" w:color="000000"/>
-              <w:bottom w:val="single" w:sz="4" w:space="0" w:color="000000"/>
-              <w:right w:val="single" w:sz="4" w:space="0" w:color="000000"/>
-              <w:insideH w:val="single" w:sz="4" w:space="0" w:color="000000"/>
-              <w:insideV w:val="single" w:sz="4" w:space="0" w:color="000000"/>
-            </w:tcBorders>
-            <w:tcMar>
-              <w:top w:w="80" w:type="dxa"/>
-              <w:start w:w="100" w:type="dxa"/>
-              <w:bottom w:w="80" w:type="dxa"/>
-              <w:end w:w="100" w:type="dxa"/>
-            </w:tcMar>
-            <w:vAlign w:val="center"/>
-          </w:tcPr>
-          <w:p>
-            <w:r>
-              <w:rPr>
-                <w:rFonts w:ascii="Arial" w:hAnsi="Arial" w:eastAsia="Arial"/>
-                <w:color w:val="000000"/>
-                <w:sz w:val="22"/>
-              </w:rPr>
-              <w:t>Obtener resumen de ventas.</w:t>
-            </w:r>
-          </w:p>
-        </w:tc>
-      </w:tr>
-      <w:tr>
-        <w:trPr>
-          <w:cantSplit/>
-        </w:trPr>
-        <w:tc>
-          <w:tcPr>
-            <w:tcW w:type="dxa" w:w="2880"/>
-            <w:shd w:fill="FFFFFF"/>
-            <w:tcBorders>
-              <w:top w:val="single" w:sz="4" w:space="0" w:color="000000"/>
-              <w:left w:val="single" w:sz="4" w:space="0" w:color="000000"/>
-              <w:bottom w:val="single" w:sz="4" w:space="0" w:color="000000"/>
-              <w:right w:val="single" w:sz="4" w:space="0" w:color="000000"/>
-              <w:insideH w:val="single" w:sz="4" w:space="0" w:color="000000"/>
-              <w:insideV w:val="single" w:sz="4" w:space="0" w:color="000000"/>
-            </w:tcBorders>
-            <w:tcMar>
-              <w:top w:w="80" w:type="dxa"/>
-              <w:start w:w="100" w:type="dxa"/>
-              <w:bottom w:w="80" w:type="dxa"/>
-              <w:end w:w="100" w:type="dxa"/>
-            </w:tcMar>
-            <w:vAlign w:val="center"/>
-          </w:tcPr>
-          <w:p>
-            <w:r>
-              <w:rPr>
-                <w:rFonts w:ascii="Arial" w:hAnsi="Arial" w:eastAsia="Arial"/>
-                <w:color w:val="000000"/>
-                <w:sz w:val="22"/>
-              </w:rPr>
-              <w:t>GET</w:t>
-            </w:r>
-          </w:p>
-        </w:tc>
-        <w:tc>
-          <w:tcPr>
-            <w:tcW w:type="dxa" w:w="2880"/>
-            <w:shd w:fill="FFFFFF"/>
-            <w:tcBorders>
-              <w:top w:val="single" w:sz="4" w:space="0" w:color="000000"/>
-              <w:left w:val="single" w:sz="4" w:space="0" w:color="000000"/>
-              <w:bottom w:val="single" w:sz="4" w:space="0" w:color="000000"/>
-              <w:right w:val="single" w:sz="4" w:space="0" w:color="000000"/>
-              <w:insideH w:val="single" w:sz="4" w:space="0" w:color="000000"/>
-              <w:insideV w:val="single" w:sz="4" w:space="0" w:color="000000"/>
-            </w:tcBorders>
-            <w:tcMar>
-              <w:top w:w="80" w:type="dxa"/>
-              <w:start w:w="100" w:type="dxa"/>
-              <w:bottom w:w="80" w:type="dxa"/>
-              <w:end w:w="100" w:type="dxa"/>
-            </w:tcMar>
-            <w:vAlign w:val="center"/>
-          </w:tcPr>
-          <w:p>
-            <w:r>
-              <w:rPr>
-                <w:rFonts w:ascii="Arial" w:hAnsi="Arial" w:eastAsia="Arial"/>
-                <w:color w:val="000000"/>
-                <w:sz w:val="22"/>
-              </w:rPr>
-              <w:t>/api/products/search?q=...</w:t>
-            </w:r>
-          </w:p>
-        </w:tc>
-        <w:tc>
-          <w:tcPr>
-            <w:tcW w:type="dxa" w:w="2880"/>
-            <w:shd w:fill="FFFFFF"/>
-            <w:tcBorders>
-              <w:top w:val="single" w:sz="4" w:space="0" w:color="000000"/>
-              <w:left w:val="single" w:sz="4" w:space="0" w:color="000000"/>
-              <w:bottom w:val="single" w:sz="4" w:space="0" w:color="000000"/>
-              <w:right w:val="single" w:sz="4" w:space="0" w:color="000000"/>
-              <w:insideH w:val="single" w:sz="4" w:space="0" w:color="000000"/>
-              <w:insideV w:val="single" w:sz="4" w:space="0" w:color="000000"/>
-            </w:tcBorders>
-            <w:tcMar>
-              <w:top w:w="80" w:type="dxa"/>
-              <w:start w:w="100" w:type="dxa"/>
-              <w:bottom w:w="80" w:type="dxa"/>
-              <w:end w:w="100" w:type="dxa"/>
-            </w:tcMar>
-            <w:vAlign w:val="center"/>
-          </w:tcPr>
-          <w:p>
-            <w:r>
-              <w:rPr>
-                <w:rFonts w:ascii="Arial" w:hAnsi="Arial" w:eastAsia="Arial"/>
-                <w:color w:val="000000"/>
-                <w:sz w:val="22"/>
-              </w:rPr>
-              <w:t>Buscar producto.</w:t>
-            </w:r>
-          </w:p>
-        </w:tc>
-      </w:tr>
-      <w:tr>
-        <w:trPr>
-          <w:cantSplit/>
-        </w:trPr>
-        <w:tc>
-          <w:tcPr>
-            <w:tcW w:type="dxa" w:w="2880"/>
-            <w:shd w:fill="FFFFFF"/>
-            <w:tcBorders>
-              <w:top w:val="single" w:sz="4" w:space="0" w:color="000000"/>
-              <w:left w:val="single" w:sz="4" w:space="0" w:color="000000"/>
-              <w:bottom w:val="single" w:sz="4" w:space="0" w:color="000000"/>
-              <w:right w:val="single" w:sz="4" w:space="0" w:color="000000"/>
-              <w:insideH w:val="single" w:sz="4" w:space="0" w:color="000000"/>
-              <w:insideV w:val="single" w:sz="4" w:space="0" w:color="000000"/>
-            </w:tcBorders>
-            <w:tcMar>
-              <w:top w:w="80" w:type="dxa"/>
-              <w:start w:w="100" w:type="dxa"/>
-              <w:bottom w:w="80" w:type="dxa"/>
-              <w:end w:w="100" w:type="dxa"/>
-            </w:tcMar>
-            <w:vAlign w:val="center"/>
-          </w:tcPr>
-          <w:p>
-            <w:r>
-              <w:rPr>
-                <w:rFonts w:ascii="Arial" w:hAnsi="Arial" w:eastAsia="Arial"/>
-                <w:color w:val="000000"/>
-                <w:sz w:val="22"/>
-              </w:rPr>
-              <w:t>GET</w:t>
-            </w:r>
-          </w:p>
-        </w:tc>
-        <w:tc>
-          <w:tcPr>
-            <w:tcW w:type="dxa" w:w="2880"/>
-            <w:shd w:fill="FFFFFF"/>
-            <w:tcBorders>
-              <w:top w:val="single" w:sz="4" w:space="0" w:color="000000"/>
-              <w:left w:val="single" w:sz="4" w:space="0" w:color="000000"/>
-              <w:bottom w:val="single" w:sz="4" w:space="0" w:color="000000"/>
-              <w:right w:val="single" w:sz="4" w:space="0" w:color="000000"/>
-              <w:insideH w:val="single" w:sz="4" w:space="0" w:color="000000"/>
-              <w:insideV w:val="single" w:sz="4" w:space="0" w:color="000000"/>
-            </w:tcBorders>
-            <w:tcMar>
-              <w:top w:w="80" w:type="dxa"/>
-              <w:start w:w="100" w:type="dxa"/>
-              <w:bottom w:w="80" w:type="dxa"/>
-              <w:end w:w="100" w:type="dxa"/>
-            </w:tcMar>
-            <w:vAlign w:val="center"/>
-          </w:tcPr>
-          <w:p>
-            <w:r>
-              <w:rPr>
-                <w:rFonts w:ascii="Arial" w:hAnsi="Arial" w:eastAsia="Arial"/>
-                <w:color w:val="000000"/>
-                <w:sz w:val="22"/>
-              </w:rPr>
-              <w:t>/api/inventory/summary</w:t>
-            </w:r>
-          </w:p>
-        </w:tc>
-        <w:tc>
-          <w:tcPr>
-            <w:tcW w:type="dxa" w:w="2880"/>
-            <w:shd w:fill="FFFFFF"/>
-            <w:tcBorders>
-              <w:top w:val="single" w:sz="4" w:space="0" w:color="000000"/>
-              <w:left w:val="single" w:sz="4" w:space="0" w:color="000000"/>
-              <w:bottom w:val="single" w:sz="4" w:space="0" w:color="000000"/>
-              <w:right w:val="single" w:sz="4" w:space="0" w:color="000000"/>
-              <w:insideH w:val="single" w:sz="4" w:space="0" w:color="000000"/>
-              <w:insideV w:val="single" w:sz="4" w:space="0" w:color="000000"/>
-            </w:tcBorders>
-            <w:tcMar>
-              <w:top w:w="80" w:type="dxa"/>
-              <w:start w:w="100" w:type="dxa"/>
-              <w:bottom w:w="80" w:type="dxa"/>
-              <w:end w:w="100" w:type="dxa"/>
-            </w:tcMar>
-            <w:vAlign w:val="center"/>
-          </w:tcPr>
-          <w:p>
-            <w:r>
-              <w:rPr>
-                <w:rFonts w:ascii="Arial" w:hAnsi="Arial" w:eastAsia="Arial"/>
-                <w:color w:val="000000"/>
-                <w:sz w:val="22"/>
-              </w:rPr>
-              <w:t>Obtener resumen de inventario.</w:t>
-            </w:r>
-          </w:p>
-        </w:tc>
-      </w:tr>
-    </w:tbl>
-    <w:p/>
-    <w:p>
-      <w:pPr>
-        <w:pStyle w:val="Heading1"/>
-        <w:keepNext/>
-        <w:keepLines/>
-      </w:pPr>
-      <w:r>
-        <w:rPr>
-          <w:rFonts w:ascii="Arial" w:hAnsi="Arial" w:eastAsia="Arial"/>
-          <w:color w:val="000000"/>
-          <w:sz w:val="22"/>
-        </w:rPr>
-        <w:t>5. Flujo seguro</w:t>
-      </w:r>
-    </w:p>
-    <w:p>
-      <w:pPr>
-        <w:ind w:left="369" w:hanging="369"/>
-      </w:pPr>
-      <w:r>
-        <w:rPr>
-          <w:rFonts w:ascii="Arial" w:hAnsi="Arial" w:eastAsia="Arial"/>
-          <w:color w:val="000000"/>
-          <w:sz w:val="22"/>
-        </w:rPr>
-        <w:t>1. El usuario envía una pregunta desde la interfaz.</w:t>
-      </w:r>
-    </w:p>
-    <w:p>
-      <w:pPr>
-        <w:ind w:left="369" w:hanging="369"/>
-      </w:pPr>
-      <w:r>
-        <w:rPr>
-          <w:rFonts w:ascii="Arial" w:hAnsi="Arial" w:eastAsia="Arial"/>
-          <w:color w:val="000000"/>
-          <w:sz w:val="22"/>
-        </w:rPr>
-        <w:t>2. El frontend envía la consulta al backend de Bodega Norte.</w:t>
-      </w:r>
-    </w:p>
-    <w:p>
-      <w:pPr>
-        <w:ind w:left="369" w:hanging="369"/>
-      </w:pPr>
-      <w:r>
-        <w:rPr>
-          <w:rFonts w:ascii="Arial" w:hAnsi="Arial" w:eastAsia="Arial"/>
-          <w:color w:val="000000"/>
-          <w:sz w:val="22"/>
-        </w:rPr>
-        <w:t>3. El backend valida usuario, permisos y parámetros.</w:t>
-      </w:r>
-    </w:p>
-    <w:p>
-      <w:pPr>
-        <w:ind w:left="369" w:hanging="369"/>
-      </w:pPr>
-      <w:r>
-        <w:rPr>
-          <w:rFonts w:ascii="Arial" w:hAnsi="Arial" w:eastAsia="Arial"/>
-          <w:color w:val="000000"/>
-          <w:sz w:val="22"/>
-        </w:rPr>
-        <w:t>4. El backend llama a Watson Assistant usando credenciales protegidas.</w:t>
-      </w:r>
-    </w:p>
-    <w:p>
-      <w:pPr>
-        <w:ind w:left="369" w:hanging="369"/>
-      </w:pPr>
-      <w:r>
-        <w:rPr>
-          <w:rFonts w:ascii="Arial" w:hAnsi="Arial" w:eastAsia="Arial"/>
-          <w:color w:val="000000"/>
-          <w:sz w:val="22"/>
-        </w:rPr>
-        <w:t>5. El backend consulta solo los datos autorizados y forma una respuesta segura.</w:t>
-      </w:r>
-    </w:p>
-    <w:p>
-      <w:pPr>
-        <w:ind w:left="369" w:hanging="369"/>
-      </w:pPr>
-      <w:r>
-        <w:rPr>
-          <w:rFonts w:ascii="Arial" w:hAnsi="Arial" w:eastAsia="Arial"/>
-          <w:color w:val="000000"/>
-          <w:sz w:val="22"/>
-        </w:rPr>
-        <w:t>6. El frontend presenta la respuesta y ofrece un enlace al módulo correspondiente.</w:t>
-      </w:r>
-    </w:p>
-    <w:p>
-      <w:pPr>
-        <w:pStyle w:val="Heading1"/>
-        <w:keepNext/>
-        <w:keepLines/>
-      </w:pPr>
-      <w:r>
-        <w:rPr>
-          <w:rFonts w:ascii="Arial" w:hAnsi="Arial" w:eastAsia="Arial"/>
-          <w:color w:val="000000"/>
-          <w:sz w:val="22"/>
-        </w:rPr>
-        <w:t>6. Reglas de seguridad</w:t>
-      </w:r>
-    </w:p>
-    <w:p>
-      <w:pPr>
-        <w:pStyle w:val="ListBullet"/>
-      </w:pPr>
-      <w:r>
-        <w:rPr>
-          <w:rFonts w:ascii="Arial" w:hAnsi="Arial" w:eastAsia="Arial"/>
-          <w:color w:val="000000"/>
-          <w:sz w:val="22"/>
-        </w:rPr>
-        <w:t>Nunca colocar WATSON_APIKEY en el código cliente ni en una captura.</w:t>
-      </w:r>
-    </w:p>
-    <w:p>
-      <w:pPr>
-        <w:pStyle w:val="ListBullet"/>
-      </w:pPr>
-      <w:r>
-        <w:rPr>
-          <w:rFonts w:ascii="Arial" w:hAnsi="Arial" w:eastAsia="Arial"/>
-          <w:color w:val="000000"/>
-          <w:sz w:val="22"/>
-        </w:rPr>
-        <w:t>Usar variables de entorno en el backend y rotar credenciales.</w:t>
-      </w:r>
-    </w:p>
-    <w:p>
-      <w:pPr>
-        <w:pStyle w:val="ListBullet"/>
-      </w:pPr>
-      <w:r>
-        <w:rPr>
-          <w:rFonts w:ascii="Arial" w:hAnsi="Arial" w:eastAsia="Arial"/>
-          <w:color w:val="000000"/>
-          <w:sz w:val="22"/>
-        </w:rPr>
-        <w:t>Limitar respuestas a datos necesarios para el rol del usuario.</w:t>
-      </w:r>
-    </w:p>
-    <w:p>
-      <w:pPr>
-        <w:pStyle w:val="ListBullet"/>
-      </w:pPr>
-      <w:r>
-        <w:rPr>
-          <w:rFonts w:ascii="Arial" w:hAnsi="Arial" w:eastAsia="Arial"/>
-          <w:color w:val="000000"/>
-          <w:sz w:val="22"/>
-        </w:rPr>
-        <w:t>Registrar errores sin guardar preguntas que contengan información sensible.</w:t>
-      </w:r>
-    </w:p>
-    <w:p>
-      <w:pPr>
-        <w:pStyle w:val="ListBullet"/>
-      </w:pPr>
-      <w:r>
-        <w:rPr>
-          <w:rFonts w:ascii="Arial" w:hAnsi="Arial" w:eastAsia="Arial"/>
-          <w:color w:val="000000"/>
-          <w:sz w:val="22"/>
-        </w:rPr>
-        <w:t>Aplicar rate limiting y validar entradas antes de consultar la base de datos.</w:t>
-      </w:r>
-    </w:p>
-    <w:p>
-      <w:pPr>
-        <w:pStyle w:val="Heading1"/>
-        <w:keepNext/>
-        <w:keepLines/>
-      </w:pPr>
-      <w:r>
-        <w:rPr>
-          <w:rFonts w:ascii="Arial" w:hAnsi="Arial" w:eastAsia="Arial"/>
-          <w:color w:val="000000"/>
-          <w:sz w:val="22"/>
-        </w:rPr>
-        <w:t>7. Criterios de aceptación</w:t>
+        <w:t>Watson Assistant se utiliza mediante Assistant builder de watsonx Orchestrate. La instancia del Grupo 10 está en Sídney y usa Trial gratuito de 30 días. La versión 1 está en Live; las ocho respuestas se verificaron con la API v2 real. No se adquirió un plan de pago.</w:t>
       </w:r>
     </w:p>
     <w:tbl>
@@ -2084,7 +201,7 @@
                 <w:color w:val="FFFFFF"/>
                 <w:sz w:val="22"/>
               </w:rPr>
-              <w:t>Criterio</w:t>
+              <w:t>Consulta</w:t>
             </w:r>
           </w:p>
         </w:tc>
@@ -2118,7 +235,7 @@
                 <w:color w:val="FFFFFF"/>
                 <w:sz w:val="22"/>
               </w:rPr>
-              <w:t>Evidencia</w:t>
+              <w:t>Ejemplos y propósito</w:t>
             </w:r>
           </w:p>
         </w:tc>
@@ -2129,7 +246,7 @@
         </w:trPr>
         <w:tc>
           <w:tcPr>
-            <w:tcW w:type="dxa" w:w="4320"/>
+            <w:tcW w:type="dxa" w:w="4535"/>
             <w:shd w:fill="FFFFFF"/>
             <w:tcBorders>
               <w:top w:val="single" w:sz="4" w:space="0" w:color="000000"/>
@@ -2154,13 +271,13 @@
                 <w:color w:val="000000"/>
                 <w:sz w:val="22"/>
               </w:rPr>
-              <w:t>El intent stock_bajo reconoce variaciones de la pregunta.</w:t>
+              <w:t>Cómo registro una venta</w:t>
             </w:r>
           </w:p>
         </w:tc>
         <w:tc>
           <w:tcPr>
-            <w:tcW w:type="dxa" w:w="4320"/>
+            <w:tcW w:type="dxa" w:w="4535"/>
             <w:shd w:fill="FFFFFF"/>
             <w:tcBorders>
               <w:top w:val="single" w:sz="4" w:space="0" w:color="000000"/>
@@ -2185,7 +302,7 @@
                 <w:color w:val="000000"/>
                 <w:sz w:val="22"/>
               </w:rPr>
-              <w:t>Pruebas conversacionales documentadas.</w:t>
+              <w:t>Registrar una venta</w:t>
             </w:r>
           </w:p>
         </w:tc>
@@ -2196,7 +313,7 @@
         </w:trPr>
         <w:tc>
           <w:tcPr>
-            <w:tcW w:type="dxa" w:w="4320"/>
+            <w:tcW w:type="dxa" w:w="4535"/>
             <w:shd w:fill="FFFFFF"/>
             <w:tcBorders>
               <w:top w:val="single" w:sz="4" w:space="0" w:color="000000"/>
@@ -2221,13 +338,13 @@
                 <w:color w:val="000000"/>
                 <w:sz w:val="22"/>
               </w:rPr>
-              <w:t>La respuesta coincide con el inventario autorizado.</w:t>
+              <w:t>Cómo agrego un producto</w:t>
             </w:r>
           </w:p>
         </w:tc>
         <w:tc>
           <w:tcPr>
-            <w:tcW w:type="dxa" w:w="4320"/>
+            <w:tcW w:type="dxa" w:w="4535"/>
             <w:shd w:fill="FFFFFF"/>
             <w:tcBorders>
               <w:top w:val="single" w:sz="4" w:space="0" w:color="000000"/>
@@ -2252,7 +369,7 @@
                 <w:color w:val="000000"/>
                 <w:sz w:val="22"/>
               </w:rPr>
-              <w:t>Comparación con /api/inventory/low-stock.</w:t>
+              <w:t>Crear un producto</w:t>
             </w:r>
           </w:p>
         </w:tc>
@@ -2263,7 +380,7 @@
         </w:trPr>
         <w:tc>
           <w:tcPr>
-            <w:tcW w:type="dxa" w:w="4320"/>
+            <w:tcW w:type="dxa" w:w="4535"/>
             <w:shd w:fill="FFFFFF"/>
             <w:tcBorders>
               <w:top w:val="single" w:sz="4" w:space="0" w:color="000000"/>
@@ -2288,13 +405,13 @@
                 <w:color w:val="000000"/>
                 <w:sz w:val="22"/>
               </w:rPr>
-              <w:t>No se exponen credenciales.</w:t>
+              <w:t>Cómo ajusto el stock</w:t>
             </w:r>
           </w:p>
         </w:tc>
         <w:tc>
           <w:tcPr>
-            <w:tcW w:type="dxa" w:w="4320"/>
+            <w:tcW w:type="dxa" w:w="4535"/>
             <w:shd w:fill="FFFFFF"/>
             <w:tcBorders>
               <w:top w:val="single" w:sz="4" w:space="0" w:color="000000"/>
@@ -2319,7 +436,7 @@
                 <w:color w:val="000000"/>
                 <w:sz w:val="22"/>
               </w:rPr>
-              <w:t>Revisión de variables y repositorio.</w:t>
+              <w:t>Registrar una entrada de inventario</w:t>
             </w:r>
           </w:p>
         </w:tc>
@@ -2330,7 +447,7 @@
         </w:trPr>
         <w:tc>
           <w:tcPr>
-            <w:tcW w:type="dxa" w:w="4320"/>
+            <w:tcW w:type="dxa" w:w="4535"/>
             <w:shd w:fill="FFFFFF"/>
             <w:tcBorders>
               <w:top w:val="single" w:sz="4" w:space="0" w:color="000000"/>
@@ -2355,13 +472,13 @@
                 <w:color w:val="000000"/>
                 <w:sz w:val="22"/>
               </w:rPr>
-              <w:t>El asistente funciona sin romper la venta.</w:t>
+              <w:t>Cómo anulo una venta</w:t>
             </w:r>
           </w:p>
         </w:tc>
         <w:tc>
           <w:tcPr>
-            <w:tcW w:type="dxa" w:w="4320"/>
+            <w:tcW w:type="dxa" w:w="4535"/>
             <w:shd w:fill="FFFFFF"/>
             <w:tcBorders>
               <w:top w:val="single" w:sz="4" w:space="0" w:color="000000"/>
@@ -2386,7 +503,275 @@
                 <w:color w:val="000000"/>
                 <w:sz w:val="22"/>
               </w:rPr>
-              <w:t>Prueba de regresión IT-02.</w:t>
+              <w:t>Cancelar una venta registrada</w:t>
+            </w:r>
+          </w:p>
+        </w:tc>
+      </w:tr>
+      <w:tr>
+        <w:trPr>
+          <w:cantSplit/>
+        </w:trPr>
+        <w:tc>
+          <w:tcPr>
+            <w:tcW w:type="dxa" w:w="4535"/>
+            <w:shd w:fill="FFFFFF"/>
+            <w:tcBorders>
+              <w:top w:val="single" w:sz="4" w:space="0" w:color="000000"/>
+              <w:left w:val="single" w:sz="4" w:space="0" w:color="000000"/>
+              <w:bottom w:val="single" w:sz="4" w:space="0" w:color="000000"/>
+              <w:right w:val="single" w:sz="4" w:space="0" w:color="000000"/>
+              <w:insideH w:val="single" w:sz="4" w:space="0" w:color="000000"/>
+              <w:insideV w:val="single" w:sz="4" w:space="0" w:color="000000"/>
+            </w:tcBorders>
+            <w:tcMar>
+              <w:top w:w="80" w:type="dxa"/>
+              <w:start w:w="100" w:type="dxa"/>
+              <w:bottom w:w="80" w:type="dxa"/>
+              <w:end w:w="100" w:type="dxa"/>
+            </w:tcMar>
+            <w:vAlign w:val="center"/>
+          </w:tcPr>
+          <w:p>
+            <w:r>
+              <w:rPr>
+                <w:rFonts w:ascii="Arial" w:hAnsi="Arial" w:eastAsia="Arial"/>
+                <w:color w:val="000000"/>
+                <w:sz w:val="22"/>
+              </w:rPr>
+              <w:t>Cómo consulto los reportes</w:t>
+            </w:r>
+          </w:p>
+        </w:tc>
+        <w:tc>
+          <w:tcPr>
+            <w:tcW w:type="dxa" w:w="4535"/>
+            <w:shd w:fill="FFFFFF"/>
+            <w:tcBorders>
+              <w:top w:val="single" w:sz="4" w:space="0" w:color="000000"/>
+              <w:left w:val="single" w:sz="4" w:space="0" w:color="000000"/>
+              <w:bottom w:val="single" w:sz="4" w:space="0" w:color="000000"/>
+              <w:right w:val="single" w:sz="4" w:space="0" w:color="000000"/>
+              <w:insideH w:val="single" w:sz="4" w:space="0" w:color="000000"/>
+              <w:insideV w:val="single" w:sz="4" w:space="0" w:color="000000"/>
+            </w:tcBorders>
+            <w:tcMar>
+              <w:top w:w="80" w:type="dxa"/>
+              <w:start w:w="100" w:type="dxa"/>
+              <w:bottom w:w="80" w:type="dxa"/>
+              <w:end w:w="100" w:type="dxa"/>
+            </w:tcMar>
+            <w:vAlign w:val="center"/>
+          </w:tcPr>
+          <w:p>
+            <w:r>
+              <w:rPr>
+                <w:rFonts w:ascii="Arial" w:hAnsi="Arial" w:eastAsia="Arial"/>
+                <w:color w:val="000000"/>
+                <w:sz w:val="22"/>
+              </w:rPr>
+              <w:t>Ver las ventas de un periodo</w:t>
+            </w:r>
+          </w:p>
+        </w:tc>
+      </w:tr>
+      <w:tr>
+        <w:trPr>
+          <w:cantSplit/>
+        </w:trPr>
+        <w:tc>
+          <w:tcPr>
+            <w:tcW w:type="dxa" w:w="4535"/>
+            <w:shd w:fill="FFFFFF"/>
+            <w:tcBorders>
+              <w:top w:val="single" w:sz="4" w:space="0" w:color="000000"/>
+              <w:left w:val="single" w:sz="4" w:space="0" w:color="000000"/>
+              <w:bottom w:val="single" w:sz="4" w:space="0" w:color="000000"/>
+              <w:right w:val="single" w:sz="4" w:space="0" w:color="000000"/>
+              <w:insideH w:val="single" w:sz="4" w:space="0" w:color="000000"/>
+              <w:insideV w:val="single" w:sz="4" w:space="0" w:color="000000"/>
+            </w:tcBorders>
+            <w:tcMar>
+              <w:top w:w="80" w:type="dxa"/>
+              <w:start w:w="100" w:type="dxa"/>
+              <w:bottom w:w="80" w:type="dxa"/>
+              <w:end w:w="100" w:type="dxa"/>
+            </w:tcMar>
+            <w:vAlign w:val="center"/>
+          </w:tcPr>
+          <w:p>
+            <w:r>
+              <w:rPr>
+                <w:rFonts w:ascii="Arial" w:hAnsi="Arial" w:eastAsia="Arial"/>
+                <w:color w:val="000000"/>
+                <w:sz w:val="22"/>
+              </w:rPr>
+              <w:t>Cómo creo un respaldo</w:t>
+            </w:r>
+          </w:p>
+        </w:tc>
+        <w:tc>
+          <w:tcPr>
+            <w:tcW w:type="dxa" w:w="4535"/>
+            <w:shd w:fill="FFFFFF"/>
+            <w:tcBorders>
+              <w:top w:val="single" w:sz="4" w:space="0" w:color="000000"/>
+              <w:left w:val="single" w:sz="4" w:space="0" w:color="000000"/>
+              <w:bottom w:val="single" w:sz="4" w:space="0" w:color="000000"/>
+              <w:right w:val="single" w:sz="4" w:space="0" w:color="000000"/>
+              <w:insideH w:val="single" w:sz="4" w:space="0" w:color="000000"/>
+              <w:insideV w:val="single" w:sz="4" w:space="0" w:color="000000"/>
+            </w:tcBorders>
+            <w:tcMar>
+              <w:top w:w="80" w:type="dxa"/>
+              <w:start w:w="100" w:type="dxa"/>
+              <w:bottom w:w="80" w:type="dxa"/>
+              <w:end w:w="100" w:type="dxa"/>
+            </w:tcMar>
+            <w:vAlign w:val="center"/>
+          </w:tcPr>
+          <w:p>
+            <w:r>
+              <w:rPr>
+                <w:rFonts w:ascii="Arial" w:hAnsi="Arial" w:eastAsia="Arial"/>
+                <w:color w:val="000000"/>
+                <w:sz w:val="22"/>
+              </w:rPr>
+              <w:t>Descargar la copia de seguridad</w:t>
+            </w:r>
+          </w:p>
+        </w:tc>
+      </w:tr>
+      <w:tr>
+        <w:trPr>
+          <w:cantSplit/>
+        </w:trPr>
+        <w:tc>
+          <w:tcPr>
+            <w:tcW w:type="dxa" w:w="4535"/>
+            <w:shd w:fill="FFFFFF"/>
+            <w:tcBorders>
+              <w:top w:val="single" w:sz="4" w:space="0" w:color="000000"/>
+              <w:left w:val="single" w:sz="4" w:space="0" w:color="000000"/>
+              <w:bottom w:val="single" w:sz="4" w:space="0" w:color="000000"/>
+              <w:right w:val="single" w:sz="4" w:space="0" w:color="000000"/>
+              <w:insideH w:val="single" w:sz="4" w:space="0" w:color="000000"/>
+              <w:insideV w:val="single" w:sz="4" w:space="0" w:color="000000"/>
+            </w:tcBorders>
+            <w:tcMar>
+              <w:top w:w="80" w:type="dxa"/>
+              <w:start w:w="100" w:type="dxa"/>
+              <w:bottom w:w="80" w:type="dxa"/>
+              <w:end w:w="100" w:type="dxa"/>
+            </w:tcMar>
+            <w:vAlign w:val="center"/>
+          </w:tcPr>
+          <w:p>
+            <w:r>
+              <w:rPr>
+                <w:rFonts w:ascii="Arial" w:hAnsi="Arial" w:eastAsia="Arial"/>
+                <w:color w:val="000000"/>
+                <w:sz w:val="22"/>
+              </w:rPr>
+              <w:t>Qué permisos tiene el cajero</w:t>
+            </w:r>
+          </w:p>
+        </w:tc>
+        <w:tc>
+          <w:tcPr>
+            <w:tcW w:type="dxa" w:w="4535"/>
+            <w:shd w:fill="FFFFFF"/>
+            <w:tcBorders>
+              <w:top w:val="single" w:sz="4" w:space="0" w:color="000000"/>
+              <w:left w:val="single" w:sz="4" w:space="0" w:color="000000"/>
+              <w:bottom w:val="single" w:sz="4" w:space="0" w:color="000000"/>
+              <w:right w:val="single" w:sz="4" w:space="0" w:color="000000"/>
+              <w:insideH w:val="single" w:sz="4" w:space="0" w:color="000000"/>
+              <w:insideV w:val="single" w:sz="4" w:space="0" w:color="000000"/>
+            </w:tcBorders>
+            <w:tcMar>
+              <w:top w:w="80" w:type="dxa"/>
+              <w:start w:w="100" w:type="dxa"/>
+              <w:bottom w:w="80" w:type="dxa"/>
+              <w:end w:w="100" w:type="dxa"/>
+            </w:tcMar>
+            <w:vAlign w:val="center"/>
+          </w:tcPr>
+          <w:p>
+            <w:r>
+              <w:rPr>
+                <w:rFonts w:ascii="Arial" w:hAnsi="Arial" w:eastAsia="Arial"/>
+                <w:color w:val="000000"/>
+                <w:sz w:val="22"/>
+              </w:rPr>
+              <w:t>Diferencia entre administrador y cajero</w:t>
+            </w:r>
+          </w:p>
+        </w:tc>
+      </w:tr>
+      <w:tr>
+        <w:trPr>
+          <w:cantSplit/>
+        </w:trPr>
+        <w:tc>
+          <w:tcPr>
+            <w:tcW w:type="dxa" w:w="4535"/>
+            <w:shd w:fill="FFFFFF"/>
+            <w:tcBorders>
+              <w:top w:val="single" w:sz="4" w:space="0" w:color="000000"/>
+              <w:left w:val="single" w:sz="4" w:space="0" w:color="000000"/>
+              <w:bottom w:val="single" w:sz="4" w:space="0" w:color="000000"/>
+              <w:right w:val="single" w:sz="4" w:space="0" w:color="000000"/>
+              <w:insideH w:val="single" w:sz="4" w:space="0" w:color="000000"/>
+              <w:insideV w:val="single" w:sz="4" w:space="0" w:color="000000"/>
+            </w:tcBorders>
+            <w:tcMar>
+              <w:top w:w="80" w:type="dxa"/>
+              <w:start w:w="100" w:type="dxa"/>
+              <w:bottom w:w="80" w:type="dxa"/>
+              <w:end w:w="100" w:type="dxa"/>
+            </w:tcMar>
+            <w:vAlign w:val="center"/>
+          </w:tcPr>
+          <w:p>
+            <w:r>
+              <w:rPr>
+                <w:rFonts w:ascii="Arial" w:hAnsi="Arial" w:eastAsia="Arial"/>
+                <w:color w:val="000000"/>
+                <w:sz w:val="22"/>
+              </w:rPr>
+              <w:t>Qué hago si olvidé mi contraseña</w:t>
+            </w:r>
+          </w:p>
+        </w:tc>
+        <w:tc>
+          <w:tcPr>
+            <w:tcW w:type="dxa" w:w="4535"/>
+            <w:shd w:fill="FFFFFF"/>
+            <w:tcBorders>
+              <w:top w:val="single" w:sz="4" w:space="0" w:color="000000"/>
+              <w:left w:val="single" w:sz="4" w:space="0" w:color="000000"/>
+              <w:bottom w:val="single" w:sz="4" w:space="0" w:color="000000"/>
+              <w:right w:val="single" w:sz="4" w:space="0" w:color="000000"/>
+              <w:insideH w:val="single" w:sz="4" w:space="0" w:color="000000"/>
+              <w:insideV w:val="single" w:sz="4" w:space="0" w:color="000000"/>
+            </w:tcBorders>
+            <w:tcMar>
+              <w:top w:w="80" w:type="dxa"/>
+              <w:start w:w="100" w:type="dxa"/>
+              <w:bottom w:w="80" w:type="dxa"/>
+              <w:end w:w="100" w:type="dxa"/>
+            </w:tcMar>
+            <w:vAlign w:val="center"/>
+          </w:tcPr>
+          <w:p>
+            <w:r>
+              <w:rPr>
+                <w:rFonts w:ascii="Arial" w:hAnsi="Arial" w:eastAsia="Arial"/>
+                <w:color w:val="000000"/>
+                <w:sz w:val="22"/>
+              </w:rPr>
+              <w:t>Recuperar la contraseña de mi cuenta</w:t>
             </w:r>
           </w:p>
         </w:tc>
@@ -2405,7 +790,72 @@
           <w:color w:val="000000"/>
           <w:sz w:val="22"/>
         </w:rPr>
-        <w:t>8. Estado actual</w:t>
+        <w:t>Flujo y configuración</w:t>
+      </w:r>
+    </w:p>
+    <w:p>
+      <w:pPr>
+        <w:ind w:left="369" w:hanging="369"/>
+      </w:pPr>
+      <w:r>
+        <w:rPr>
+          <w:rFonts w:ascii="Arial" w:hAnsi="Arial" w:eastAsia="Arial"/>
+          <w:color w:val="000000"/>
+          <w:sz w:val="22"/>
+        </w:rPr>
+        <w:t>1. La interfaz ofrece IBM solo cuando GET /api/assistant/status indica configured true.</w:t>
+      </w:r>
+    </w:p>
+    <w:p>
+      <w:pPr>
+        <w:ind w:left="369" w:hanging="369"/>
+      </w:pPr>
+      <w:r>
+        <w:rPr>
+          <w:rFonts w:ascii="Arial" w:hAnsi="Arial" w:eastAsia="Arial"/>
+          <w:color w:val="000000"/>
+          <w:sz w:val="22"/>
+        </w:rPr>
+        <w:t>2. El usuario elige IBM y envía una consulta de hasta 500 caracteres.</w:t>
+      </w:r>
+    </w:p>
+    <w:p>
+      <w:pPr>
+        <w:ind w:left="369" w:hanging="369"/>
+      </w:pPr>
+      <w:r>
+        <w:rPr>
+          <w:rFonts w:ascii="Arial" w:hAnsi="Arial" w:eastAsia="Arial"/>
+          <w:color w:val="000000"/>
+          <w:sz w:val="22"/>
+        </w:rPr>
+        <w:t>3. La API valida la sesión Supabase y el rol Staff, limita la cuota y usa IAM para obtener un token IBM temporal.</w:t>
+      </w:r>
+    </w:p>
+    <w:p>
+      <w:pPr>
+        <w:ind w:left="369" w:hanging="369"/>
+      </w:pPr>
+      <w:r>
+        <w:rPr>
+          <w:rFonts w:ascii="Arial" w:hAnsi="Arial" w:eastAsia="Arial"/>
+          <w:color w:val="000000"/>
+          <w:sz w:val="22"/>
+        </w:rPr>
+        <w:t>4. El servidor llama al asistente y al entorno Live configurados; la clave nunca se envía al navegador.</w:t>
+      </w:r>
+    </w:p>
+    <w:p>
+      <w:pPr>
+        <w:ind w:left="369" w:hanging="369"/>
+      </w:pPr>
+      <w:r>
+        <w:rPr>
+          <w:rFonts w:ascii="Arial" w:hAnsi="Arial" w:eastAsia="Arial"/>
+          <w:color w:val="000000"/>
+          <w:sz w:val="22"/>
+        </w:rPr>
+        <w:t>5. La respuesta orienta sobre el uso del sistema; no ejecuta operaciones ni recibe el catálogo o las ventas.</w:t>
       </w:r>
     </w:p>
     <w:p>
@@ -2415,7 +865,67 @@
           <w:color w:val="000000"/>
           <w:sz w:val="22"/>
         </w:rPr>
-        <w:t>Estado: especificación preparada; integración productiva pendiente de credenciales, configuración de Watson, backend y validación institucional. La aplicación conserva una respuesta offline para que la demostración del proyecto sea autónoma.</w:t>
+        <w:t>User Secrets: Watson:Enabled, Watson:ServiceUrl, Watson:AssistantId, Watson:EnvironmentId y Watson:ApiKey. En Render se usan los mismos nombres con __. Obtenga la URL específica en Assistant settings, Assistant IDs and API details; no la confunda con la URL general de Orchestrate.</w:t>
+      </w:r>
+    </w:p>
+    <w:p>
+      <w:pPr>
+        <w:pStyle w:val="Heading1"/>
+        <w:keepNext/>
+        <w:keepLines/>
+      </w:pPr>
+      <w:r>
+        <w:rPr>
+          <w:rFonts w:ascii="Arial" w:hAnsi="Arial" w:eastAsia="Arial"/>
+          <w:color w:val="000000"/>
+          <w:sz w:val="22"/>
+        </w:rPr>
+        <w:t>Contenido y reproducción</w:t>
+      </w:r>
+    </w:p>
+    <w:p>
+      <w:r>
+        <w:rPr>
+          <w:rFonts w:ascii="Arial" w:hAnsi="Arial" w:eastAsia="Arial"/>
+          <w:color w:val="000000"/>
+          <w:sz w:val="22"/>
+        </w:rPr>
+        <w:t>integration/watson/bodega_norte_acciones.json conserva el workspace de acciones sin credenciales. preguntas_frecuentes.json contiene ocho preguntas, respuestas y 32 ejemplos. El endpoint oficial Update skill permite importar el workspace a la habilidad de acciones; cree una versión y publíquela en Live después de entrenarla y comprobarla.</w:t>
+      </w:r>
+    </w:p>
+    <w:p>
+      <w:pPr>
+        <w:pStyle w:val="Heading1"/>
+        <w:keepNext/>
+        <w:keepLines/>
+      </w:pPr>
+      <w:r>
+        <w:rPr>
+          <w:rFonts w:ascii="Arial" w:hAnsi="Arial" w:eastAsia="Arial"/>
+          <w:color w:val="000000"/>
+          <w:sz w:val="22"/>
+        </w:rPr>
+        <w:t>Validación y continuidad</w:t>
+      </w:r>
+    </w:p>
+    <w:p>
+      <w:r>
+        <w:rPr>
+          <w:rFonts w:ascii="Arial" w:hAnsi="Arial" w:eastAsia="Arial"/>
+          <w:color w:val="000000"/>
+          <w:sz w:val="22"/>
+        </w:rPr>
+        <w:t>La herramienta assistant de BodegaNorte.Tools ejecutó las ocho consultas y recibió sus respuestas esperadas. Los casos IBM del verificador aislado comprueban el contrato, configuración y cuota con un fixture; no se presentan como conexión real. El Trial vence tras 30 días. IBM requiere contratar otro plan para continuar; el proyecto mantiene ayuda local y no cambia automáticamente el plan.</w:t>
+      </w:r>
+    </w:p>
+    <w:p>
+      <w:r>
+        <w:rPr>
+          <w:rFonts w:ascii="Arial" w:hAnsi="Arial" w:eastAsia="Arial"/>
+          <w:color w:val="000000"/>
+          <w:sz w:val="22"/>
+        </w:rPr>
+        <w:t>Fuente: IBM Assistant v2 API, https://cloud.ibm.com/apidocs/assistant-v2; Trial, https://www.ibm.com/docs/en/watsonx/watson-orchestrate/base?topic=orchestrate-accessing-watsonx-trial-version.</w:t>
       </w:r>
     </w:p>
     <w:sectPr>
